--- a/STRIVE_Capstone_Utility_Owned_Battery_Fleet_Proposal.docx
+++ b/STRIVE_Capstone_Utility_Owned_Battery_Fleet_Proposal.docx
@@ -14,7 +14,9 @@
         </w:rPr>
         <w:t>STRIVE Capstone — Group 1</w:t>
         <w:br/>
-        <w:t>Proposed Direction: Utility-Owned Distributed Battery Fleet</w:t>
+        <w:t>Recommended Direction: Utility-Owned Battery + Solar Fleet</w:t>
+        <w:br/>
+        <w:t>Administered by APTIM</w:t>
       </w:r>
     </w:p>
     <w:p>
@@ -26,7 +28,7 @@
           <w:i/>
           <w:sz w:val="20"/>
         </w:rPr>
-        <w:t>Team Briefing for Thursday Meeting | Prepared by Christian (Utilities Research)</w:t>
+        <w:t>Team Briefing v2 — Updated with Competitive Analysis | Prepared by Christian (Utilities Research)</w:t>
         <w:br/>
         <w:t>Internal working document — Group 1 discussion only</w:t>
       </w:r>
@@ -52,16 +54,16 @@
           <w:b w:val="0"/>
           <w:i w:val="0"/>
         </w:rPr>
-        <w:t>Samantha's feedback changed our direction: leadership wants a SPECIFIC program with real numbers for one region — not a broad toolkit. She specifically pointed at ideas like batteries + solar as the level of specificity they want, and asked us to answer: why would the client say yes, why is it financially beneficial, and how would it scale.</w:t>
+        <w:t>Samantha's feedback: leadership wants a SPECIFIC program with real numbers for one region — not a broad toolkit. She pointed at batteries + solar as the level of specificity they want, and asked us to answer: why would the client say yes, why is it financially beneficial, and how does it scale.</w:t>
       </w:r>
     </w:p>
     <w:p>
       <w:r>
         <w:rPr>
-          <w:b w:val="0"/>
+          <w:b/>
           <w:i w:val="0"/>
         </w:rPr>
-        <w:t>This document proposes a specific anchor program that keeps our toolkit work as the delivery framework, answers the funding uncertainty prompt at its root, and fixes the fatal flaw that made us drop batteries + solar the first time.</w:t>
+        <w:t>Since the last version of this document, we completed a full competitive analysis of the utility-owned battery fleet concept. The result strengthens the case decisively: the service seat we propose to fill is empty across the entire market, and APTIM is already adjacent to the first major program of this kind. This is now our recommended anchor pitch.</w:t>
       </w:r>
     </w:p>
     <w:p>
@@ -75,7 +77,7 @@
           <w:color w:val="1B2A5E"/>
           <w:sz w:val="32"/>
         </w:rPr>
-        <w:t>2. The Flaw We Had to Solve First</w:t>
+        <w:t>2. The Flaw We Solved First</w:t>
       </w:r>
     </w:p>
     <w:p>
@@ -92,7 +94,7 @@
         <w:pStyle w:val="ListBullet"/>
       </w:pPr>
       <w:r>
-        <w:t>Customers will not take on the upfront cost — even middle-income households will not voluntarily spend thousands on energy resilience. There is not enough consumer urgency around resilience to push that agenda.</w:t>
+        <w:t>Customers will not take on the upfront cost — there is not enough consumer urgency around energy resilience to push that agenda, even for households that could afford it.</w:t>
       </w:r>
     </w:p>
     <w:p>
@@ -100,7 +102,7 @@
         <w:pStyle w:val="ListBullet"/>
       </w:pPr>
       <w:r>
-        <w:t>Monthly-payment models (e.g., Green Mountain Power's $55/month battery lease) do not work for income-qualified households — a family struggling with bills will not add a $55 line item.</w:t>
+        <w:t>Monthly-payment models (Green Mountain Power's $55/month lease) do not work for income-qualified households.</w:t>
       </w:r>
     </w:p>
     <w:p>
@@ -108,7 +110,7 @@
         <w:pStyle w:val="ListBullet"/>
       </w:pPr>
       <w:r>
-        <w:t>Incentive-covered models just re-import the original problem: if the program only works when federal rebates cover the hardware, then the program dies when federal funding dies. That IS the funding uncertainty problem — not a solution to it.</w:t>
+        <w:t>Incentive-covered models re-import the original problem: if the program only works when federal rebates cover the hardware, the program dies when federal funding dies.</w:t>
       </w:r>
     </w:p>
     <w:p>
@@ -117,7 +119,7 @@
           <w:b/>
           <w:i w:val="0"/>
         </w:rPr>
-        <w:t>Conclusion: any model that depends on convincing a household to spend money is dead on arrival. The fix is to remove the customer from the buying decision entirely.</w:t>
+        <w:t>The fix: remove the customer from the buying decision entirely. The utility buys; the household only hosts.</w:t>
       </w:r>
     </w:p>
     <w:p>
@@ -131,7 +133,40 @@
           <w:color w:val="1B2A5E"/>
           <w:sz w:val="32"/>
         </w:rPr>
-        <w:t>3. The Proposal: Batteries as Utility-Owned Grid Infrastructure</w:t>
+        <w:t>3. The Program</w:t>
+      </w:r>
+    </w:p>
+    <w:p>
+      <w:r>
+        <w:rPr>
+          <w:b/>
+          <w:i w:val="0"/>
+        </w:rPr>
+        <w:t>The utility finances and owns residential battery + solar systems (in practice, Tesla Powerwalls or equivalent paired with rooftop solar where viable), deployed as rate-based grid infrastructure — the same way it finances poles, wires, and substations.</w:t>
+      </w:r>
+    </w:p>
+    <w:p>
+      <w:pPr>
+        <w:pStyle w:val="ListBullet"/>
+      </w:pPr>
+      <w:r>
+        <w:t>The HOUSEHOLD hosts the equipment: $0 upfront, $0 monthly, free backup power, lower bills. Signs only a hosting agreement.</w:t>
+      </w:r>
+    </w:p>
+    <w:p>
+      <w:pPr>
+        <w:pStyle w:val="ListBullet"/>
+      </w:pPr>
+      <w:r>
+        <w:t>The UTILITY dispatches the fleet at peak, capturing avoided peak-capacity value (~$500–$1,500/kW) — cheaper than the peaker plant or wires upgrade it replaces, and it grows the rate base (how utilities earn returns).</w:t>
+      </w:r>
+    </w:p>
+    <w:p>
+      <w:pPr>
+        <w:pStyle w:val="ListBullet"/>
+      </w:pPr>
+      <w:r>
+        <w:t>APTIM sells no hardware. APTIM is the program administrator: site selection, household recruitment, hosting agreements, contractor network management, installation QA, fleet program reporting, regulatory compliance documentation.</w:t>
       </w:r>
     </w:p>
     <w:p>
@@ -140,7 +175,7 @@
           <w:b w:val="0"/>
           <w:i/>
         </w:rPr>
-        <w:t>Stop treating the battery as a consumer product. Treat it as utility equipment that happens to sit in a garage — like a distributed substation.</w:t>
+        <w:t>Division of labor in one line: Tesla makes the batteries. The utility owns them. Software partners (Tesla/EnergyHub) dispatch them. APTIM makes the program work on the ground.</w:t>
       </w:r>
     </w:p>
     <w:p>
@@ -154,7 +189,7 @@
           <w:color w:val="E87B22"/>
           <w:sz w:val="26"/>
         </w:rPr>
-        <w:t>How It Works</w:t>
+        <w:t>Why This Answers the Prompt</w:t>
       </w:r>
     </w:p>
     <w:p>
@@ -162,7 +197,7 @@
         <w:pStyle w:val="ListBullet"/>
       </w:pPr>
       <w:r>
-        <w:t>The UTILITY finances and owns the batteries and rate-bases them as grid infrastructure, exactly as it does poles, wires, and substations.</w:t>
+        <w:t>Ratepayer-financed infrastructure does not depend on federal grants at all. Evidence: fee/rate-funded programs survive (Colorado VXC raised rebates in Nov 2025 as federal credits died); appropriation-funded programs get cut (New Jersey raided $190M from its own Clean Energy Fund).</w:t>
       </w:r>
     </w:p>
     <w:p>
@@ -170,7 +205,7 @@
         <w:pStyle w:val="ListBullet"/>
       </w:pPr>
       <w:r>
-        <w:t>The HOUSEHOLD only hosts the battery: signs a hosting agreement, pays $0 upfront and $0 monthly, and receives free backup power (plus bill savings where paired with solar).</w:t>
+        <w:t>Uses existing APTIM capabilities — program administration, contractor networks, customer engagement, compliance reporting. No new technology invention.</w:t>
       </w:r>
     </w:p>
     <w:p>
@@ -178,7 +213,7 @@
         <w:pStyle w:val="ListBullet"/>
       </w:pPr>
       <w:r>
-        <w:t>The UTILITY dispatches the battery fleet at peak demand, capturing avoided peak capacity value of roughly $500–$1,500 per kW — the batteries are cheaper than the peaker plant or wires upgrade they replace.</w:t>
+        <w:t>Specific, regional, numbers-driven — exactly what leadership asked for.</w:t>
       </w:r>
     </w:p>
     <w:p>
@@ -186,7 +221,7 @@
         <w:pStyle w:val="ListBullet"/>
       </w:pPr>
       <w:r>
-        <w:t>APTIM administers everything: site selection and fleet planning, customer recruitment and hosting agreements, contractor network management, installation QA, program reporting, and regulatory compliance documentation.</w:t>
+        <w:t>The 'foot in the door': APTIM becomes the utility's standing partner for distributed infrastructure.</w:t>
       </w:r>
     </w:p>
     <w:p>
@@ -200,53 +235,7 @@
           <w:color w:val="E87B22"/>
           <w:sz w:val="26"/>
         </w:rPr>
-        <w:t>Why This Answers the Prompt Better Than Anything Else We Have</w:t>
-      </w:r>
-    </w:p>
-    <w:p>
-      <w:pPr>
-        <w:pStyle w:val="ListBullet"/>
-      </w:pPr>
-      <w:r>
-        <w:t>Ratepayer-financed infrastructure does not depend on federal grants AT ALL. Our research proves the pattern: fee/rate-funded programs survive (Colorado VXC raised its rebates in Nov 2025 while federal credits died); appropriation-funded programs get cut (New Jersey raided $190M from its own Clean Energy Fund).</w:t>
-      </w:r>
-    </w:p>
-    <w:p>
-      <w:pPr>
-        <w:pStyle w:val="ListBullet"/>
-      </w:pPr>
-      <w:r>
-        <w:t>It is specific — one program, one client type, one region, real numbers — exactly what Samantha said leadership wants.</w:t>
-      </w:r>
-    </w:p>
-    <w:p>
-      <w:pPr>
-        <w:pStyle w:val="ListBullet"/>
-      </w:pPr>
-      <w:r>
-        <w:t>It uses APTIM's existing capabilities: program administration, contractor networks, customer engagement, rebate/incentive management, compliance reporting. No new technology invention (prompt constraint met).</w:t>
-      </w:r>
-    </w:p>
-    <w:p>
-      <w:pPr>
-        <w:pStyle w:val="ListBullet"/>
-      </w:pPr>
-      <w:r>
-        <w:t>It is the 'foot in the door' leadership wants: APTIM becomes the utility's standing partner for distributed infrastructure, positioned for every future program.</w:t>
-      </w:r>
-    </w:p>
-    <w:p>
-      <w:pPr>
-        <w:pStyle w:val="Heading2"/>
-      </w:pPr>
-      <w:r>
-        <w:rPr>
-          <w:rFonts w:ascii="Arial" w:hAnsi="Arial"/>
-          <w:b/>
-          <w:color w:val="E87B22"/>
-          <w:sz w:val="26"/>
-        </w:rPr>
-        <w:t>Where the Toolkit Fits (Our Prior Work Is Not Wasted)</w:t>
+        <w:t>Where the Toolkit Fits</w:t>
       </w:r>
     </w:p>
     <w:p>
@@ -255,7 +244,7 @@
           <w:b w:val="0"/>
           <w:i w:val="0"/>
         </w:rPr>
-        <w:t>The Program Resilience Toolkit becomes the delivery framework for this program — adaptation/relaunch support, funding navigation, compliance/reporting, contractor continuity are the four modules APTIM uses to run the fleet program. The toolkit is HOW; the battery fleet is WHAT.</w:t>
+        <w:t>The Program Resilience Toolkit (our earlier work) is the delivery framework: adaptation/relaunch support, funding navigation, compliance/reporting, contractor continuity are HOW APTIM runs the fleet program. The battery fleet is WHAT we pitch.</w:t>
       </w:r>
     </w:p>
     <w:p>
@@ -269,144 +258,16 @@
           <w:color w:val="1B2A5E"/>
           <w:sz w:val="32"/>
         </w:rPr>
-        <w:t>4. Why the Client Says Yes</w:t>
-      </w:r>
-    </w:p>
-    <w:p>
-      <w:pPr>
-        <w:pStyle w:val="Heading2"/>
-      </w:pPr>
-      <w:r>
-        <w:rPr>
-          <w:rFonts w:ascii="Arial" w:hAnsi="Arial"/>
-          <w:b/>
-          <w:color w:val="E87B22"/>
-          <w:sz w:val="26"/>
-        </w:rPr>
-        <w:t>The Utility (primary client)</w:t>
-      </w:r>
-    </w:p>
-    <w:p>
-      <w:pPr>
-        <w:pStyle w:val="ListBullet"/>
-      </w:pPr>
-      <w:r>
-        <w:t>Grid demand is surging (data centers, EVs, electrification) — they need peak capacity from somewhere.</w:t>
-      </w:r>
-    </w:p>
-    <w:p>
-      <w:pPr>
-        <w:pStyle w:val="ListBullet"/>
-      </w:pPr>
-      <w:r>
-        <w:t>Distributed batteries are a 'non-wires alternative' — often cheaper than new peaker plants or transmission upgrades, and regulators increasingly favor them.</w:t>
-      </w:r>
-    </w:p>
-    <w:p>
-      <w:pPr>
-        <w:pStyle w:val="ListBullet"/>
-      </w:pPr>
-      <w:r>
-        <w:t>The utility EARNS its regulated return on the battery investment — this grows their rate base, which is how utilities make money.</w:t>
-      </w:r>
-    </w:p>
-    <w:p>
-      <w:pPr>
-        <w:pStyle w:val="ListBullet"/>
-      </w:pPr>
-      <w:r>
-        <w:t>Deploying in low-income neighborhoods satisfies equity mandates and earns regulatory goodwill for future rate cases.</w:t>
-      </w:r>
-    </w:p>
-    <w:p>
-      <w:pPr>
-        <w:pStyle w:val="ListBullet"/>
-      </w:pPr>
-      <w:r>
-        <w:t>APTIM removes the operational burden — utilities have no field capacity to recruit households, manage installers, or administer a fleet program.</w:t>
-      </w:r>
-    </w:p>
-    <w:p>
-      <w:pPr>
-        <w:pStyle w:val="Heading2"/>
-      </w:pPr>
-      <w:r>
-        <w:rPr>
-          <w:rFonts w:ascii="Arial" w:hAnsi="Arial"/>
-          <w:b/>
-          <w:color w:val="E87B22"/>
-          <w:sz w:val="26"/>
-        </w:rPr>
-        <w:t>The Household (host)</w:t>
-      </w:r>
-    </w:p>
-    <w:p>
-      <w:pPr>
-        <w:pStyle w:val="ListBullet"/>
-      </w:pPr>
-      <w:r>
-        <w:t>Pays nothing — ever. Receives free backup power during outages and lower bills where paired with solar.</w:t>
-      </w:r>
-    </w:p>
-    <w:p>
-      <w:pPr>
-        <w:pStyle w:val="ListBullet"/>
-      </w:pPr>
-      <w:r>
-        <w:t>No maintenance responsibility (see Section 6).</w:t>
-      </w:r>
-    </w:p>
-    <w:p>
-      <w:pPr>
-        <w:pStyle w:val="Heading2"/>
-      </w:pPr>
-      <w:r>
-        <w:rPr>
-          <w:rFonts w:ascii="Arial" w:hAnsi="Arial"/>
-          <w:b/>
-          <w:color w:val="E87B22"/>
-          <w:sz w:val="26"/>
-        </w:rPr>
-        <w:t>The Regulator (approval gatekeeper)</w:t>
-      </w:r>
-    </w:p>
-    <w:p>
-      <w:pPr>
-        <w:pStyle w:val="ListBullet"/>
-      </w:pPr>
-      <w:r>
-        <w:t>Cheaper than the alternative infrastructure (ratepayers save vs. a peaker plant).</w:t>
-      </w:r>
-    </w:p>
-    <w:p>
-      <w:pPr>
-        <w:pStyle w:val="ListBullet"/>
-      </w:pPr>
-      <w:r>
-        <w:t>Resilience delivered to vulnerable communities without a new tax or appropriation.</w:t>
-      </w:r>
-    </w:p>
-    <w:p>
-      <w:pPr>
-        <w:pStyle w:val="Heading1"/>
-      </w:pPr>
-      <w:r>
-        <w:rPr>
-          <w:rFonts w:ascii="Arial" w:hAnsi="Arial"/>
-          <w:b/>
-          <w:color w:val="1B2A5E"/>
-          <w:sz w:val="32"/>
-        </w:rPr>
-        <w:t>5. The Prioritization Framework: Where This Scales</w:t>
+        <w:t>4. The Competitive Case: The Seat Is Empty</w:t>
       </w:r>
     </w:p>
     <w:p>
       <w:r>
         <w:rPr>
           <w:b w:val="0"/>
-          <w:i w:val="0"/>
+          <w:i/>
         </w:rPr>
-        <w:t>Alex Scott's guidance: target places where clean energy laws create mandates and check whether they are funded. The gap between mandated and funded is APTIM's market. Our research filled in the map:</w:t>
+        <w:t>Full competitive analysis completed July 2026 (separate document). Summary:</w:t>
       </w:r>
     </w:p>
     <w:tbl>
@@ -431,7 +292,7 @@
               <w:rPr>
                 <w:b/>
               </w:rPr>
-              <w:t>State/City</w:t>
+              <w:t>Player Type</w:t>
             </w:r>
           </w:p>
         </w:tc>
@@ -445,7 +306,7 @@
               <w:rPr>
                 <w:b/>
               </w:rPr>
-              <w:t>Mandate</w:t>
+              <w:t>Examples</w:t>
             </w:r>
           </w:p>
         </w:tc>
@@ -459,7 +320,7 @@
               <w:rPr>
                 <w:b/>
               </w:rPr>
-              <w:t>Funding Reality</w:t>
+              <w:t>Where They Stop</w:t>
             </w:r>
           </w:p>
         </w:tc>
@@ -471,7 +332,7 @@
           </w:tcPr>
           <w:p>
             <w:r>
-              <w:t>NYC — Local Law 97</w:t>
+              <w:t>DSM program administrators</w:t>
             </w:r>
           </w:p>
         </w:tc>
@@ -481,7 +342,7 @@
           </w:tcPr>
           <w:p>
             <w:r>
-              <w:t>Emissions caps; $268/ton fines began 2025; ~1,400 buildings already in enforcement</w:t>
+              <w:t>CLEAResult, ICF, Franklin Energy</w:t>
             </w:r>
           </w:p>
         </w:tc>
@@ -491,7 +352,7 @@
           </w:tcPr>
           <w:p>
             <w:r>
-              <w:t>Essentially unfunded — owners are choosing fines over retrofits</w:t>
+              <w:t>Customer-owned (BYOD) device programs only — none administer utility-owned assets</w:t>
             </w:r>
           </w:p>
         </w:tc>
@@ -503,7 +364,7 @@
           </w:tcPr>
           <w:p>
             <w:r>
-              <w:t>Washington — CBPS</w:t>
+              <w:t>Engineering / EPC firms</w:t>
             </w:r>
           </w:p>
         </w:tc>
@@ -513,7 +374,7 @@
           </w:tcPr>
           <w:p>
             <w:r>
-              <w:t>$1.00/sq ft/yr penalties phasing in from June 2026</w:t>
+              <w:t>Stantec, Willdan, Black &amp; Veatch</w:t>
             </w:r>
           </w:p>
         </w:tc>
@@ -523,7 +384,7 @@
           </w:tcPr>
           <w:p>
             <w:r>
-              <w:t>Partially funded: $75M + $150M early-adopter pots sit largely UNTAPPED — an administration opportunity itself</w:t>
+              <w:t>Grid-scale construction; no residential fleet operations</w:t>
             </w:r>
           </w:p>
         </w:tc>
@@ -535,7 +396,7 @@
           </w:tcPr>
           <w:p>
             <w:r>
-              <w:t>Maryland — BEPS</w:t>
+              <w:t>VPP software &amp; aggregators</w:t>
             </w:r>
           </w:p>
         </w:tc>
@@ -545,7 +406,7 @@
           </w:tcPr>
           <w:p>
             <w:r>
-              <w:t>Net-zero building emissions by 2040; survived court challenge April 2026</w:t>
+              <w:t>Tesla, EnergyHub, Uplight, Sunrun</w:t>
             </w:r>
           </w:p>
         </w:tc>
@@ -555,7 +416,7 @@
           </w:tcPr>
           <w:p>
             <w:r>
-              <w:t>No dedicated compliance fund</w:t>
+              <w:t>Software, dispatch, self-serve enrollment; no field operations</w:t>
             </w:r>
           </w:p>
         </w:tc>
@@ -567,7 +428,7 @@
           </w:tcPr>
           <w:p>
             <w:r>
-              <w:t>New Jersey</w:t>
+              <w:t>The one that tried</w:t>
             </w:r>
           </w:p>
         </w:tc>
@@ -577,7 +438,7 @@
           </w:tcPr>
           <w:p>
             <w:r>
-              <w:t>100% clean energy by 2035</w:t>
+              <w:t>Swell Energy</w:t>
             </w:r>
           </w:p>
         </w:tc>
@@ -587,71 +448,7 @@
           </w:tcPr>
           <w:p>
             <w:r>
-              <w:t>State raided $190M from its own Clean Energy Fund in FY2026 — 17th straight year of diversions</w:t>
-            </w:r>
-          </w:p>
-        </w:tc>
-      </w:tr>
-      <w:tr>
-        <w:tc>
-          <w:tcPr>
-            <w:tcW w:type="dxa" w:w="2880"/>
-          </w:tcPr>
-          <w:p>
-            <w:r>
-              <w:t>Colorado — Reg 28 BPS</w:t>
-            </w:r>
-          </w:p>
-        </w:tc>
-        <w:tc>
-          <w:tcPr>
-            <w:tcW w:type="dxa" w:w="2880"/>
-          </w:tcPr>
-          <w:p>
-            <w:r>
-              <w:t>~8,000 buildings; 20% emissions cut by 2030</w:t>
-            </w:r>
-          </w:p>
-        </w:tc>
-        <w:tc>
-          <w:tcPr>
-            <w:tcW w:type="dxa" w:w="2880"/>
-          </w:tcPr>
-          <w:p>
-            <w:r>
-              <w:t>No compliance appropriation, but enterprise-fee model (VXC) shows the survivable funding structure</w:t>
-            </w:r>
-          </w:p>
-        </w:tc>
-      </w:tr>
-      <w:tr>
-        <w:tc>
-          <w:tcPr>
-            <w:tcW w:type="dxa" w:w="2880"/>
-          </w:tcPr>
-          <w:p>
-            <w:r>
-              <w:t>Wisconsin (pilot)</w:t>
-            </w:r>
-          </w:p>
-        </w:tc>
-        <w:tc>
-          <w:tcPr>
-            <w:tcW w:type="dxa" w:w="2880"/>
-          </w:tcPr>
-          <w:p>
-            <w:r>
-              <w:t>EERS-driven; Focus on Energy demand exceeds budget</w:t>
-            </w:r>
-          </w:p>
-        </w:tc>
-        <w:tc>
-          <w:tcPr>
-            <w:tcW w:type="dxa" w:w="2880"/>
-          </w:tcPr>
-          <w:p>
-            <w:r>
-              <w:t>APTIM already administers: $95M base, $149M IRA overlay, 107 utility territories</w:t>
+              <w:t>Insolvent Sept 2024 — carried hardware financing risk itself; APTIM fee-for-service model does not</w:t>
             </w:r>
           </w:p>
         </w:tc>
@@ -659,21 +456,35 @@
     </w:tbl>
     <w:p/>
     <w:p>
+      <w:pPr>
+        <w:pStyle w:val="ListBullet"/>
+      </w:pPr>
       <w:r>
-        <w:rPr>
-          <w:b/>
-          <w:i w:val="0"/>
-        </w:rPr>
-        <w:t>Pilot: Wisconsin (APTIM incumbency, real numbers, existing contractor network). Expansion: mandate-heavy/funding-light states above.</w:t>
+        <w:t>Proof the seat is empty: Green Mountain Power — the largest US utility-owned residential fleet (~9,000 Powerwalls) — had to self-assemble the administrator role from three vendors, because nobody sells it.</w:t>
       </w:r>
     </w:p>
     <w:p>
+      <w:pPr>
+        <w:pStyle w:val="ListBullet"/>
+      </w:pPr>
       <w:r>
-        <w:rPr>
-          <w:b w:val="0"/>
-          <w:i w:val="0"/>
-        </w:rPr>
-        <w:t>Compliance nuance worth knowing for Q&amp;A: under NYC LL97 both solar and batteries earn direct emissions deductions; under WA CBPS solar reduces the compliance metric (EUI) but batteries do not; under MD BEPS heat pumps are the compliance measure until ~2030. Framing: heat pumps are the compliance asset, solar is the savings asset, batteries are the revenue asset.</w:t>
+        <w:t>Proof APTIM is already adjacent: Entergy New Orleans's ~$28M residential battery/DER program (approved Dec 2025) sits under the Energy Smart umbrella APTIM has administered since 2017.</w:t>
+      </w:r>
+    </w:p>
+    <w:p>
+      <w:pPr>
+        <w:pStyle w:val="ListBullet"/>
+      </w:pPr>
+      <w:r>
+        <w:t>Regulatory precedent established: Vermont approved fully tariffed utility-owned home storage (2020, caps lifted 2023); New Hampshire approved it in 2019. Rate-basing has been answered 'yes' twice.</w:t>
+      </w:r>
+    </w:p>
+    <w:p>
+      <w:pPr>
+        <w:pStyle w:val="ListBullet"/>
+      </w:pPr>
+      <w:r>
+        <w:t>Geography: competitors (Sunrun, Tesla, Base Power, Willdan) concentrate in California and Texas. The Midwest and Gulf Coast are uncontested — where APTIM is strongest.</w:t>
       </w:r>
     </w:p>
     <w:p>
@@ -687,7 +498,478 @@
           <w:color w:val="1B2A5E"/>
           <w:sz w:val="32"/>
         </w:rPr>
-        <w:t>6. Maintenance: Who Takes Care of It and What It Costs</w:t>
+        <w:t>5. The Three Target Markets (Prioritization Framework)</w:t>
+      </w:r>
+    </w:p>
+    <w:p>
+      <w:pPr>
+        <w:pStyle w:val="Heading2"/>
+      </w:pPr>
+      <w:r>
+        <w:rPr>
+          <w:rFonts w:ascii="Arial" w:hAnsi="Arial"/>
+          <w:b/>
+          <w:color w:val="E87B22"/>
+          <w:sz w:val="26"/>
+        </w:rPr>
+        <w:t>Target 1 — Wisconsin (Pilot, Year 1)</w:t>
+      </w:r>
+    </w:p>
+    <w:p>
+      <w:pPr>
+        <w:pStyle w:val="ListBullet"/>
+      </w:pPr>
+      <w:r>
+        <w:t>APTIM fortress: Focus on Energy administrator since 2010 — 107 utility territories, contractor network, 15 years of PSC relationships</w:t>
+      </w:r>
+    </w:p>
+    <w:p>
+      <w:pPr>
+        <w:pStyle w:val="ListBullet"/>
+      </w:pPr>
+      <w:r>
+        <w:t>Zero fleet competition anywhere in the Midwest</w:t>
+      </w:r>
+    </w:p>
+    <w:p>
+      <w:pPr>
+        <w:pStyle w:val="ListBullet"/>
+      </w:pPr>
+      <w:r>
+        <w:t>Demand driver: winter peaks, aging grid, outage resilience — batteries carry the case; solar pairs where viable</w:t>
+      </w:r>
+    </w:p>
+    <w:p>
+      <w:pPr>
+        <w:pStyle w:val="ListBullet"/>
+      </w:pPr>
+      <w:r>
+        <w:t>Funding logic: rate-based fleet gives Wisconsin utilities a compliance/resilience tool that draws on neither the strained $95M Focus on Energy budget nor federal grants</w:t>
+      </w:r>
+    </w:p>
+    <w:p>
+      <w:pPr>
+        <w:pStyle w:val="Heading2"/>
+      </w:pPr>
+      <w:r>
+        <w:rPr>
+          <w:rFonts w:ascii="Arial" w:hAnsi="Arial"/>
+          <w:b/>
+          <w:color w:val="E87B22"/>
+          <w:sz w:val="26"/>
+        </w:rPr>
+        <w:t>Target 2 — Louisiana / Gulf Coast (First Expansion, Years 1–2)</w:t>
+      </w:r>
+    </w:p>
+    <w:p>
+      <w:pPr>
+        <w:pStyle w:val="ListBullet"/>
+      </w:pPr>
+      <w:r>
+        <w:t>APTIM already in the room: Entergy New Orleans (2017) and Entergy Louisiana (2018) TPA seats</w:t>
+      </w:r>
+    </w:p>
+    <w:p>
+      <w:pPr>
+        <w:pStyle w:val="ListBullet"/>
+      </w:pPr>
+      <w:r>
+        <w:t>The program is already materializing: ~$28M battery/DER program approved Dec 2025, implementation plan filed March 2026</w:t>
+      </w:r>
+    </w:p>
+    <w:p>
+      <w:pPr>
+        <w:pStyle w:val="ListBullet"/>
+      </w:pPr>
+      <w:r>
+        <w:t>Demand driver: hurricanes — outage resilience is life-safety; strongest customer-acceptance story in the country</w:t>
+      </w:r>
+    </w:p>
+    <w:p>
+      <w:pPr>
+        <w:pStyle w:val="ListBullet"/>
+      </w:pPr>
+      <w:r>
+        <w:t>Political durability: resilience spending survives funding swings (Louisiana ended its 2026 efficiency program; storm-hardening continues)</w:t>
+      </w:r>
+    </w:p>
+    <w:p>
+      <w:pPr>
+        <w:pStyle w:val="Heading2"/>
+      </w:pPr>
+      <w:r>
+        <w:rPr>
+          <w:rFonts w:ascii="Arial" w:hAnsi="Arial"/>
+          <w:b/>
+          <w:color w:val="E87B22"/>
+          <w:sz w:val="26"/>
+        </w:rPr>
+        <w:t>Target 3 — Washington State (Growth Proof, Years 2–3)</w:t>
+      </w:r>
+    </w:p>
+    <w:p>
+      <w:pPr>
+        <w:pStyle w:val="ListBullet"/>
+      </w:pPr>
+      <w:r>
+        <w:t>Demand driver: Clean Buildings Performance Standard penalties begin June 2026 ($1.00/sq ft/yr); CETA requires 100% clean electricity by 2045</w:t>
+      </w:r>
+    </w:p>
+    <w:p>
+      <w:pPr>
+        <w:pStyle w:val="ListBullet"/>
+      </w:pPr>
+      <w:r>
+        <w:t>$150M+ in state early-adopter incentives sit largely untapped — a program-administration opportunity in itself</w:t>
+      </w:r>
+    </w:p>
+    <w:p>
+      <w:pPr>
+        <w:pStyle w:val="ListBullet"/>
+      </w:pPr>
+      <w:r>
+        <w:t>Honest caveat: Willdan just won Puget Sound Energy implementation work — the one contested territory; nobody offers fleet administration</w:t>
+      </w:r>
+    </w:p>
+    <w:p>
+      <w:pPr>
+        <w:pStyle w:val="ListBullet"/>
+      </w:pPr>
+      <w:r>
+        <w:t>Role in story: proves the model travels beyond APTIM's existing relationships</w:t>
+      </w:r>
+    </w:p>
+    <w:tbl>
+      <w:tblPr>
+        <w:tblStyle w:val="LightGrid-Accent1"/>
+        <w:tblW w:type="auto" w:w="0"/>
+        <w:tblLook w:firstColumn="1" w:firstRow="1" w:lastColumn="0" w:lastRow="0" w:noHBand="0" w:noVBand="1" w:val="04A0"/>
+      </w:tblPr>
+      <w:tblGrid>
+        <w:gridCol w:w="2160"/>
+        <w:gridCol w:w="2160"/>
+        <w:gridCol w:w="2160"/>
+        <w:gridCol w:w="2160"/>
+      </w:tblGrid>
+      <w:tr>
+        <w:tc>
+          <w:tcPr>
+            <w:tcW w:type="dxa" w:w="2160"/>
+          </w:tcPr>
+          <w:p>
+            <w:r/>
+            <w:r>
+              <w:rPr>
+                <w:b/>
+              </w:rPr>
+              <w:t>Market</w:t>
+            </w:r>
+          </w:p>
+        </w:tc>
+        <w:tc>
+          <w:tcPr>
+            <w:tcW w:type="dxa" w:w="2160"/>
+          </w:tcPr>
+          <w:p>
+            <w:r/>
+            <w:r>
+              <w:rPr>
+                <w:b/>
+              </w:rPr>
+              <w:t>Ease of Entry</w:t>
+            </w:r>
+          </w:p>
+        </w:tc>
+        <w:tc>
+          <w:tcPr>
+            <w:tcW w:type="dxa" w:w="2160"/>
+          </w:tcPr>
+          <w:p>
+            <w:r/>
+            <w:r>
+              <w:rPr>
+                <w:b/>
+              </w:rPr>
+              <w:t>Timeframe</w:t>
+            </w:r>
+          </w:p>
+        </w:tc>
+        <w:tc>
+          <w:tcPr>
+            <w:tcW w:type="dxa" w:w="2160"/>
+          </w:tcPr>
+          <w:p>
+            <w:r/>
+            <w:r>
+              <w:rPr>
+                <w:b/>
+              </w:rPr>
+              <w:t>Role</w:t>
+            </w:r>
+          </w:p>
+        </w:tc>
+      </w:tr>
+      <w:tr>
+        <w:tc>
+          <w:tcPr>
+            <w:tcW w:type="dxa" w:w="2160"/>
+          </w:tcPr>
+          <w:p>
+            <w:r>
+              <w:t>Wisconsin</w:t>
+            </w:r>
+          </w:p>
+        </w:tc>
+        <w:tc>
+          <w:tcPr>
+            <w:tcW w:type="dxa" w:w="2160"/>
+          </w:tcPr>
+          <w:p>
+            <w:r>
+              <w:t>Highest — incumbent administrator</w:t>
+            </w:r>
+          </w:p>
+        </w:tc>
+        <w:tc>
+          <w:tcPr>
+            <w:tcW w:type="dxa" w:w="2160"/>
+          </w:tcPr>
+          <w:p>
+            <w:r>
+              <w:t>Year 1</w:t>
+            </w:r>
+          </w:p>
+        </w:tc>
+        <w:tc>
+          <w:tcPr>
+            <w:tcW w:type="dxa" w:w="2160"/>
+          </w:tcPr>
+          <w:p>
+            <w:r>
+              <w:t>PILOT</w:t>
+            </w:r>
+          </w:p>
+        </w:tc>
+      </w:tr>
+      <w:tr>
+        <w:tc>
+          <w:tcPr>
+            <w:tcW w:type="dxa" w:w="2160"/>
+          </w:tcPr>
+          <w:p>
+            <w:r>
+              <w:t>Louisiana / Gulf</w:t>
+            </w:r>
+          </w:p>
+        </w:tc>
+        <w:tc>
+          <w:tcPr>
+            <w:tcW w:type="dxa" w:w="2160"/>
+          </w:tcPr>
+          <w:p>
+            <w:r>
+              <w:t>High — Entergy seats; program already funded</w:t>
+            </w:r>
+          </w:p>
+        </w:tc>
+        <w:tc>
+          <w:tcPr>
+            <w:tcW w:type="dxa" w:w="2160"/>
+          </w:tcPr>
+          <w:p>
+            <w:r>
+              <w:t>Years 1–2</w:t>
+            </w:r>
+          </w:p>
+        </w:tc>
+        <w:tc>
+          <w:tcPr>
+            <w:tcW w:type="dxa" w:w="2160"/>
+          </w:tcPr>
+          <w:p>
+            <w:r>
+              <w:t>FIRST EXPANSION</w:t>
+            </w:r>
+          </w:p>
+        </w:tc>
+      </w:tr>
+      <w:tr>
+        <w:tc>
+          <w:tcPr>
+            <w:tcW w:type="dxa" w:w="2160"/>
+          </w:tcPr>
+          <w:p>
+            <w:r>
+              <w:t>Washington</w:t>
+            </w:r>
+          </w:p>
+        </w:tc>
+        <w:tc>
+          <w:tcPr>
+            <w:tcW w:type="dxa" w:w="2160"/>
+          </w:tcPr>
+          <w:p>
+            <w:r>
+              <w:t>Medium — no incumbency, one competitor present</w:t>
+            </w:r>
+          </w:p>
+        </w:tc>
+        <w:tc>
+          <w:tcPr>
+            <w:tcW w:type="dxa" w:w="2160"/>
+          </w:tcPr>
+          <w:p>
+            <w:r>
+              <w:t>Years 2–3</w:t>
+            </w:r>
+          </w:p>
+        </w:tc>
+        <w:tc>
+          <w:tcPr>
+            <w:tcW w:type="dxa" w:w="2160"/>
+          </w:tcPr>
+          <w:p>
+            <w:r>
+              <w:t>GROWTH PROOF</w:t>
+            </w:r>
+          </w:p>
+        </w:tc>
+      </w:tr>
+    </w:tbl>
+    <w:p/>
+    <w:p>
+      <w:r>
+        <w:rPr>
+          <w:b w:val="0"/>
+          <w:i w:val="0"/>
+        </w:rPr>
+        <w:t>Excluded on purpose: California and Texas (saturated by Sunrun, Tesla, Base Power, Willdan); New England (GMP self-administers); NYC (Local Law 97 is a commercial-buildings play — keep as future variant).</w:t>
+      </w:r>
+    </w:p>
+    <w:p>
+      <w:pPr>
+        <w:pStyle w:val="Heading1"/>
+      </w:pPr>
+      <w:r>
+        <w:rPr>
+          <w:rFonts w:ascii="Arial" w:hAnsi="Arial"/>
+          <w:b/>
+          <w:color w:val="1B2A5E"/>
+          <w:sz w:val="32"/>
+        </w:rPr>
+        <w:t>6. Why the Client Says Yes</w:t>
+      </w:r>
+    </w:p>
+    <w:p>
+      <w:pPr>
+        <w:pStyle w:val="Heading2"/>
+      </w:pPr>
+      <w:r>
+        <w:rPr>
+          <w:rFonts w:ascii="Arial" w:hAnsi="Arial"/>
+          <w:b/>
+          <w:color w:val="E87B22"/>
+          <w:sz w:val="26"/>
+        </w:rPr>
+        <w:t>The Utility (primary client)</w:t>
+      </w:r>
+    </w:p>
+    <w:p>
+      <w:pPr>
+        <w:pStyle w:val="ListBullet"/>
+      </w:pPr>
+      <w:r>
+        <w:t>Grid demand is surging (data centers, EVs, electrification) — peak capacity must come from somewhere</w:t>
+      </w:r>
+    </w:p>
+    <w:p>
+      <w:pPr>
+        <w:pStyle w:val="ListBullet"/>
+      </w:pPr>
+      <w:r>
+        <w:t>Distributed batteries are a non-wires alternative — often cheaper than peaker plants or wire upgrades; regulators increasingly favor them</w:t>
+      </w:r>
+    </w:p>
+    <w:p>
+      <w:pPr>
+        <w:pStyle w:val="ListBullet"/>
+      </w:pPr>
+      <w:r>
+        <w:t>The utility EARNS its regulated return on the investment — rate-base growth is how utilities make money</w:t>
+      </w:r>
+    </w:p>
+    <w:p>
+      <w:pPr>
+        <w:pStyle w:val="ListBullet"/>
+      </w:pPr>
+      <w:r>
+        <w:t>Deploying in low-income and outage-prone neighborhoods earns regulatory goodwill for future rate cases</w:t>
+      </w:r>
+    </w:p>
+    <w:p>
+      <w:pPr>
+        <w:pStyle w:val="ListBullet"/>
+      </w:pPr>
+      <w:r>
+        <w:t>APTIM removes the operational burden utilities cannot staff internally</w:t>
+      </w:r>
+    </w:p>
+    <w:p>
+      <w:pPr>
+        <w:pStyle w:val="Heading2"/>
+      </w:pPr>
+      <w:r>
+        <w:rPr>
+          <w:rFonts w:ascii="Arial" w:hAnsi="Arial"/>
+          <w:b/>
+          <w:color w:val="E87B22"/>
+          <w:sz w:val="26"/>
+        </w:rPr>
+        <w:t>The Household (host)</w:t>
+      </w:r>
+    </w:p>
+    <w:p>
+      <w:pPr>
+        <w:pStyle w:val="ListBullet"/>
+      </w:pPr>
+      <w:r>
+        <w:t>Pays nothing — ever. Free backup power, lower bills where paired with solar, zero maintenance responsibility</w:t>
+      </w:r>
+    </w:p>
+    <w:p>
+      <w:pPr>
+        <w:pStyle w:val="Heading2"/>
+      </w:pPr>
+      <w:r>
+        <w:rPr>
+          <w:rFonts w:ascii="Arial" w:hAnsi="Arial"/>
+          <w:b/>
+          <w:color w:val="E87B22"/>
+          <w:sz w:val="26"/>
+        </w:rPr>
+        <w:t>The Regulator (approval gatekeeper)</w:t>
+      </w:r>
+    </w:p>
+    <w:p>
+      <w:pPr>
+        <w:pStyle w:val="ListBullet"/>
+      </w:pPr>
+      <w:r>
+        <w:t>Cheaper than the alternative infrastructure; resilience delivered to vulnerable communities without a new tax or appropriation</w:t>
+      </w:r>
+    </w:p>
+    <w:p>
+      <w:pPr>
+        <w:pStyle w:val="Heading1"/>
+      </w:pPr>
+      <w:r>
+        <w:rPr>
+          <w:rFonts w:ascii="Arial" w:hAnsi="Arial"/>
+          <w:b/>
+          <w:color w:val="1B2A5E"/>
+          <w:sz w:val="32"/>
+        </w:rPr>
+        <w:t>7. Maintenance: Who Takes Care of It and What It Costs</w:t>
       </w:r>
     </w:p>
     <w:p>
@@ -696,7 +978,7 @@
           <w:b/>
           <w:i w:val="0"/>
         </w:rPr>
-        <w:t>The industry pattern from live VPP programs: WHO OWNS = WHO MAINTAINS. Since the utility owns the fleet, the utility (via APTIM's contractor network) maintains it. The household has zero maintenance responsibility.</w:t>
+        <w:t>Industry pattern from live programs: WHO OWNS = WHO MAINTAINS. The utility owns the fleet, so the utility (via APTIM's contractor network) maintains it. The household has zero maintenance responsibility.</w:t>
       </w:r>
     </w:p>
     <w:tbl>
@@ -771,7 +1053,7 @@
           </w:tcPr>
           <w:p>
             <w:r>
-              <w:t>Essentially maintenance-free; Tesla Powerwall: 10-yr warranty, ≥70% capacity guaranteed; Enphase: 15-yr / 6,000 cycles</w:t>
+              <w:t>Maintenance-free by design; Tesla: 10-yr warranty, ≥70% capacity; Enphase: 15-yr / 6,000 cycles</w:t>
             </w:r>
           </w:p>
         </w:tc>
@@ -781,7 +1063,7 @@
           </w:tcPr>
           <w:p>
             <w:r>
-              <w:t>Covered by warranty in years 1–10/15</w:t>
+              <w:t>Warranty-covered in years 1–10/15</w:t>
             </w:r>
           </w:p>
         </w:tc>
@@ -803,7 +1085,7 @@
           </w:tcPr>
           <w:p>
             <w:r>
-              <w:t>~25-year life, passive, ~0.5%/yr degradation</w:t>
+              <w:t>~25-year life, passive</w:t>
             </w:r>
           </w:p>
         </w:tc>
@@ -857,7 +1139,7 @@
           </w:tcPr>
           <w:p>
             <w:r>
-              <w:t>Design caveat</w:t>
+              <w:t>Design note</w:t>
             </w:r>
           </w:p>
         </w:tc>
@@ -877,7 +1159,7 @@
           </w:tcPr>
           <w:p>
             <w:r>
-              <w:t>Program must budget a cycle/replacement reserve</w:t>
+              <w:t>Program budgets a cycle/replacement reserve</w:t>
             </w:r>
           </w:p>
         </w:tc>
@@ -890,7 +1172,7 @@
           <w:b w:val="0"/>
           <w:i w:val="0"/>
         </w:rPr>
-        <w:t>O&amp;M funding source: dispatch revenue. The avoided-capacity value the utility captures ($500–$1,500/kW) is more than sufficient to fund an O&amp;M reserve — the asset pays for its own upkeep. This is a rate-based infrastructure norm: utilities always fund maintenance of their own equipment.</w:t>
+        <w:t>O&amp;M funding source: dispatch value. The avoided-capacity value the utility captures ($500–$1,500/kW) funds the O&amp;M reserve — the asset pays for its own upkeep, as with any rate-based infrastructure.</w:t>
       </w:r>
     </w:p>
     <w:p>
@@ -899,7 +1181,7 @@
           <w:b w:val="0"/>
           <w:i w:val="0"/>
         </w:rPr>
-        <w:t>Precedents to cite: Green Mountain Power (VT) — regulator-approved utility-owned home batteries, utility handles all maintenance; Hawaiian Electric BYOD Plus — pays a dedicated $400/kW low-to-moderate-income adder, proving the income-qualified VPP design exists today.</w:t>
+        <w:t>Precedents: Green Mountain Power (utility maintains everything); Hawaiian Electric BYOD Plus (pays a dedicated $400/kW low-to-moderate-income adder — the income-qualified VPP design already exists).</w:t>
       </w:r>
     </w:p>
     <w:p>
@@ -913,7 +1195,7 @@
           <w:color w:val="1B2A5E"/>
           <w:sz w:val="32"/>
         </w:rPr>
-        <w:t>7. Hard Questions Leadership Will Ask (and Our Answers)</w:t>
+        <w:t>8. Hard Questions Leadership Will Ask (and Our Answers)</w:t>
       </w:r>
     </w:p>
     <w:tbl>
@@ -973,7 +1255,7 @@
           </w:tcPr>
           <w:p>
             <w:r>
-              <w:t>Utilities WANT to deploy capital — rate-based assets are how they earn returns. Funding uncertainty affects grant programs, not rate-based infrastructure. Grid demand growth makes peak capacity investment unavoidable; this is the cheaper way to buy it.</w:t>
+              <w:t>Utilities WANT to deploy capital — rate-based assets are how they earn returns. Funding uncertainty kills grant programs, not rate-based infrastructure. Surging grid demand makes peak-capacity investment unavoidable; this is the cheaper way to buy it.</w:t>
             </w:r>
           </w:p>
         </w:tc>
@@ -995,7 +1277,29 @@
           </w:tcPr>
           <w:p>
             <w:r>
-              <w:t>Precedent exists (GMP in Vermont). Approval case: cheaper than the peaker alternative + equity benefits. This is also the operational risk we honestly flag — regulatory approval is the pacing item, which is why the pilot targets a state where APTIM has regulator relationships.</w:t>
+              <w:t>Already done twice: Vermont (2020, caps lifted 2023) and New Hampshire (2019). Approval case: cheaper than the peaker alternative + equity benefits. Regulatory approval is the honest pacing item — hence piloting where APTIM knows the regulator.</w:t>
+            </w:r>
+          </w:p>
+        </w:tc>
+      </w:tr>
+      <w:tr>
+        <w:tc>
+          <w:tcPr>
+            <w:tcW w:type="dxa" w:w="4320"/>
+          </w:tcPr>
+          <w:p>
+            <w:r>
+              <w:t>Isn't this just what Tesla/Sunrun does?</w:t>
+            </w:r>
+          </w:p>
+        </w:tc>
+        <w:tc>
+          <w:tcPr>
+            <w:tcW w:type="dxa" w:w="4320"/>
+          </w:tcPr>
+          <w:p>
+            <w:r>
+              <w:t>No. Tesla enrolls batteries customers bought; Sunrun sells capacity from fleets Sunrun owns. Neither does field administration of utility-owned assets. In our program Tesla is a supplier, not a competitor.</w:t>
             </w:r>
           </w:p>
         </w:tc>
@@ -1017,7 +1321,29 @@
           </w:tcPr>
           <w:p>
             <w:r>
-              <w:t>No competitor offers utility-owned distributed fleet administration as a packaged service. CLEAResult is rebate/DSM program delivery; Stantec is engineering design. APTIM uniquely combines program administration + infrastructure + government program expertise.</w:t>
+              <w:t>No — CLEAResult and every other DSM administrator runs customer-owned (BYOD) device programs. None administers utility-owned battery assets. The seat is empty; GMP had to build it in-house.</w:t>
+            </w:r>
+          </w:p>
+        </w:tc>
+      </w:tr>
+      <w:tr>
+        <w:tc>
+          <w:tcPr>
+            <w:tcW w:type="dxa" w:w="4320"/>
+          </w:tcPr>
+          <w:p>
+            <w:r>
+              <w:t>What about Swell Energy — did this model not already fail?</w:t>
+            </w:r>
+          </w:p>
+        </w:tc>
+        <w:tc>
+          <w:tcPr>
+            <w:tcW w:type="dxa" w:w="4320"/>
+          </w:tcPr>
+          <w:p>
+            <w:r>
+              <w:t>Swell failed as a venture-funded startup carrying hardware financing risk on its own balance sheet. APTIM is fee-for-service on utility-owned assets — no hardware on our books. Swell's collapse is why utilities now prefer exactly this structure.</w:t>
             </w:r>
           </w:p>
         </w:tc>
@@ -1039,7 +1365,7 @@
           </w:tcPr>
           <w:p>
             <w:r>
-              <w:t>Fleet procurement is the utility’s capital decision, sized in the rate case. APTIM’s revenue is the administration fee — level-of-effort based, insulated from hardware price swings.</w:t>
+              <w:t>Fleet procurement is the utility's capital decision, sized in the rate case. APTIM's revenue is the administration fee — level-of-effort based, insulated from hardware price swings.</w:t>
             </w:r>
           </w:p>
         </w:tc>
@@ -1061,7 +1387,7 @@
           </w:tcPr>
           <w:p>
             <w:r>
-              <w:t>Our Town Hall surfaced the internal fear: over-reliance on politically dependent programs. This diversifies APTIM revenue into rate-based infrastructure services — the most federal-proof revenue in the sector.</w:t>
+              <w:t>Our Town Hall surfaced the internal fear: over-reliance on politically dependent programs. This diversifies APTIM into rate-based infrastructure services — the most federal-proof revenue in the sector — and Entergy New Orleans shows the demand arriving on APTIM's desk already.</w:t>
             </w:r>
           </w:p>
         </w:tc>
@@ -1079,7 +1405,7 @@
           <w:color w:val="1B2A5E"/>
           <w:sz w:val="32"/>
         </w:rPr>
-        <w:t>8. Decisions We Need to Make Thursday</w:t>
+        <w:t>9. Decisions We Need to Make Thursday</w:t>
       </w:r>
     </w:p>
     <w:p>
@@ -1087,7 +1413,7 @@
         <w:pStyle w:val="ListBullet"/>
       </w:pPr>
       <w:r>
-        <w:t>1. Do we adopt the utility-owned battery fleet as our anchor program (with the toolkit as delivery framework)?</w:t>
+        <w:t>1. Do we adopt the utility-owned battery + solar fleet as our anchor pitch? (This document recommends YES)</w:t>
       </w:r>
     </w:p>
     <w:p>
@@ -1095,7 +1421,7 @@
         <w:pStyle w:val="ListBullet"/>
       </w:pPr>
       <w:r>
-        <w:t>2. Do we lock Wisconsin as the pilot use case? (Alternative: Louisiana/Entergy — Michelle Krueger relationship)</w:t>
+        <w:t>2. Do we lock Wisconsin as the pilot use case, with Louisiana as first expansion and Washington as the growth story?</w:t>
       </w:r>
     </w:p>
     <w:p>
@@ -1103,7 +1429,7 @@
         <w:pStyle w:val="ListBullet"/>
       </w:pPr>
       <w:r>
-        <w:t>3. Who owns which slide: problem definition (Maija), market analysis (Jenny), competitive landscape (Christian), service concept/business case, pilot use case?</w:t>
+        <w:t>3. Slide ownership: problem definition (Maija), market analysis (Jenny), competitive landscape (Christian — drafted), service concept/business case, pilot use case</w:t>
       </w:r>
     </w:p>
     <w:p>
@@ -1111,7 +1437,7 @@
         <w:pStyle w:val="ListBullet"/>
       </w:pPr>
       <w:r>
-        <w:t>4. What numbers do we still need for the business case? (Battery fleet capex per household, Wisconsin peak capacity costs, sample fleet size for the pilot)</w:t>
+        <w:t>4. Numbers still needed for the business case: battery+solar capex per household, Wisconsin peak capacity costs, pilot fleet size, APTIM administration fee structure</w:t>
       </w:r>
     </w:p>
     <w:p>
@@ -1129,7 +1455,7 @@
           <w:i/>
           <w:sz w:val="18"/>
         </w:rPr>
-        <w:t>Sources on file: WA Commerce CBPS compliance pages; Colorado Energy Office VXC / SB21-260; NYC DOB LL97 rules; Urban Green Council; MDE BEPS fact sheet; Inside Climate News (NJ Clean Energy Fund); Tesla/Enphase warranty documents; Green Mountain Power ESS program; Hawaiian Electric BYOD Plus; Rocky Mountain Power Wattsmart; ACEEE 2025 Scorecard; PSC Wisconsin. Full research documents available from Christian.</w:t>
+        <w:t>Supporting documents: STRIVE_Capstone_Competitive_Landscape_Battery_Fleet.docx (full competitive analysis and target-market detail). Sources on file: VT PUC 23-3501-PET; NH Docket DE 17-189; Entergy New Orleans Energy Smart filings; WA Commerce CBPS; Colorado Energy Office VXC/SB21-260; Tesla/Enphase warranties; GMP program tariffs; Hawaiian Electric BYOD Plus; ACEEE 2025 Scorecard; PSC Wisconsin. Full research threads available from Christian.</w:t>
       </w:r>
     </w:p>
     <w:sectPr>

--- a/STRIVE_Capstone_Utility_Owned_Battery_Fleet_Proposal.docx
+++ b/STRIVE_Capstone_Utility_Owned_Battery_Fleet_Proposal.docx
@@ -28,7 +28,7 @@
           <w:i/>
           <w:sz w:val="20"/>
         </w:rPr>
-        <w:t>Team Briefing v2 — Updated with Competitive Analysis | Prepared by Christian (Utilities Research)</w:t>
+        <w:t>Team Briefing v3 — Updated with State Selection Analysis | Prepared by Christian (Utilities Research)</w:t>
         <w:br/>
         <w:t>Internal working document — Group 1 discussion only</w:t>
       </w:r>
@@ -63,7 +63,7 @@
           <w:b/>
           <w:i w:val="0"/>
         </w:rPr>
-        <w:t>Since the last version of this document, we completed a full competitive analysis of the utility-owned battery fleet concept. The result strengthens the case decisively: the service seat we propose to fill is empty across the entire market, and APTIM is already adjacent to the first major program of this kind. This is now our recommended anchor pitch.</w:t>
+        <w:t>Since v2, we completed a full competitive analysis AND a state-by-state ROI comparison to select our pilot market with real data instead of relationship intuition alone. This surfaced an important correction: our original pilot lean (Wisconsin) does not hold up on the numbers, and a stronger candidate (Michigan) does. This document reflects that update.</w:t>
       </w:r>
     </w:p>
     <w:p>
@@ -142,7 +142,7 @@
           <w:b/>
           <w:i w:val="0"/>
         </w:rPr>
-        <w:t>The utility finances and owns residential battery + solar systems (in practice, Tesla Powerwalls or equivalent paired with rooftop solar where viable), deployed as rate-based grid infrastructure — the same way it finances poles, wires, and substations.</w:t>
+        <w:t>The utility finances and owns residential battery + solar systems (in practice, Tesla Powerwalls or equivalent paired with rooftop solar where it pencils), deployed as rate-based grid infrastructure — the same way it finances poles, wires, and substations.</w:t>
       </w:r>
     </w:p>
     <w:p>
@@ -175,7 +175,45 @@
           <w:b w:val="0"/>
           <w:i/>
         </w:rPr>
-        <w:t>Division of labor in one line: Tesla makes the batteries. The utility owns them. Software partners (Tesla/EnergyHub) dispatch them. APTIM makes the program work on the ground.</w:t>
+        <w:t>Division of labor in one line: Tesla (or another OEM) makes the batteries. The utility owns them. Software partners (Tesla/EnergyHub) dispatch them. APTIM makes the program work on the ground.</w:t>
+      </w:r>
+    </w:p>
+    <w:p>
+      <w:pPr>
+        <w:pStyle w:val="Heading2"/>
+      </w:pPr>
+      <w:r>
+        <w:rPr>
+          <w:rFonts w:ascii="Arial" w:hAnsi="Arial"/>
+          <w:b/>
+          <w:color w:val="E87B22"/>
+          <w:sz w:val="26"/>
+        </w:rPr>
+        <w:t>How the Battery Does Its Job Without Depending on Sunshine</w:t>
+      </w:r>
+    </w:p>
+    <w:p>
+      <w:pPr>
+        <w:pStyle w:val="ListBullet"/>
+      </w:pPr>
+      <w:r>
+        <w:t>Peak-shaving revenue: the battery charges off-peak from the GRID (cheap, plentiful overnight power) and discharges at peak. This is how most VPP dispatch works today — solar is not required for this revenue stream.</w:t>
+      </w:r>
+    </w:p>
+    <w:p>
+      <w:pPr>
+        <w:pStyle w:val="ListBullet"/>
+      </w:pPr>
+      <w:r>
+        <w:t>Outage backup: a 13.5 kWh battery alone covers ~12–24 hours of essential loads. Solar becomes valuable for MULTI-DAY outages by recharging the battery daily.</w:t>
+      </w:r>
+    </w:p>
+    <w:p>
+      <w:pPr>
+        <w:pStyle w:val="ListBullet"/>
+      </w:pPr>
+      <w:r>
+        <w:t>Design implication: solar is sized per state based on resource and outage duration profile — full-size where outages are short/frequent and sun is available (NC), right-sized where the battery's job is mainly short-duration backup + peak shaving (MI). The battery is the core asset everywhere; solar is paired where it earns its cost.</w:t>
       </w:r>
     </w:p>
     <w:p>
@@ -259,15 +297,6 @@
           <w:sz w:val="32"/>
         </w:rPr>
         <w:t>4. The Competitive Case: The Seat Is Empty</w:t>
-      </w:r>
-    </w:p>
-    <w:p>
-      <w:r>
-        <w:rPr>
-          <w:b w:val="0"/>
-          <w:i/>
-        </w:rPr>
-        <w:t>Full competitive analysis completed July 2026 (separate document). Summary:</w:t>
       </w:r>
     </w:p>
     <w:tbl>
@@ -468,7 +497,7 @@
         <w:pStyle w:val="ListBullet"/>
       </w:pPr>
       <w:r>
-        <w:t>Proof APTIM is already adjacent: Entergy New Orleans's ~$28M residential battery/DER program (approved Dec 2025) sits under the Energy Smart umbrella APTIM has administered since 2017.</w:t>
+        <w:t>Proof APTIM is already adjacent: Entergy New Orleans's ~$28M residential battery/DER program (approved Dec 2025) sits under the Energy Smart umbrella APTIM has administered since 2017 — evidence the demand is already arriving on APTIM's desk, even though that specific docket funds Entergy's own program design, not ours.</w:t>
       </w:r>
     </w:p>
     <w:p>
@@ -484,7 +513,7 @@
         <w:pStyle w:val="ListBullet"/>
       </w:pPr>
       <w:r>
-        <w:t>Geography: competitors (Sunrun, Tesla, Base Power, Willdan) concentrate in California and Texas. The Midwest and Gulf Coast are uncontested — where APTIM is strongest.</w:t>
+        <w:t>Geography: competitors (Sunrun, Tesla, Base Power, Willdan) concentrate in California and Texas. The Midwest is comparatively uncontested for FLEET OWNERSHIP specifically.</w:t>
       </w:r>
     </w:p>
     <w:p>
@@ -498,7 +527,16 @@
           <w:color w:val="1B2A5E"/>
           <w:sz w:val="32"/>
         </w:rPr>
-        <w:t>5. The Three Target Markets (Prioritization Framework)</w:t>
+        <w:t>5. State Selection: What Changed and Why</w:t>
+      </w:r>
+    </w:p>
+    <w:p>
+      <w:r>
+        <w:rPr>
+          <w:b/>
+          <w:i w:val="0"/>
+        </w:rPr>
+        <w:t>We initially leaned on Wisconsin for pilot state, based on APTIM's 15-year Focus on Energy relationship. We pressure-tested that assumption against real ROI drivers (capacity prices, outage statistics, retail rates, storage mandates) rather than relationship strength alone. The numbers changed the recommendation.</w:t>
       </w:r>
     </w:p>
     <w:p>
@@ -512,7 +550,7 @@
           <w:color w:val="E87B22"/>
           <w:sz w:val="26"/>
         </w:rPr>
-        <w:t>Target 1 — Wisconsin (Pilot, Year 1)</w:t>
+        <w:t>Why Wisconsin Doesn't Hold Up</w:t>
       </w:r>
     </w:p>
     <w:p>
@@ -520,7 +558,7 @@
         <w:pStyle w:val="ListBullet"/>
       </w:pPr>
       <w:r>
-        <w:t>APTIM fortress: Focus on Energy administrator since 2010 — 107 utility territories, contractor network, 15 years of PSC relationships</w:t>
+        <w:t>Wisconsin is among the five most reliable states in the nation — the outage/resilience value stream that drives much of this program's ROI is near zero there.</w:t>
       </w:r>
     </w:p>
     <w:p>
@@ -528,7 +566,7 @@
         <w:pStyle w:val="ListBullet"/>
       </w:pPr>
       <w:r>
-        <w:t>Zero fleet competition anywhere in the Midwest</w:t>
+        <w:t>No storage mandate, no clean energy standard with teeth — no statutory hook forcing a utility to buy.</w:t>
       </w:r>
     </w:p>
     <w:p>
@@ -536,7 +574,7 @@
         <w:pStyle w:val="ListBullet"/>
       </w:pPr>
       <w:r>
-        <w:t>Demand driver: winter peaks, aging grid, outage resilience — batteries carry the case; solar pairs where viable</w:t>
+        <w:t>Below-average solar and MISO capacity value just fell ~42% (from a 2025/26 spike of $666.50/MW-day to ~$126/MW-day for 2026/27).</w:t>
       </w:r>
     </w:p>
     <w:p>
@@ -544,7 +582,7 @@
         <w:pStyle w:val="ListBullet"/>
       </w:pPr>
       <w:r>
-        <w:t>Funding logic: rate-based fleet gives Wisconsin utilities a compliance/resilience tool that draws on neither the strained $95M Focus on Energy budget nor federal grants</w:t>
+        <w:t>Conclusion: strong relationship, weak economics. It may be greenfield precisely because the numbers never justified a program there. We keep Wisconsin as a future expansion market if the Microsoft/Vantage Data Center load growth materializes and doubles We Energies' demand by 2030, as currently projected.</w:t>
       </w:r>
     </w:p>
     <w:p>
@@ -558,7 +596,7 @@
           <w:color w:val="E87B22"/>
           <w:sz w:val="26"/>
         </w:rPr>
-        <w:t>Target 2 — Louisiana / Gulf Coast (First Expansion, Years 1–2)</w:t>
+        <w:t>Illinois — Investigated and Ruled Out for Fleet Ownership (Kept as a Secondary Note)</w:t>
       </w:r>
     </w:p>
     <w:p>
@@ -566,7 +604,7 @@
         <w:pStyle w:val="ListBullet"/>
       </w:pPr>
       <w:r>
-        <w:t>APTIM already in the room: Entergy New Orleans (2017) and Entergy Louisiana (2018) TPA seats</w:t>
+        <w:t>Illinois looked attractive on paper: ComEd's PJM capacity price cleared at the price cap (~$329/MW-day, ~$120/kW-yr) and a new state law (CRGA, signed Jan 2026) mandates 3 GW of storage procurement by 2030.</w:t>
       </w:r>
     </w:p>
     <w:p>
@@ -574,7 +612,7 @@
         <w:pStyle w:val="ListBullet"/>
       </w:pPr>
       <w:r>
-        <w:t>The program is already materializing: ~$28M battery/DER program approved Dec 2025, implementation plan filed March 2026</w:t>
+        <w:t>But Illinois is a RESTRUCTURED/deregulated state — ComEd and Ameren are wires-only delivery companies with no legal path to own generation-like assets (batteries included). CRGA itself routes storage through developer ownership (utility-scale) and customer ownership (residential rebates/VPP) — the legislature already chose against utility ownership.</w:t>
       </w:r>
     </w:p>
     <w:p>
@@ -582,7 +620,7 @@
         <w:pStyle w:val="ListBullet"/>
       </w:pPr>
       <w:r>
-        <w:t>Demand driver: hurricanes — outage resilience is life-safety; strongest customer-acceptance story in the country</w:t>
+        <w:t>The ICC (Illinois' regulator) rejected both utilities' grid capital plans in Dec 2023 and cut their budgets — a hostile environment for a novel utility capital ask.</w:t>
       </w:r>
     </w:p>
     <w:p>
@@ -590,7 +628,7 @@
         <w:pStyle w:val="ListBullet"/>
       </w:pPr>
       <w:r>
-        <w:t>Political durability: resilience spending survives funding swings (Louisiana ended its 2026 efficiency program; storm-hardening continues)</w:t>
+        <w:t>The opportunity that remains: ComEd and Ameren must stand up VPP tariffs and $300/kWh rebate programs by statutory deadlines in 2026 and will need third-party administrators for enrollment, dispatch coordination, and rebate processing. This is a genuine APTIM opportunity — just not our OWNED-FLEET pilot. Flagged as an expansion/parallel play: same operating platform, different ownership wrapper.</w:t>
       </w:r>
     </w:p>
     <w:p>
@@ -604,39 +642,7 @@
           <w:color w:val="E87B22"/>
           <w:sz w:val="26"/>
         </w:rPr>
-        <w:t>Target 3 — Washington State (Growth Proof, Years 2–3)</w:t>
-      </w:r>
-    </w:p>
-    <w:p>
-      <w:pPr>
-        <w:pStyle w:val="ListBullet"/>
-      </w:pPr>
-      <w:r>
-        <w:t>Demand driver: Clean Buildings Performance Standard penalties begin June 2026 ($1.00/sq ft/yr); CETA requires 100% clean electricity by 2045</w:t>
-      </w:r>
-    </w:p>
-    <w:p>
-      <w:pPr>
-        <w:pStyle w:val="ListBullet"/>
-      </w:pPr>
-      <w:r>
-        <w:t>$150M+ in state early-adopter incentives sit largely untapped — a program-administration opportunity in itself</w:t>
-      </w:r>
-    </w:p>
-    <w:p>
-      <w:pPr>
-        <w:pStyle w:val="ListBullet"/>
-      </w:pPr>
-      <w:r>
-        <w:t>Honest caveat: Willdan just won Puget Sound Energy implementation work — the one contested territory; nobody offers fleet administration</w:t>
-      </w:r>
-    </w:p>
-    <w:p>
-      <w:pPr>
-        <w:pStyle w:val="ListBullet"/>
-      </w:pPr>
-      <w:r>
-        <w:t>Role in story: proves the model travels beyond APTIM's existing relationships</w:t>
+        <w:t>Michigan — The Recommended Pilot</w:t>
       </w:r>
     </w:p>
     <w:tbl>
@@ -646,15 +652,13 @@
         <w:tblLook w:firstColumn="1" w:firstRow="1" w:lastColumn="0" w:lastRow="0" w:noHBand="0" w:noVBand="1" w:val="04A0"/>
       </w:tblPr>
       <w:tblGrid>
-        <w:gridCol w:w="2160"/>
-        <w:gridCol w:w="2160"/>
-        <w:gridCol w:w="2160"/>
-        <w:gridCol w:w="2160"/>
+        <w:gridCol w:w="4320"/>
+        <w:gridCol w:w="4320"/>
       </w:tblGrid>
       <w:tr>
         <w:tc>
           <w:tcPr>
-            <w:tcW w:type="dxa" w:w="2160"/>
+            <w:tcW w:type="dxa" w:w="4320"/>
           </w:tcPr>
           <w:p>
             <w:r/>
@@ -662,13 +666,13 @@
               <w:rPr>
                 <w:b/>
               </w:rPr>
-              <w:t>Market</w:t>
+              <w:t>ROI Driver</w:t>
             </w:r>
           </w:p>
         </w:tc>
         <w:tc>
           <w:tcPr>
-            <w:tcW w:type="dxa" w:w="2160"/>
+            <w:tcW w:type="dxa" w:w="4320"/>
           </w:tcPr>
           <w:p>
             <w:r/>
@@ -676,35 +680,7 @@
               <w:rPr>
                 <w:b/>
               </w:rPr>
-              <w:t>Ease of Entry</w:t>
-            </w:r>
-          </w:p>
-        </w:tc>
-        <w:tc>
-          <w:tcPr>
-            <w:tcW w:type="dxa" w:w="2160"/>
-          </w:tcPr>
-          <w:p>
-            <w:r/>
-            <w:r>
-              <w:rPr>
-                <w:b/>
-              </w:rPr>
-              <w:t>Timeframe</w:t>
-            </w:r>
-          </w:p>
-        </w:tc>
-        <w:tc>
-          <w:tcPr>
-            <w:tcW w:type="dxa" w:w="2160"/>
-          </w:tcPr>
-          <w:p>
-            <w:r/>
-            <w:r>
-              <w:rPr>
-                <w:b/>
-              </w:rPr>
-              <w:t>Role</w:t>
+              <w:t>Michigan's Position</w:t>
             </w:r>
           </w:p>
         </w:tc>
@@ -712,41 +688,21 @@
       <w:tr>
         <w:tc>
           <w:tcPr>
-            <w:tcW w:type="dxa" w:w="2160"/>
+            <w:tcW w:type="dxa" w:w="4320"/>
           </w:tcPr>
           <w:p>
             <w:r>
-              <w:t>Wisconsin</w:t>
+              <w:t>Reliability</w:t>
             </w:r>
           </w:p>
         </w:tc>
         <w:tc>
           <w:tcPr>
-            <w:tcW w:type="dxa" w:w="2160"/>
+            <w:tcW w:type="dxa" w:w="4320"/>
           </w:tcPr>
           <w:p>
             <w:r>
-              <w:t>Highest — incumbent administrator</w:t>
-            </w:r>
-          </w:p>
-        </w:tc>
-        <w:tc>
-          <w:tcPr>
-            <w:tcW w:type="dxa" w:w="2160"/>
-          </w:tcPr>
-          <w:p>
-            <w:r>
-              <w:t>Year 1</w:t>
-            </w:r>
-          </w:p>
-        </w:tc>
-        <w:tc>
-          <w:tcPr>
-            <w:tcW w:type="dxa" w:w="2160"/>
-          </w:tcPr>
-          <w:p>
-            <w:r>
-              <w:t>PILOT</w:t>
+              <w:t>Worst in the nation — 50th of 51 states in outage duration (~18 hrs/customer/year). Outages are DISTRIBUTION-level storm events — exactly what a home battery covers (unlike Louisiana's multi-day hurricane/transmission failures).</w:t>
             </w:r>
           </w:p>
         </w:tc>
@@ -754,41 +710,21 @@
       <w:tr>
         <w:tc>
           <w:tcPr>
-            <w:tcW w:type="dxa" w:w="2160"/>
+            <w:tcW w:type="dxa" w:w="4320"/>
           </w:tcPr>
           <w:p>
             <w:r>
-              <w:t>Louisiana / Gulf</w:t>
+              <w:t>Policy hook</w:t>
             </w:r>
           </w:p>
         </w:tc>
         <w:tc>
           <w:tcPr>
-            <w:tcW w:type="dxa" w:w="2160"/>
+            <w:tcW w:type="dxa" w:w="4320"/>
           </w:tcPr>
           <w:p>
             <w:r>
-              <w:t>High — Entergy seats; program already funded</w:t>
-            </w:r>
-          </w:p>
-        </w:tc>
-        <w:tc>
-          <w:tcPr>
-            <w:tcW w:type="dxa" w:w="2160"/>
-          </w:tcPr>
-          <w:p>
-            <w:r>
-              <w:t>Years 1–2</w:t>
-            </w:r>
-          </w:p>
-        </w:tc>
-        <w:tc>
-          <w:tcPr>
-            <w:tcW w:type="dxa" w:w="2160"/>
-          </w:tcPr>
-          <w:p>
-            <w:r>
-              <w:t>FIRST EXPANSION</w:t>
+              <w:t>2023 clean energy law (PA 235): 100% clean by 2040, and a statutory 2,500 MW storage target with utility compliance filings due by end of 2029 — a ready-made rate-basing vehicle.</w:t>
             </w:r>
           </w:p>
         </w:tc>
@@ -796,41 +732,109 @@
       <w:tr>
         <w:tc>
           <w:tcPr>
-            <w:tcW w:type="dxa" w:w="2160"/>
+            <w:tcW w:type="dxa" w:w="4320"/>
           </w:tcPr>
           <w:p>
             <w:r>
-              <w:t>Washington</w:t>
+              <w:t>Regulatory appetite</w:t>
             </w:r>
           </w:p>
         </w:tc>
         <w:tc>
           <w:tcPr>
-            <w:tcW w:type="dxa" w:w="2160"/>
+            <w:tcW w:type="dxa" w:w="4320"/>
           </w:tcPr>
           <w:p>
             <w:r>
-              <w:t>Medium — no incumbency, one competitor present</w:t>
+              <w:t>DTE and Consumers are in chronic rate-hike cycles (Consumers +8.9% residential approved Mar 2026) with public backlash — regulators have real appetite for reliability spending that isn't just more wires.</w:t>
+            </w:r>
+          </w:p>
+        </w:tc>
+      </w:tr>
+      <w:tr>
+        <w:tc>
+          <w:tcPr>
+            <w:tcW w:type="dxa" w:w="4320"/>
+          </w:tcPr>
+          <w:p>
+            <w:r>
+              <w:t>Rates</w:t>
             </w:r>
           </w:p>
         </w:tc>
         <w:tc>
           <w:tcPr>
-            <w:tcW w:type="dxa" w:w="2160"/>
+            <w:tcW w:type="dxa" w:w="4320"/>
           </w:tcPr>
           <w:p>
             <w:r>
-              <w:t>Years 2–3</w:t>
+              <w:t>Highest of our candidate states (21.4 cents/kWh) — strongest avoided-cost math.</w:t>
+            </w:r>
+          </w:p>
+        </w:tc>
+      </w:tr>
+      <w:tr>
+        <w:tc>
+          <w:tcPr>
+            <w:tcW w:type="dxa" w:w="4320"/>
+          </w:tcPr>
+          <w:p>
+            <w:r>
+              <w:t>Ownership structure</w:t>
             </w:r>
           </w:p>
         </w:tc>
         <w:tc>
           <w:tcPr>
-            <w:tcW w:type="dxa" w:w="2160"/>
+            <w:tcW w:type="dxa" w:w="4320"/>
           </w:tcPr>
           <w:p>
             <w:r>
-              <w:t>GROWTH PROOF</w:t>
+              <w:t>Vertically integrated utilities (unlike Illinois) — DTE and Consumers CAN legally rate-base batteries directly.</w:t>
+            </w:r>
+          </w:p>
+        </w:tc>
+      </w:tr>
+      <w:tr>
+        <w:tc>
+          <w:tcPr>
+            <w:tcW w:type="dxa" w:w="4320"/>
+          </w:tcPr>
+          <w:p>
+            <w:r>
+              <w:t>Competition</w:t>
+            </w:r>
+          </w:p>
+        </w:tc>
+        <w:tc>
+          <w:tcPr>
+            <w:tcW w:type="dxa" w:w="4320"/>
+          </w:tcPr>
+          <w:p>
+            <w:r>
+              <w:t>Near-greenfield: one small DTE/sonnen pilot in Ann Arbor. No scaled residential program exists.</w:t>
+            </w:r>
+          </w:p>
+        </w:tc>
+      </w:tr>
+      <w:tr>
+        <w:tc>
+          <w:tcPr>
+            <w:tcW w:type="dxa" w:w="4320"/>
+          </w:tcPr>
+          <w:p>
+            <w:r>
+              <w:t>Honest weakness</w:t>
+            </w:r>
+          </w:p>
+        </w:tc>
+        <w:tc>
+          <w:tcPr>
+            <w:tcW w:type="dxa" w:w="4320"/>
+          </w:tcPr>
+          <w:p>
+            <w:r>
+              <w:t>Worst solar resource of our candidates (~16-18% capacity factor). Program design response: battery-led, solar right-sized rather than maximized — see Section 3 above.</w:t>
             </w:r>
           </w:p>
         </w:tc>
@@ -843,7 +847,7 @@
           <w:b w:val="0"/>
           <w:i w:val="0"/>
         </w:rPr>
-        <w:t>Excluded on purpose: California and Texas (saturated by Sunrun, Tesla, Base Power, Willdan); New England (GMP self-administers); NYC (Local Law 97 is a commercial-buildings play — keep as future variant).</w:t>
+        <w:t>Load growth adds urgency: MISO forecasts a 35% peak demand increase by 2035, driven heavily by data centers concentrated in the Illinois/Indiana/Michigan corridor — the same dynamic that could eventually help Wisconsin arrives in Michigan on a nearer horizon with a statutory storage mandate already in place.</w:t>
       </w:r>
     </w:p>
     <w:p>
@@ -857,7 +861,183 @@
           <w:color w:val="1B2A5E"/>
           <w:sz w:val="32"/>
         </w:rPr>
-        <w:t>6. Why the Client Says Yes</w:t>
+        <w:t>6. Recommended Three-State Narrative</w:t>
+      </w:r>
+    </w:p>
+    <w:tbl>
+      <w:tblPr>
+        <w:tblStyle w:val="LightGrid-Accent1"/>
+        <w:tblW w:type="auto" w:w="0"/>
+        <w:tblLook w:firstColumn="1" w:firstRow="1" w:lastColumn="0" w:lastRow="0" w:noHBand="0" w:noVBand="1" w:val="04A0"/>
+      </w:tblPr>
+      <w:tblGrid>
+        <w:gridCol w:w="2880"/>
+        <w:gridCol w:w="2880"/>
+        <w:gridCol w:w="2880"/>
+      </w:tblGrid>
+      <w:tr>
+        <w:tc>
+          <w:tcPr>
+            <w:tcW w:type="dxa" w:w="2880"/>
+          </w:tcPr>
+          <w:p>
+            <w:r/>
+            <w:r>
+              <w:rPr>
+                <w:b/>
+              </w:rPr>
+              <w:t>State</w:t>
+            </w:r>
+          </w:p>
+        </w:tc>
+        <w:tc>
+          <w:tcPr>
+            <w:tcW w:type="dxa" w:w="2880"/>
+          </w:tcPr>
+          <w:p>
+            <w:r/>
+            <w:r>
+              <w:rPr>
+                <w:b/>
+              </w:rPr>
+              <w:t>Role in the Story</w:t>
+            </w:r>
+          </w:p>
+        </w:tc>
+        <w:tc>
+          <w:tcPr>
+            <w:tcW w:type="dxa" w:w="2880"/>
+          </w:tcPr>
+          <w:p>
+            <w:r/>
+            <w:r>
+              <w:rPr>
+                <w:b/>
+              </w:rPr>
+              <w:t>Why</w:t>
+            </w:r>
+          </w:p>
+        </w:tc>
+      </w:tr>
+      <w:tr>
+        <w:tc>
+          <w:tcPr>
+            <w:tcW w:type="dxa" w:w="2880"/>
+          </w:tcPr>
+          <w:p>
+            <w:r>
+              <w:t>California</w:t>
+            </w:r>
+          </w:p>
+        </w:tc>
+        <w:tc>
+          <w:tcPr>
+            <w:tcW w:type="dxa" w:w="2880"/>
+          </w:tcPr>
+          <w:p>
+            <w:r>
+              <w:t>Proof it works</w:t>
+            </w:r>
+          </w:p>
+        </w:tc>
+        <w:tc>
+          <w:tcPr>
+            <w:tcW w:type="dxa" w:w="2880"/>
+          </w:tcPr>
+          <w:p>
+            <w:r>
+              <w:t>Mature Powerwall/VPP market; established value benchmarks de-risk the concept for leadership</w:t>
+            </w:r>
+          </w:p>
+        </w:tc>
+      </w:tr>
+      <w:tr>
+        <w:tc>
+          <w:tcPr>
+            <w:tcW w:type="dxa" w:w="2880"/>
+          </w:tcPr>
+          <w:p>
+            <w:r>
+              <w:t>North Carolina</w:t>
+            </w:r>
+          </w:p>
+        </w:tc>
+        <w:tc>
+          <w:tcPr>
+            <w:tcW w:type="dxa" w:w="2880"/>
+          </w:tcPr>
+          <w:p>
+            <w:r>
+              <w:t>Proof the demand exists</w:t>
+            </w:r>
+          </w:p>
+        </w:tc>
+        <w:tc>
+          <w:tcPr>
+            <w:tcW w:type="dxa" w:w="2880"/>
+          </w:tcPr>
+          <w:p>
+            <w:r>
+              <w:t>Duke's PowerPair (2024, up to $9,000/home) is fully subscribed with waitlists; Duke has filed to expand battery incentives to avoid new power plants — an IOU already evolving toward our model. Market is claimed, so NC is our case study, not our pilot.</w:t>
+            </w:r>
+          </w:p>
+        </w:tc>
+      </w:tr>
+      <w:tr>
+        <w:tc>
+          <w:tcPr>
+            <w:tcW w:type="dxa" w:w="2880"/>
+          </w:tcPr>
+          <w:p>
+            <w:r>
+              <w:t>Michigan</w:t>
+            </w:r>
+          </w:p>
+        </w:tc>
+        <w:tc>
+          <w:tcPr>
+            <w:tcW w:type="dxa" w:w="2880"/>
+          </w:tcPr>
+          <w:p>
+            <w:r>
+              <w:t>The pilot — where need, mandate, and open market align</w:t>
+            </w:r>
+          </w:p>
+        </w:tc>
+        <w:tc>
+          <w:tcPr>
+            <w:tcW w:type="dxa" w:w="2880"/>
+          </w:tcPr>
+          <w:p>
+            <w:r>
+              <w:t>Worst outages in the nation, statutory 2,500 MW storage target with 2029 compliance deadlines, vertically integrated utilities that can legally own the fleet, near-zero competition</w:t>
+            </w:r>
+          </w:p>
+        </w:tc>
+      </w:tr>
+    </w:tbl>
+    <w:p/>
+    <w:p>
+      <w:r>
+        <w:rPr>
+          <w:b w:val="0"/>
+          <w:i w:val="0"/>
+        </w:rPr>
+        <w:t>Illinois remains available as a secondary talking point: a parallel program-administration opportunity (VPP/rebate program administration under CRGA) that proves the operating model travels even where ownership doesn't — useful if asked about scalability beyond the three pilot states.</w:t>
+      </w:r>
+    </w:p>
+    <w:p>
+      <w:pPr>
+        <w:pStyle w:val="Heading1"/>
+      </w:pPr>
+      <w:r>
+        <w:rPr>
+          <w:rFonts w:ascii="Arial" w:hAnsi="Arial"/>
+          <w:b/>
+          <w:color w:val="1B2A5E"/>
+          <w:sz w:val="32"/>
+        </w:rPr>
+        <w:t>7. Why the Client Says Yes</w:t>
       </w:r>
     </w:p>
     <w:p>
@@ -969,7 +1149,7 @@
           <w:color w:val="1B2A5E"/>
           <w:sz w:val="32"/>
         </w:rPr>
-        <w:t>7. Maintenance: Who Takes Care of It and What It Costs</w:t>
+        <w:t>8. Maintenance: Who Takes Care of It and What It Costs</w:t>
       </w:r>
     </w:p>
     <w:p>
@@ -1053,7 +1233,7 @@
           </w:tcPr>
           <w:p>
             <w:r>
-              <w:t>Maintenance-free by design; Tesla: 10-yr warranty, ≥70% capacity; Enphase: 15-yr / 6,000 cycles</w:t>
+              <w:t>Maintenance-free by design; Tesla: 10-yr warranty, &gt;=70% capacity; Enphase: 15-yr / 6,000 cycles</w:t>
             </w:r>
           </w:p>
         </w:tc>
@@ -1063,7 +1243,7 @@
           </w:tcPr>
           <w:p>
             <w:r>
-              <w:t>Warranty-covered in years 1–10/15</w:t>
+              <w:t>Warranty-covered in years 1-10/15</w:t>
             </w:r>
           </w:p>
         </w:tc>
@@ -1095,7 +1275,7 @@
           </w:tcPr>
           <w:p>
             <w:r>
-              <w:t>$150–$400/household/yr routine O&amp;M</w:t>
+              <w:t>$150-$400/household/yr routine O&amp;M</w:t>
             </w:r>
           </w:p>
         </w:tc>
@@ -1117,7 +1297,7 @@
           </w:tcPr>
           <w:p>
             <w:r>
-              <w:t>The one real O&amp;M event — replacement at year 10–15</w:t>
+              <w:t>The one real O&amp;M event - replacement at year 10-15</w:t>
             </w:r>
           </w:p>
         </w:tc>
@@ -1127,7 +1307,7 @@
           </w:tcPr>
           <w:p>
             <w:r>
-              <w:t>$800–$2,500 per replacement</w:t>
+              <w:t>$800-$2,500 per replacement</w:t>
             </w:r>
           </w:p>
         </w:tc>
@@ -1172,16 +1352,7 @@
           <w:b w:val="0"/>
           <w:i w:val="0"/>
         </w:rPr>
-        <w:t>O&amp;M funding source: dispatch value. The avoided-capacity value the utility captures ($500–$1,500/kW) funds the O&amp;M reserve — the asset pays for its own upkeep, as with any rate-based infrastructure.</w:t>
-      </w:r>
-    </w:p>
-    <w:p>
-      <w:r>
-        <w:rPr>
-          <w:b w:val="0"/>
-          <w:i w:val="0"/>
-        </w:rPr>
-        <w:t>Precedents: Green Mountain Power (utility maintains everything); Hawaiian Electric BYOD Plus (pays a dedicated $400/kW low-to-moderate-income adder — the income-qualified VPP design already exists).</w:t>
+        <w:t>O&amp;M funding source: dispatch value. The avoided-capacity value the utility captures ($500-$1,500/kW) funds the O&amp;M reserve — the asset pays for its own upkeep, as with any rate-based infrastructure.</w:t>
       </w:r>
     </w:p>
     <w:p>
@@ -1195,7 +1366,7 @@
           <w:color w:val="1B2A5E"/>
           <w:sz w:val="32"/>
         </w:rPr>
-        <w:t>8. Hard Questions Leadership Will Ask (and Our Answers)</w:t>
+        <w:t>9. Hard Questions Leadership Will Ask (and Our Answers)</w:t>
       </w:r>
     </w:p>
     <w:tbl>
@@ -1255,7 +1426,7 @@
           </w:tcPr>
           <w:p>
             <w:r>
-              <w:t>Utilities WANT to deploy capital — rate-based assets are how they earn returns. Funding uncertainty kills grant programs, not rate-based infrastructure. Surging grid demand makes peak-capacity investment unavoidable; this is the cheaper way to buy it.</w:t>
+              <w:t>Utilities WANT to deploy capital — rate-based assets are how they earn returns. Funding uncertainty kills grant programs, not rate-based infrastructure.</w:t>
             </w:r>
           </w:p>
         </w:tc>
@@ -1277,7 +1448,7 @@
           </w:tcPr>
           <w:p>
             <w:r>
-              <w:t>Already done twice: Vermont (2020, caps lifted 2023) and New Hampshire (2019). Approval case: cheaper than the peaker alternative + equity benefits. Regulatory approval is the honest pacing item — hence piloting where APTIM knows the regulator.</w:t>
+              <w:t>Already done twice: Vermont (2020) and New Hampshire (2019). Michigan's statutory storage target gives an even stronger hook than either precedent had.</w:t>
             </w:r>
           </w:p>
         </w:tc>
@@ -1299,7 +1470,7 @@
           </w:tcPr>
           <w:p>
             <w:r>
-              <w:t>No. Tesla enrolls batteries customers bought; Sunrun sells capacity from fleets Sunrun owns. Neither does field administration of utility-owned assets. In our program Tesla is a supplier, not a competitor.</w:t>
+              <w:t>No. Tesla enrolls batteries customers bought; Sunrun sells capacity from fleets Sunrun owns. Neither does field administration of utility-owned assets.</w:t>
             </w:r>
           </w:p>
         </w:tc>
@@ -1321,7 +1492,7 @@
           </w:tcPr>
           <w:p>
             <w:r>
-              <w:t>No — CLEAResult and every other DSM administrator runs customer-owned (BYOD) device programs. None administers utility-owned battery assets. The seat is empty; GMP had to build it in-house.</w:t>
+              <w:t>No — every DSM administrator runs customer-owned (BYOD) device programs. None administers utility-owned battery assets. GMP had to build the role in-house.</w:t>
             </w:r>
           </w:p>
         </w:tc>
@@ -1343,7 +1514,73 @@
           </w:tcPr>
           <w:p>
             <w:r>
-              <w:t>Swell failed as a venture-funded startup carrying hardware financing risk on its own balance sheet. APTIM is fee-for-service on utility-owned assets — no hardware on our books. Swell's collapse is why utilities now prefer exactly this structure.</w:t>
+              <w:t>Swell failed as a venture-funded startup carrying hardware financing risk on its own balance sheet. APTIM is fee-for-service on utility-owned assets.</w:t>
+            </w:r>
+          </w:p>
+        </w:tc>
+      </w:tr>
+      <w:tr>
+        <w:tc>
+          <w:tcPr>
+            <w:tcW w:type="dxa" w:w="4320"/>
+          </w:tcPr>
+          <w:p>
+            <w:r>
+              <w:t>Why Michigan and not Illinois, given Illinois has better raw capacity prices?</w:t>
+            </w:r>
+          </w:p>
+        </w:tc>
+        <w:tc>
+          <w:tcPr>
+            <w:tcW w:type="dxa" w:w="4320"/>
+          </w:tcPr>
+          <w:p>
+            <w:r>
+              <w:t>We checked. Illinois is a deregulated state — utilities there legally cannot own generation-like assets, and the state's own new storage law routes procurement through developers and customers, not utility ownership. Michigan's utilities are vertically integrated and can rate-base directly, with a statutory storage mandate on top. Illinois is a real opportunity, but as a VPP/rebate program administration contract, not a fleet pilot.</w:t>
+            </w:r>
+          </w:p>
+        </w:tc>
+      </w:tr>
+      <w:tr>
+        <w:tc>
+          <w:tcPr>
+            <w:tcW w:type="dxa" w:w="4320"/>
+          </w:tcPr>
+          <w:p>
+            <w:r>
+              <w:t>Why Michigan over Wisconsin, given APTIM's relationship is stronger in Wisconsin?</w:t>
+            </w:r>
+          </w:p>
+        </w:tc>
+        <w:tc>
+          <w:tcPr>
+            <w:tcW w:type="dxa" w:w="4320"/>
+          </w:tcPr>
+          <w:p>
+            <w:r>
+              <w:t>We pressure-tested the relationship-based pick against real ROI data and it did not hold up: Wisconsin is one of the five most reliable states in the country with no storage mandate. Michigan has the worst outages in the nation and a statutory 2,500 MW storage target with 2029 compliance deadlines. We chose the state where the numbers work, and treat Wisconsin as a future expansion market if its data-center-driven load growth materializes as projected.</w:t>
+            </w:r>
+          </w:p>
+        </w:tc>
+      </w:tr>
+      <w:tr>
+        <w:tc>
+          <w:tcPr>
+            <w:tcW w:type="dxa" w:w="4320"/>
+          </w:tcPr>
+          <w:p>
+            <w:r>
+              <w:t>Does weak Michigan solar undermine the pitch?</w:t>
+            </w:r>
+          </w:p>
+        </w:tc>
+        <w:tc>
+          <w:tcPr>
+            <w:tcW w:type="dxa" w:w="4320"/>
+          </w:tcPr>
+          <w:p>
+            <w:r>
+              <w:t>No — it resizes the solar component, not the battery. Peak-shaving revenue comes from grid off-peak charging, not solar. Michigan's typical outage duration (~12-18 hrs) is within single-charge battery coverage. Solar is paired where it earns its cost, not treated as mandatory everywhere.</w:t>
             </w:r>
           </w:p>
         </w:tc>
@@ -1387,7 +1624,7 @@
           </w:tcPr>
           <w:p>
             <w:r>
-              <w:t>Our Town Hall surfaced the internal fear: over-reliance on politically dependent programs. This diversifies APTIM into rate-based infrastructure services — the most federal-proof revenue in the sector — and Entergy New Orleans shows the demand arriving on APTIM's desk already.</w:t>
+              <w:t>Our Town Hall surfaced the internal fear: over-reliance on politically dependent programs. This diversifies APTIM into rate-based infrastructure services — the most federal-proof revenue in the sector.</w:t>
             </w:r>
           </w:p>
         </w:tc>
@@ -1405,7 +1642,7 @@
           <w:color w:val="1B2A5E"/>
           <w:sz w:val="32"/>
         </w:rPr>
-        <w:t>9. Decisions We Need to Make Thursday</w:t>
+        <w:t>10. Decisions We Need to Make</w:t>
       </w:r>
     </w:p>
     <w:p>
@@ -1421,7 +1658,7 @@
         <w:pStyle w:val="ListBullet"/>
       </w:pPr>
       <w:r>
-        <w:t>2. Do we lock Wisconsin as the pilot use case, with Louisiana as first expansion and Washington as the growth story?</w:t>
+        <w:t>2. Do we lock Michigan as the pilot use case, with California and North Carolina as the supporting proof-points? (Recommended; Wisconsin available as future expansion note; Illinois as parallel program-administration note)</w:t>
       </w:r>
     </w:p>
     <w:p>
@@ -1429,7 +1666,7 @@
         <w:pStyle w:val="ListBullet"/>
       </w:pPr>
       <w:r>
-        <w:t>3. Slide ownership: problem definition (Maija), market analysis (Jenny), competitive landscape (Christian — drafted), service concept/business case, pilot use case</w:t>
+        <w:t>3. Slide ownership: motivation (John), problem statement (Maija), market analysis (Jenny), prioritization framework + service concept (Christian), strategic fit + client use case (Maija), competitive landscape (Alexander)</w:t>
       </w:r>
     </w:p>
     <w:p>
@@ -1437,7 +1674,7 @@
         <w:pStyle w:val="ListBullet"/>
       </w:pPr>
       <w:r>
-        <w:t>4. Numbers still needed for the business case: battery+solar capex per household, Wisconsin peak capacity costs, pilot fleet size, APTIM administration fee structure</w:t>
+        <w:t>4. Numbers still needed for the business case: battery+solar capex per household, Michigan avoided-cost/capacity math, pilot fleet size, APTIM administration fee structure</w:t>
       </w:r>
     </w:p>
     <w:p>
@@ -1445,7 +1682,7 @@
         <w:pStyle w:val="ListBullet"/>
       </w:pPr>
       <w:r>
-        <w:t>5. Do we bring this to Erin Soman / Alex Scott for a sanity check before the Friday review with Samantha?</w:t>
+        <w:t>5. Confirm the three-state list via group chat and bring this framing to the Wednesday internal review before Samantha's session</w:t>
       </w:r>
     </w:p>
     <w:p/>
@@ -1455,7 +1692,7 @@
           <w:i/>
           <w:sz w:val="18"/>
         </w:rPr>
-        <w:t>Supporting documents: STRIVE_Capstone_Competitive_Landscape_Battery_Fleet.docx (full competitive analysis and target-market detail). Sources on file: VT PUC 23-3501-PET; NH Docket DE 17-189; Entergy New Orleans Energy Smart filings; WA Commerce CBPS; Colorado Energy Office VXC/SB21-260; Tesla/Enphase warranties; GMP program tariffs; Hawaiian Electric BYOD Plus; ACEEE 2025 Scorecard; PSC Wisconsin. Full research threads available from Christian.</w:t>
+        <w:t>Supporting documents: STRIVE_Capstone_Competitive_Landscape_Battery_Fleet.docx (full competitive analysis and target-market detail). Sources on file: VT PUC 23-3501-PET; NH Docket DE 17-189; Entergy New Orleans Energy Smart filings; MI PA 235 (2023); MISO PRA results 2025/26-2026/27; PJM BRA results; Duke PowerPair program data; Illinois CRGA/SB25; ICC grid plan rejection dockets; EIA reliability (SAIDI) data; Tesla/Enphase warranties; GMP program tariffs; ACEEE 2025 Scorecard; PSC Wisconsin. Full research threads available from Christian.</w:t>
       </w:r>
     </w:p>
     <w:sectPr>

--- a/STRIVE_Capstone_Utility_Owned_Battery_Fleet_Proposal.docx
+++ b/STRIVE_Capstone_Utility_Owned_Battery_Fleet_Proposal.docx
@@ -14,9 +14,9 @@
         </w:rPr>
         <w:t>STRIVE Capstone — Group 1</w:t>
         <w:br/>
-        <w:t>Recommended Direction: Utility-Owned Battery + Solar Fleet</w:t>
+        <w:t>Utility-Owned Battery + Solar Fleet Administered by APTIM</w:t>
         <w:br/>
-        <w:t>Administered by APTIM</w:t>
+        <w:t>Michigan Market-Entry Proposal</w:t>
       </w:r>
     </w:p>
     <w:p>
@@ -28,7 +28,7 @@
           <w:i/>
           <w:sz w:val="20"/>
         </w:rPr>
-        <w:t>Team Briefing v3 — Updated with State Selection Analysis | Prepared by Christian (Utilities Research)</w:t>
+        <w:t>Team Briefing v4 — Fact-Checked, Sources Cited, Open Decisions Flagged | Prepared by Christian</w:t>
         <w:br/>
         <w:t>Internal working document — Group 1 discussion only</w:t>
       </w:r>
@@ -45,16 +45,7 @@
           <w:color w:val="1B2A5E"/>
           <w:sz w:val="32"/>
         </w:rPr>
-        <w:t>1. Where We Are and Why This Document Exists</w:t>
-      </w:r>
-    </w:p>
-    <w:p>
-      <w:r>
-        <w:rPr>
-          <w:b w:val="0"/>
-          <w:i w:val="0"/>
-        </w:rPr>
-        <w:t>Samantha's feedback: leadership wants a SPECIFIC program with real numbers for one region — not a broad toolkit. She pointed at batteries + solar as the level of specificity they want, and asked us to answer: why would the client say yes, why is it financially beneficial, and how does it scale.</w:t>
+        <w:t>Changelog: What Changed in v4 and Why</w:t>
       </w:r>
     </w:p>
     <w:p>
@@ -63,7 +54,72 @@
           <w:b/>
           <w:i w:val="0"/>
         </w:rPr>
-        <w:t>Since v2, we completed a full competitive analysis AND a state-by-state ROI comparison to select our pilot market with real data instead of relationship intuition alone. This surfaced an important correction: our original pilot lean (Wisconsin) does not hold up on the numbers, and a stronger candidate (Michigan) does. This document reflects that update.</w:t>
+        <w:t>A teammate reviewed v3 and correctly flagged several problems: an unverified number, unclear money flow, and open business-model questions presented as settled. This version fixes all of it. Changes:</w:t>
+      </w:r>
+    </w:p>
+    <w:p>
+      <w:pPr>
+        <w:pStyle w:val="ListBullet"/>
+      </w:pPr>
+      <w:r>
+        <w:t>REMOVED the "$500-1,500/kW avoided capacity cost" figure. It could not be traced to any primary source. Replaced with MISO's actual published capacity auction clearing prices, with our own math shown transparently as an estimate, not an official figure.</w:t>
+      </w:r>
+    </w:p>
+    <w:p>
+      <w:pPr>
+        <w:pStyle w:val="ListBullet"/>
+      </w:pPr>
+      <w:r>
+        <w:t>CORRECTED our claim about APTIM's Michigan presence. No evidence exists of an APTIM contract with DTE or Consumers Energy. This is now stated plainly as a MARKET-ENTRY pitch, not an incumbent-relationship pitch (unlike our Wisconsin and Louisiana relationships).</w:t>
+      </w:r>
+    </w:p>
+    <w:p>
+      <w:pPr>
+        <w:pStyle w:val="ListBullet"/>
+      </w:pPr>
+      <w:r>
+        <w:t>ADDED a plain-language explanation of ratepayer/rate-base financing — who actually pays, and how the hosting household differs from every other ratepayer.</w:t>
+      </w:r>
+    </w:p>
+    <w:p>
+      <w:pPr>
+        <w:pStyle w:val="ListBullet"/>
+      </w:pPr>
+      <w:r>
+        <w:t>ADDED an explicit distinction between our utility-ownership model and a Power Purchase Agreement (PPA) structure, since these can be confused.</w:t>
+      </w:r>
+    </w:p>
+    <w:p>
+      <w:pPr>
+        <w:pStyle w:val="ListBullet"/>
+      </w:pPr>
+      <w:r>
+        <w:t>ADDED real, sourced Michigan solar/storage law detail (net metering replacement, PA 235 specifics with a case number and deadline).</w:t>
+      </w:r>
+    </w:p>
+    <w:p>
+      <w:pPr>
+        <w:pStyle w:val="ListBullet"/>
+      </w:pPr>
+      <w:r>
+        <w:t>ADDED named installer precedent from Green Mountain Power, and an honest statement that DTE/Consumers' existing contractor networks are thermostat-focused, not battery-focused.</w:t>
+      </w:r>
+    </w:p>
+    <w:p>
+      <w:pPr>
+        <w:pStyle w:val="ListBullet"/>
+      </w:pPr>
+      <w:r>
+        <w:t>FLAGGED remaining open business-model questions (RFP process, funding flow, installer selection) as decisions the TEAM needs to make, not settled facts.</w:t>
+      </w:r>
+    </w:p>
+    <w:p>
+      <w:r>
+        <w:rPr>
+          <w:b w:val="0"/>
+          <w:i/>
+        </w:rPr>
+        <w:t>Scope note: given what we found, we are proposing this as a market-entry play into Michigan rather than an extension of an existing APTIM relationship. This is a legitimate strategic option — administrators win new utility contracts via RFP regularly — but it changes the pitch from "APTIM already does this" to "APTIM is positioned to win this." Flagging this so the team can decide if that shift works for our story, or if we want to weight Wisconsin/Louisiana (existing relationships) more heavily alongside Michigan (strongest economics).</w:t>
       </w:r>
     </w:p>
     <w:p>
@@ -77,7 +133,30 @@
           <w:color w:val="1B2A5E"/>
           <w:sz w:val="32"/>
         </w:rPr>
-        <w:t>2. The Flaw We Solved First</w:t>
+        <w:t>1. The Program, In Plain Terms</w:t>
+      </w:r>
+    </w:p>
+    <w:p>
+      <w:r>
+        <w:rPr>
+          <w:b w:val="0"/>
+          <w:i w:val="0"/>
+        </w:rPr>
+        <w:t>The utility finances and owns residential battery + solar systems, deployed as rate-based grid infrastructure — the same financial mechanism it uses for poles, wires, and substations. APTIM administers the program; APTIM does not own the hardware and does not fund it.</w:t>
+      </w:r>
+    </w:p>
+    <w:p>
+      <w:pPr>
+        <w:pStyle w:val="Heading2"/>
+      </w:pPr>
+      <w:r>
+        <w:rPr>
+          <w:rFonts w:ascii="Arial" w:hAnsi="Arial"/>
+          <w:b/>
+          <w:color w:val="E87B22"/>
+          <w:sz w:val="26"/>
+        </w:rPr>
+        <w:t>Who Actually Pays — The Part That Needed Clarifying</w:t>
       </w:r>
     </w:p>
     <w:p>
@@ -86,7 +165,7 @@
           <w:b/>
           <w:i w:val="0"/>
         </w:rPr>
-        <w:t>Every consumer-facing battery + solar model fails the same way:</w:t>
+        <w:t>The hosting household does NOT get a special bill and does NOT pay anything extra. Here is the actual money flow:</w:t>
       </w:r>
     </w:p>
     <w:p>
@@ -94,7 +173,7 @@
         <w:pStyle w:val="ListBullet"/>
       </w:pPr>
       <w:r>
-        <w:t>Customers will not take on the upfront cost — there is not enough consumer urgency around energy resilience to push that agenda, even for households that could afford it.</w:t>
+        <w:t>The utility spends capital to buy the battery fleet.</w:t>
       </w:r>
     </w:p>
     <w:p>
@@ -102,7 +181,7 @@
         <w:pStyle w:val="ListBullet"/>
       </w:pPr>
       <w:r>
-        <w:t>Monthly-payment models (Green Mountain Power's $55/month lease) do not work for income-qualified households.</w:t>
+        <w:t>That capital is added to the utility's "rate base" (the pool of assets it's allowed to earn a return on), once approved by the state regulator (in Michigan, the Michigan Public Service Commission).</w:t>
       </w:r>
     </w:p>
     <w:p>
@@ -110,16 +189,55 @@
         <w:pStyle w:val="ListBullet"/>
       </w:pPr>
       <w:r>
-        <w:t>Incentive-covered models re-import the original problem: if the program only works when federal rebates cover the hardware, the program dies when federal funding dies.</w:t>
+        <w:t>The utility recovers rate-base costs from ALL customers, spread across everyone's bill as a small, general increase — this is called ratepayer financing.</w:t>
+      </w:r>
+    </w:p>
+    <w:p>
+      <w:pPr>
+        <w:pStyle w:val="ListBullet"/>
+      </w:pPr>
+      <w:r>
+        <w:t>The battery fleet reduces the utility's total cost of running the grid (avoids building a peaker plant, avoids buying expensive peak-hour power) — so the net effect on ALL customers' bills is lower than if the utility had built the costlier alternative instead.</w:t>
+      </w:r>
+    </w:p>
+    <w:p>
+      <w:pPr>
+        <w:pStyle w:val="ListBullet"/>
+      </w:pPr>
+      <w:r>
+        <w:t>The hosting household's "payment" for allowing the equipment in their home is the free backup power and bill savings they receive — a benefit other ratepayers don't get, in exchange for hosting.</w:t>
       </w:r>
     </w:p>
     <w:p>
       <w:r>
         <w:rPr>
+          <w:b w:val="0"/>
+          <w:i/>
+        </w:rPr>
+        <w:t>Source: this is standard utility rate-of-return regulation. See NRDC's "Utility Accountability 101" (nrdc.org) and EIA's "How electricity prices are regulated" for a full explainer — recommend the team read NRDC's piece directly before presenting this slide, since it is Alex's suggested resource on exactly this mechanism.</w:t>
+      </w:r>
+    </w:p>
+    <w:p>
+      <w:pPr>
+        <w:pStyle w:val="Heading2"/>
+      </w:pPr>
+      <w:r>
+        <w:rPr>
+          <w:rFonts w:ascii="Arial" w:hAnsi="Arial"/>
           <w:b/>
+          <w:color w:val="E87B22"/>
+          <w:sz w:val="26"/>
+        </w:rPr>
+        <w:t>This Is NOT a Power Purchase Agreement (PPA) — A Distinction Worth Stating Explicitly</w:t>
+      </w:r>
+    </w:p>
+    <w:p>
+      <w:r>
+        <w:rPr>
+          <w:b w:val="0"/>
           <w:i w:val="0"/>
         </w:rPr>
-        <w:t>The fix: remove the customer from the buying decision entirely. The utility buys; the household only hosts.</w:t>
+        <w:t>A PPA is a contract where a utility buys power/capacity from a THIRD PARTY that owns the generating or storage asset — the utility never owns the equipment. Our model is the opposite: the utility owns the battery fleet directly and earns a regulated return on it. These are mutually exclusive structures for the same asset. (For reference: DTE and Consumers already use PPA-like contracts for their utility-SCALE battery projects — e.g., MPSC approved six such battery contracts totaling 1,332 MW in March 2026 — but that is a different model than what we're proposing for the RESIDENTIAL fleet, which is utility-owned.)</w:t>
       </w:r>
     </w:p>
     <w:p>
@@ -133,7 +251,7 @@
           <w:color w:val="1B2A5E"/>
           <w:sz w:val="32"/>
         </w:rPr>
-        <w:t>3. The Program</w:t>
+        <w:t>2. Verified Economics — Every Number Sourced</w:t>
       </w:r>
     </w:p>
     <w:p>
@@ -142,161 +260,7 @@
           <w:b/>
           <w:i w:val="0"/>
         </w:rPr>
-        <w:t>The utility finances and owns residential battery + solar systems (in practice, Tesla Powerwalls or equivalent paired with rooftop solar where it pencils), deployed as rate-based grid infrastructure — the same way it finances poles, wires, and substations.</w:t>
-      </w:r>
-    </w:p>
-    <w:p>
-      <w:pPr>
-        <w:pStyle w:val="ListBullet"/>
-      </w:pPr>
-      <w:r>
-        <w:t>The HOUSEHOLD hosts the equipment: $0 upfront, $0 monthly, free backup power, lower bills. Signs only a hosting agreement.</w:t>
-      </w:r>
-    </w:p>
-    <w:p>
-      <w:pPr>
-        <w:pStyle w:val="ListBullet"/>
-      </w:pPr>
-      <w:r>
-        <w:t>The UTILITY dispatches the fleet at peak, capturing avoided peak-capacity value (~$500–$1,500/kW) — cheaper than the peaker plant or wires upgrade it replaces, and it grows the rate base (how utilities earn returns).</w:t>
-      </w:r>
-    </w:p>
-    <w:p>
-      <w:pPr>
-        <w:pStyle w:val="ListBullet"/>
-      </w:pPr>
-      <w:r>
-        <w:t>APTIM sells no hardware. APTIM is the program administrator: site selection, household recruitment, hosting agreements, contractor network management, installation QA, fleet program reporting, regulatory compliance documentation.</w:t>
-      </w:r>
-    </w:p>
-    <w:p>
-      <w:r>
-        <w:rPr>
-          <w:b w:val="0"/>
-          <w:i/>
-        </w:rPr>
-        <w:t>Division of labor in one line: Tesla (or another OEM) makes the batteries. The utility owns them. Software partners (Tesla/EnergyHub) dispatch them. APTIM makes the program work on the ground.</w:t>
-      </w:r>
-    </w:p>
-    <w:p>
-      <w:pPr>
-        <w:pStyle w:val="Heading2"/>
-      </w:pPr>
-      <w:r>
-        <w:rPr>
-          <w:rFonts w:ascii="Arial" w:hAnsi="Arial"/>
-          <w:b/>
-          <w:color w:val="E87B22"/>
-          <w:sz w:val="26"/>
-        </w:rPr>
-        <w:t>How the Battery Does Its Job Without Depending on Sunshine</w:t>
-      </w:r>
-    </w:p>
-    <w:p>
-      <w:pPr>
-        <w:pStyle w:val="ListBullet"/>
-      </w:pPr>
-      <w:r>
-        <w:t>Peak-shaving revenue: the battery charges off-peak from the GRID (cheap, plentiful overnight power) and discharges at peak. This is how most VPP dispatch works today — solar is not required for this revenue stream.</w:t>
-      </w:r>
-    </w:p>
-    <w:p>
-      <w:pPr>
-        <w:pStyle w:val="ListBullet"/>
-      </w:pPr>
-      <w:r>
-        <w:t>Outage backup: a 13.5 kWh battery alone covers ~12–24 hours of essential loads. Solar becomes valuable for MULTI-DAY outages by recharging the battery daily.</w:t>
-      </w:r>
-    </w:p>
-    <w:p>
-      <w:pPr>
-        <w:pStyle w:val="ListBullet"/>
-      </w:pPr>
-      <w:r>
-        <w:t>Design implication: solar is sized per state based on resource and outage duration profile — full-size where outages are short/frequent and sun is available (NC), right-sized where the battery's job is mainly short-duration backup + peak shaving (MI). The battery is the core asset everywhere; solar is paired where it earns its cost.</w:t>
-      </w:r>
-    </w:p>
-    <w:p>
-      <w:pPr>
-        <w:pStyle w:val="Heading2"/>
-      </w:pPr>
-      <w:r>
-        <w:rPr>
-          <w:rFonts w:ascii="Arial" w:hAnsi="Arial"/>
-          <w:b/>
-          <w:color w:val="E87B22"/>
-          <w:sz w:val="26"/>
-        </w:rPr>
-        <w:t>Why This Answers the Prompt</w:t>
-      </w:r>
-    </w:p>
-    <w:p>
-      <w:pPr>
-        <w:pStyle w:val="ListBullet"/>
-      </w:pPr>
-      <w:r>
-        <w:t>Ratepayer-financed infrastructure does not depend on federal grants at all. Evidence: fee/rate-funded programs survive (Colorado VXC raised rebates in Nov 2025 as federal credits died); appropriation-funded programs get cut (New Jersey raided $190M from its own Clean Energy Fund).</w:t>
-      </w:r>
-    </w:p>
-    <w:p>
-      <w:pPr>
-        <w:pStyle w:val="ListBullet"/>
-      </w:pPr>
-      <w:r>
-        <w:t>Uses existing APTIM capabilities — program administration, contractor networks, customer engagement, compliance reporting. No new technology invention.</w:t>
-      </w:r>
-    </w:p>
-    <w:p>
-      <w:pPr>
-        <w:pStyle w:val="ListBullet"/>
-      </w:pPr>
-      <w:r>
-        <w:t>Specific, regional, numbers-driven — exactly what leadership asked for.</w:t>
-      </w:r>
-    </w:p>
-    <w:p>
-      <w:pPr>
-        <w:pStyle w:val="ListBullet"/>
-      </w:pPr>
-      <w:r>
-        <w:t>The 'foot in the door': APTIM becomes the utility's standing partner for distributed infrastructure.</w:t>
-      </w:r>
-    </w:p>
-    <w:p>
-      <w:pPr>
-        <w:pStyle w:val="Heading2"/>
-      </w:pPr>
-      <w:r>
-        <w:rPr>
-          <w:rFonts w:ascii="Arial" w:hAnsi="Arial"/>
-          <w:b/>
-          <w:color w:val="E87B22"/>
-          <w:sz w:val="26"/>
-        </w:rPr>
-        <w:t>Where the Toolkit Fits</w:t>
-      </w:r>
-    </w:p>
-    <w:p>
-      <w:r>
-        <w:rPr>
-          <w:b w:val="0"/>
-          <w:i w:val="0"/>
-        </w:rPr>
-        <w:t>The Program Resilience Toolkit (our earlier work) is the delivery framework: adaptation/relaunch support, funding navigation, compliance/reporting, contractor continuity are HOW APTIM runs the fleet program. The battery fleet is WHAT we pitch.</w:t>
-      </w:r>
-    </w:p>
-    <w:p>
-      <w:pPr>
-        <w:pStyle w:val="Heading1"/>
-      </w:pPr>
-      <w:r>
-        <w:rPr>
-          <w:rFonts w:ascii="Arial" w:hAnsi="Arial"/>
-          <w:b/>
-          <w:color w:val="1B2A5E"/>
-          <w:sz w:val="32"/>
-        </w:rPr>
-        <w:t>4. The Competitive Case: The Seat Is Empty</w:t>
+        <w:t>The prior draft cited a "$500-1,500/kW" avoided capacity cost figure. That number could not be traced to any primary source and has been removed. Here is what we can actually cite:</w:t>
       </w:r>
     </w:p>
     <w:tbl>
@@ -321,7 +285,7 @@
               <w:rPr>
                 <w:b/>
               </w:rPr>
-              <w:t>Player Type</w:t>
+              <w:t>Data Point</w:t>
             </w:r>
           </w:p>
         </w:tc>
@@ -335,7 +299,7 @@
               <w:rPr>
                 <w:b/>
               </w:rPr>
-              <w:t>Examples</w:t>
+              <w:t>Value</w:t>
             </w:r>
           </w:p>
         </w:tc>
@@ -349,7 +313,7 @@
               <w:rPr>
                 <w:b/>
               </w:rPr>
-              <w:t>Where They Stop</w:t>
+              <w:t>Source</w:t>
             </w:r>
           </w:p>
         </w:tc>
@@ -361,7 +325,7 @@
           </w:tcPr>
           <w:p>
             <w:r>
-              <w:t>DSM program administrators</w:t>
+              <w:t>MISO capacity price, PY 2025/26 (Michigan zone)</w:t>
             </w:r>
           </w:p>
         </w:tc>
@@ -371,7 +335,7 @@
           </w:tcPr>
           <w:p>
             <w:r>
-              <w:t>CLEAResult, ICF, Franklin Energy</w:t>
+              <w:t>$666.50/MW-day (summer, all zones)</w:t>
             </w:r>
           </w:p>
         </w:tc>
@@ -381,7 +345,7 @@
           </w:tcPr>
           <w:p>
             <w:r>
-              <w:t>Customer-owned (BYOD) device programs only — none administer utility-owned assets</w:t>
+              <w:t>MISO PRA Results Posting, May 29, 2025</w:t>
             </w:r>
           </w:p>
         </w:tc>
@@ -393,7 +357,7 @@
           </w:tcPr>
           <w:p>
             <w:r>
-              <w:t>Engineering / EPC firms</w:t>
+              <w:t>MISO capacity price, PY 2026/27 (Michigan Zone 7)</w:t>
             </w:r>
           </w:p>
         </w:tc>
@@ -403,7 +367,7 @@
           </w:tcPr>
           <w:p>
             <w:r>
-              <w:t>Stantec, Willdan, Black &amp; Veatch</w:t>
+              <w:t>$424.30/MW-day (summer)</w:t>
             </w:r>
           </w:p>
         </w:tc>
@@ -413,7 +377,7 @@
           </w:tcPr>
           <w:p>
             <w:r>
-              <w:t>Grid-scale construction; no residential fleet operations</w:t>
+              <w:t>MISO PRA Results Posting, April 28, 2026</w:t>
             </w:r>
           </w:p>
         </w:tc>
@@ -425,7 +389,7 @@
           </w:tcPr>
           <w:p>
             <w:r>
-              <w:t>VPP software &amp; aggregators</w:t>
+              <w:t>Our derived annualized estimate (2025/26)</w:t>
             </w:r>
           </w:p>
         </w:tc>
@@ -435,7 +399,7 @@
           </w:tcPr>
           <w:p>
             <w:r>
-              <w:t>Tesla, EnergyHub, Uplight, Sunrun</w:t>
+              <w:t>~$79/kW-year (our calculation from MISO's $/MW-day price, not an official MISO figure)</w:t>
             </w:r>
           </w:p>
         </w:tc>
@@ -445,7 +409,7 @@
           </w:tcPr>
           <w:p>
             <w:r>
-              <w:t>Software, dispatch, self-serve enrollment; no field operations</w:t>
+              <w:t>Our math, shown transparently — label as an estimate on the slide</w:t>
             </w:r>
           </w:p>
         </w:tc>
@@ -457,7 +421,7 @@
           </w:tcPr>
           <w:p>
             <w:r>
-              <w:t>The one that tried</w:t>
+              <w:t>DTE storage need (IRP)</w:t>
             </w:r>
           </w:p>
         </w:tc>
@@ -467,7 +431,7 @@
           </w:tcPr>
           <w:p>
             <w:r>
-              <w:t>Swell Energy</w:t>
+              <w:t>850+ MW</w:t>
             </w:r>
           </w:p>
         </w:tc>
@@ -477,7 +441,103 @@
           </w:tcPr>
           <w:p>
             <w:r>
-              <w:t>Insolvent Sept 2024 — carried hardware financing risk itself; APTIM fee-for-service model does not</w:t>
+              <w:t>MPSC Case No. U-21193</w:t>
+            </w:r>
+          </w:p>
+        </w:tc>
+      </w:tr>
+      <w:tr>
+        <w:tc>
+          <w:tcPr>
+            <w:tcW w:type="dxa" w:w="2880"/>
+          </w:tcPr>
+          <w:p>
+            <w:r>
+              <w:t>Consumers storage targets (IRP)</w:t>
+            </w:r>
+          </w:p>
+        </w:tc>
+        <w:tc>
+          <w:tcPr>
+            <w:tcW w:type="dxa" w:w="2880"/>
+          </w:tcPr>
+          <w:p>
+            <w:r>
+              <w:t>75 MW by 2027; 550 MW by 2040</w:t>
+            </w:r>
+          </w:p>
+        </w:tc>
+        <w:tc>
+          <w:tcPr>
+            <w:tcW w:type="dxa" w:w="2880"/>
+          </w:tcPr>
+          <w:p>
+            <w:r>
+              <w:t>MPSC Case No. U-21090</w:t>
+            </w:r>
+          </w:p>
+        </w:tc>
+      </w:tr>
+      <w:tr>
+        <w:tc>
+          <w:tcPr>
+            <w:tcW w:type="dxa" w:w="2880"/>
+          </w:tcPr>
+          <w:p>
+            <w:r>
+              <w:t>Michigan statewide storage target</w:t>
+            </w:r>
+          </w:p>
+        </w:tc>
+        <w:tc>
+          <w:tcPr>
+            <w:tcW w:type="dxa" w:w="2880"/>
+          </w:tcPr>
+          <w:p>
+            <w:r>
+              <w:t>2,500 MW, compliance petitions due Dec 31, 2029</w:t>
+            </w:r>
+          </w:p>
+        </w:tc>
+        <w:tc>
+          <w:tcPr>
+            <w:tcW w:type="dxa" w:w="2880"/>
+          </w:tcPr>
+          <w:p>
+            <w:r>
+              <w:t>PA 235 (2023); MPSC Case No. U-21571, Order Jan 23, 2025</w:t>
+            </w:r>
+          </w:p>
+        </w:tc>
+      </w:tr>
+      <w:tr>
+        <w:tc>
+          <w:tcPr>
+            <w:tcW w:type="dxa" w:w="2880"/>
+          </w:tcPr>
+          <w:p>
+            <w:r>
+              <w:t>MPSC utility-scale battery approvals (context)</w:t>
+            </w:r>
+          </w:p>
+        </w:tc>
+        <w:tc>
+          <w:tcPr>
+            <w:tcW w:type="dxa" w:w="2880"/>
+          </w:tcPr>
+          <w:p>
+            <w:r>
+              <w:t>1,332 MW across six contracts approved</w:t>
+            </w:r>
+          </w:p>
+        </w:tc>
+        <w:tc>
+          <w:tcPr>
+            <w:tcW w:type="dxa" w:w="2880"/>
+          </w:tcPr>
+          <w:p>
+            <w:r>
+              <w:t>MPSC news release, March 27, 2026</w:t>
             </w:r>
           </w:p>
         </w:tc>
@@ -485,35 +545,12 @@
     </w:tbl>
     <w:p/>
     <w:p>
-      <w:pPr>
-        <w:pStyle w:val="ListBullet"/>
-      </w:pPr>
       <w:r>
-        <w:t>Proof the seat is empty: Green Mountain Power — the largest US utility-owned residential fleet (~9,000 Powerwalls) — had to self-assemble the administrator role from three vendors, because nobody sells it.</w:t>
-      </w:r>
-    </w:p>
-    <w:p>
-      <w:pPr>
-        <w:pStyle w:val="ListBullet"/>
-      </w:pPr>
-      <w:r>
-        <w:t>Proof APTIM is already adjacent: Entergy New Orleans's ~$28M residential battery/DER program (approved Dec 2025) sits under the Energy Smart umbrella APTIM has administered since 2017 — evidence the demand is already arriving on APTIM's desk, even though that specific docket funds Entergy's own program design, not ours.</w:t>
-      </w:r>
-    </w:p>
-    <w:p>
-      <w:pPr>
-        <w:pStyle w:val="ListBullet"/>
-      </w:pPr>
-      <w:r>
-        <w:t>Regulatory precedent established: Vermont approved fully tariffed utility-owned home storage (2020, caps lifted 2023); New Hampshire approved it in 2019. Rate-basing has been answered 'yes' twice.</w:t>
-      </w:r>
-    </w:p>
-    <w:p>
-      <w:pPr>
-        <w:pStyle w:val="ListBullet"/>
-      </w:pPr>
-      <w:r>
-        <w:t>Geography: competitors (Sunrun, Tesla, Base Power, Willdan) concentrate in California and Texas. The Midwest is comparatively uncontested for FLEET OWNERSHIP specifically.</w:t>
+        <w:rPr>
+          <w:b w:val="0"/>
+          <w:i/>
+        </w:rPr>
+        <w:t>Note: NREL's ATB and Lazard's LCOS reports contain relevant battery cost figures, but we could not directly verify specific $/kW numbers from them in this pass. Before finalizing slides, someone on the team should pull NREL ATB 2024 Residential Battery Storage figures directly (atb.nrel.gov) rather than relying on a secondhand citation.</w:t>
       </w:r>
     </w:p>
     <w:p>
@@ -527,16 +564,7 @@
           <w:color w:val="1B2A5E"/>
           <w:sz w:val="32"/>
         </w:rPr>
-        <w:t>5. State Selection: What Changed and Why</w:t>
-      </w:r>
-    </w:p>
-    <w:p>
-      <w:r>
-        <w:rPr>
-          <w:b/>
-          <w:i w:val="0"/>
-        </w:rPr>
-        <w:t>We initially leaned on Wisconsin for pilot state, based on APTIM's 15-year Focus on Energy relationship. We pressure-tested that assumption against real ROI drivers (capacity prices, outage statistics, retail rates, storage mandates) rather than relationship strength alone. The numbers changed the recommendation.</w:t>
+        <w:t>3. Michigan Solar and Storage Law — What We Can Confirm</w:t>
       </w:r>
     </w:p>
     <w:p>
@@ -550,7 +578,7 @@
           <w:color w:val="E87B22"/>
           <w:sz w:val="26"/>
         </w:rPr>
-        <w:t>Why Wisconsin Doesn't Hold Up</w:t>
+        <w:t>Net Metering / Distributed Generation</w:t>
       </w:r>
     </w:p>
     <w:p>
@@ -558,7 +586,7 @@
         <w:pStyle w:val="ListBullet"/>
       </w:pPr>
       <w:r>
-        <w:t>Wisconsin is among the five most reliable states in the nation — the outage/resilience value stream that drives much of this program's ROI is near zero there.</w:t>
+        <w:t>Michigan replaced traditional net metering with a Distributed Generation (DG) tariff, approved by MPSC in 2018 following 2016 legislation (PA 341/342). The DG program uses an "Inflow/Outflow" billing method — customers are credited differently for power they send to the grid versus power they draw from it, rather than a simple 1-for-1 net metering credit.</w:t>
       </w:r>
     </w:p>
     <w:p>
@@ -566,7 +594,7 @@
         <w:pStyle w:val="ListBullet"/>
       </w:pPr>
       <w:r>
-        <w:t>No storage mandate, no clean energy standard with teeth — no statutory hook forcing a utility to buy.</w:t>
+        <w:t>DG program participation is capped at 1% of each utility's average in-state peak load over the preceding five years.</w:t>
       </w:r>
     </w:p>
     <w:p>
@@ -574,15 +602,16 @@
         <w:pStyle w:val="ListBullet"/>
       </w:pPr>
       <w:r>
-        <w:t>Below-average solar and MISO capacity value just fell ~42% (from a 2025/26 spike of $666.50/MW-day to ~$126/MW-day for 2026/27).</w:t>
+        <w:t>Existing net-metering customers were grandfathered for 10 years from their enrollment date.</w:t>
       </w:r>
     </w:p>
     <w:p>
-      <w:pPr>
-        <w:pStyle w:val="ListBullet"/>
-      </w:pPr>
       <w:r>
-        <w:t>Conclusion: strong relationship, weak economics. It may be greenfield precisely because the numbers never justified a program there. We keep Wisconsin as a future expansion market if the Microsoft/Vantage Data Center load growth materializes and doubles We Energies' demand by 2030, as currently projected.</w:t>
+        <w:rPr>
+          <w:b w:val="0"/>
+          <w:i w:val="0"/>
+        </w:rPr>
+        <w:t>Source: MPSC Distributed Generation &amp; Legacy Net Metering pages and 2018 DG Report. Implication for our pitch: because our model is UTILITY-OWNED (not customer-owned, bill-credited solar), the DG/net-metering cap may not directly apply the same way — but this needs a real regulatory answer, not an assumption. Flagging as an open question below.</w:t>
       </w:r>
     </w:p>
     <w:p>
@@ -596,7 +625,7 @@
           <w:color w:val="E87B22"/>
           <w:sz w:val="26"/>
         </w:rPr>
-        <w:t>Illinois — Investigated and Ruled Out for Fleet Ownership (Kept as a Secondary Note)</w:t>
+        <w:t>PA 235 (2023) Storage Target</w:t>
       </w:r>
     </w:p>
     <w:p>
@@ -604,7 +633,7 @@
         <w:pStyle w:val="ListBullet"/>
       </w:pPr>
       <w:r>
-        <w:t>Illinois looked attractive on paper: ComEd's PJM capacity price cleared at the price cap (~$329/MW-day, ~$120/kW-yr) and a new state law (CRGA, signed Jan 2026) mandates 3 GW of storage procurement by 2030.</w:t>
+        <w:t>Establishes a statewide energy storage target of 2,500 MW.</w:t>
       </w:r>
     </w:p>
     <w:p>
@@ -612,7 +641,7 @@
         <w:pStyle w:val="ListBullet"/>
       </w:pPr>
       <w:r>
-        <w:t>But Illinois is a RESTRUCTURED/deregulated state — ComEd and Ameren are wires-only delivery companies with no legal path to own generation-like assets (batteries included). CRGA itself routes storage through developer ownership (utility-scale) and customer ownership (residential rebates/VPP) — the legislature already chose against utility ownership.</w:t>
+        <w:t>MPSC opened Case No. U-21571 (Feb 8, 2024) to set the methodology for dividing the target among utilities; Order issued Jan 23, 2025.</w:t>
       </w:r>
     </w:p>
     <w:p>
@@ -620,7 +649,7 @@
         <w:pStyle w:val="ListBullet"/>
       </w:pPr>
       <w:r>
-        <w:t>The ICC (Illinois' regulator) rejected both utilities' grid capital plans in Dec 2023 and cut their budgets — a hostile environment for a novel utility capital ask.</w:t>
+        <w:t>IOUs must file annual storage reports (starting no later than Dec 31, 2024) and compliance petitions by Dec 31, 2029.</w:t>
       </w:r>
     </w:p>
     <w:p>
@@ -628,7 +657,30 @@
         <w:pStyle w:val="ListBullet"/>
       </w:pPr>
       <w:r>
-        <w:t>The opportunity that remains: ComEd and Ameren must stand up VPP tariffs and $300/kWh rebate programs by statutory deadlines in 2026 and will need third-party administrators for enrollment, dispatch coordination, and rebate processing. This is a genuine APTIM opportunity — just not our OWNED-FLEET pilot. Flagged as an expansion/parallel play: same operating platform, different ownership wrapper.</w:t>
+        <w:t>PA 235 also required an MPSC study on long-duration/multi-day storage, delivered Feb 27, 2025.</w:t>
+      </w:r>
+    </w:p>
+    <w:p>
+      <w:r>
+        <w:rPr>
+          <w:b w:val="0"/>
+          <w:i/>
+        </w:rPr>
+        <w:t>Source: MPSC "Statewide Energy Storage Target" workgroup page. Note: we attempted to pull the exact statutory text of PA 235 directly and could not access it in this research pass — the figures above come from MPSC's official summary pages, which are high-confidence but should be cross-checked against the bill text before quoting it as law in a slide.</w:t>
+      </w:r>
+    </w:p>
+    <w:p>
+      <w:pPr>
+        <w:pStyle w:val="Heading1"/>
+      </w:pPr>
+      <w:r>
+        <w:rPr>
+          <w:rFonts w:ascii="Arial" w:hAnsi="Arial"/>
+          <w:b/>
+          <w:color w:val="1B2A5E"/>
+          <w:sz w:val="32"/>
+        </w:rPr>
+        <w:t>4. Installation and Maintenance — Real Precedent, Real Open Questions</w:t>
       </w:r>
     </w:p>
     <w:p>
@@ -642,212 +694,70 @@
           <w:color w:val="E87B22"/>
           <w:sz w:val="26"/>
         </w:rPr>
-        <w:t>Michigan — The Recommended Pilot</w:t>
+        <w:t>What We Can Point To</w:t>
       </w:r>
     </w:p>
-    <w:tbl>
-      <w:tblPr>
-        <w:tblStyle w:val="LightGrid-Accent1"/>
-        <w:tblW w:type="auto" w:w="0"/>
-        <w:tblLook w:firstColumn="1" w:firstRow="1" w:lastColumn="0" w:lastRow="0" w:noHBand="0" w:noVBand="1" w:val="04A0"/>
-      </w:tblPr>
-      <w:tblGrid>
-        <w:gridCol w:w="4320"/>
-        <w:gridCol w:w="4320"/>
-      </w:tblGrid>
-      <w:tr>
-        <w:tc>
-          <w:tcPr>
-            <w:tcW w:type="dxa" w:w="4320"/>
-          </w:tcPr>
-          <w:p>
-            <w:r/>
-            <w:r>
-              <w:rPr>
-                <w:b/>
-              </w:rPr>
-              <w:t>ROI Driver</w:t>
-            </w:r>
-          </w:p>
-        </w:tc>
-        <w:tc>
-          <w:tcPr>
-            <w:tcW w:type="dxa" w:w="4320"/>
-          </w:tcPr>
-          <w:p>
-            <w:r/>
-            <w:r>
-              <w:rPr>
-                <w:b/>
-              </w:rPr>
-              <w:t>Michigan's Position</w:t>
-            </w:r>
-          </w:p>
-        </w:tc>
-      </w:tr>
-      <w:tr>
-        <w:tc>
-          <w:tcPr>
-            <w:tcW w:type="dxa" w:w="4320"/>
-          </w:tcPr>
-          <w:p>
-            <w:r>
-              <w:t>Reliability</w:t>
-            </w:r>
-          </w:p>
-        </w:tc>
-        <w:tc>
-          <w:tcPr>
-            <w:tcW w:type="dxa" w:w="4320"/>
-          </w:tcPr>
-          <w:p>
-            <w:r>
-              <w:t>Worst in the nation — 50th of 51 states in outage duration (~18 hrs/customer/year). Outages are DISTRIBUTION-level storm events — exactly what a home battery covers (unlike Louisiana's multi-day hurricane/transmission failures).</w:t>
-            </w:r>
-          </w:p>
-        </w:tc>
-      </w:tr>
-      <w:tr>
-        <w:tc>
-          <w:tcPr>
-            <w:tcW w:type="dxa" w:w="4320"/>
-          </w:tcPr>
-          <w:p>
-            <w:r>
-              <w:t>Policy hook</w:t>
-            </w:r>
-          </w:p>
-        </w:tc>
-        <w:tc>
-          <w:tcPr>
-            <w:tcW w:type="dxa" w:w="4320"/>
-          </w:tcPr>
-          <w:p>
-            <w:r>
-              <w:t>2023 clean energy law (PA 235): 100% clean by 2040, and a statutory 2,500 MW storage target with utility compliance filings due by end of 2029 — a ready-made rate-basing vehicle.</w:t>
-            </w:r>
-          </w:p>
-        </w:tc>
-      </w:tr>
-      <w:tr>
-        <w:tc>
-          <w:tcPr>
-            <w:tcW w:type="dxa" w:w="4320"/>
-          </w:tcPr>
-          <w:p>
-            <w:r>
-              <w:t>Regulatory appetite</w:t>
-            </w:r>
-          </w:p>
-        </w:tc>
-        <w:tc>
-          <w:tcPr>
-            <w:tcW w:type="dxa" w:w="4320"/>
-          </w:tcPr>
-          <w:p>
-            <w:r>
-              <w:t>DTE and Consumers are in chronic rate-hike cycles (Consumers +8.9% residential approved Mar 2026) with public backlash — regulators have real appetite for reliability spending that isn't just more wires.</w:t>
-            </w:r>
-          </w:p>
-        </w:tc>
-      </w:tr>
-      <w:tr>
-        <w:tc>
-          <w:tcPr>
-            <w:tcW w:type="dxa" w:w="4320"/>
-          </w:tcPr>
-          <w:p>
-            <w:r>
-              <w:t>Rates</w:t>
-            </w:r>
-          </w:p>
-        </w:tc>
-        <w:tc>
-          <w:tcPr>
-            <w:tcW w:type="dxa" w:w="4320"/>
-          </w:tcPr>
-          <w:p>
-            <w:r>
-              <w:t>Highest of our candidate states (21.4 cents/kWh) — strongest avoided-cost math.</w:t>
-            </w:r>
-          </w:p>
-        </w:tc>
-      </w:tr>
-      <w:tr>
-        <w:tc>
-          <w:tcPr>
-            <w:tcW w:type="dxa" w:w="4320"/>
-          </w:tcPr>
-          <w:p>
-            <w:r>
-              <w:t>Ownership structure</w:t>
-            </w:r>
-          </w:p>
-        </w:tc>
-        <w:tc>
-          <w:tcPr>
-            <w:tcW w:type="dxa" w:w="4320"/>
-          </w:tcPr>
-          <w:p>
-            <w:r>
-              <w:t>Vertically integrated utilities (unlike Illinois) — DTE and Consumers CAN legally rate-base batteries directly.</w:t>
-            </w:r>
-          </w:p>
-        </w:tc>
-      </w:tr>
-      <w:tr>
-        <w:tc>
-          <w:tcPr>
-            <w:tcW w:type="dxa" w:w="4320"/>
-          </w:tcPr>
-          <w:p>
-            <w:r>
-              <w:t>Competition</w:t>
-            </w:r>
-          </w:p>
-        </w:tc>
-        <w:tc>
-          <w:tcPr>
-            <w:tcW w:type="dxa" w:w="4320"/>
-          </w:tcPr>
-          <w:p>
-            <w:r>
-              <w:t>Near-greenfield: one small DTE/sonnen pilot in Ann Arbor. No scaled residential program exists.</w:t>
-            </w:r>
-          </w:p>
-        </w:tc>
-      </w:tr>
-      <w:tr>
-        <w:tc>
-          <w:tcPr>
-            <w:tcW w:type="dxa" w:w="4320"/>
-          </w:tcPr>
-          <w:p>
-            <w:r>
-              <w:t>Honest weakness</w:t>
-            </w:r>
-          </w:p>
-        </w:tc>
-        <w:tc>
-          <w:tcPr>
-            <w:tcW w:type="dxa" w:w="4320"/>
-          </w:tcPr>
-          <w:p>
-            <w:r>
-              <w:t>Worst solar resource of our candidates (~16-18% capacity factor). Program design response: battery-led, solar right-sized rather than maximized — see Section 3 above.</w:t>
-            </w:r>
-          </w:p>
-        </w:tc>
-      </w:tr>
-    </w:tbl>
-    <w:p/>
+    <w:p>
+      <w:pPr>
+        <w:pStyle w:val="ListBullet"/>
+      </w:pPr>
+      <w:r>
+        <w:t>Green Mountain Power's residential Powerwall program uses named, Tesla-certified installers, including Green Mountain Solar and Green Mountain Batteries — both explicitly marketed as GMP's preferred/certified installation partners.</w:t>
+      </w:r>
+    </w:p>
+    <w:p>
+      <w:pPr>
+        <w:pStyle w:val="ListBullet"/>
+      </w:pPr>
+      <w:r>
+        <w:t>This is the model to replicate: a certified contractor network, not APTIM performing installs directly.</w:t>
+      </w:r>
+    </w:p>
+    <w:p>
+      <w:pPr>
+        <w:pStyle w:val="Heading2"/>
+      </w:pPr>
+      <w:r>
+        <w:rPr>
+          <w:rFonts w:ascii="Arial" w:hAnsi="Arial"/>
+          <w:b/>
+          <w:color w:val="E87B22"/>
+          <w:sz w:val="26"/>
+        </w:rPr>
+        <w:t>What Is Genuinely Unresolved (Flagged Honestly)</w:t>
+      </w:r>
+    </w:p>
+    <w:p>
+      <w:pPr>
+        <w:pStyle w:val="ListBullet"/>
+      </w:pPr>
+      <w:r>
+        <w:t>DTE and Consumers Energy currently operate THERMOSTAT-based demand response contractor networks (DTE's SmartCurrents/Smart Savers programs), not battery installation networks. We should not assume these can be repurposed for battery installs without new electrical-trade contractor onboarding.</w:t>
+      </w:r>
+    </w:p>
+    <w:p>
+      <w:pPr>
+        <w:pStyle w:val="ListBullet"/>
+      </w:pPr>
+      <w:r>
+        <w:t>We found no evidence either way on whether Consumers Energy has any residential storage installer network — this is an open question, not a confirmed gap.</w:t>
+      </w:r>
+    </w:p>
+    <w:p>
+      <w:pPr>
+        <w:pStyle w:val="ListBullet"/>
+      </w:pPr>
+      <w:r>
+        <w:t>Michigan interconnection rules specifically for UTILITY-OWNED batteries sited at customer homes (as opposed to customer-owned solar/storage) do not appear to exist as a distinct category in current MPSC rules. This may be a genuine regulatory gap the team should flag as a risk in the pitch, not something we resolve on our own.</w:t>
+      </w:r>
+    </w:p>
     <w:p>
       <w:r>
         <w:rPr>
           <w:b w:val="0"/>
-          <w:i w:val="0"/>
+          <w:i/>
         </w:rPr>
-        <w:t>Load growth adds urgency: MISO forecasts a 35% peak demand increase by 2035, driven heavily by data centers concentrated in the Illinois/Indiana/Michigan corridor — the same dynamic that could eventually help Wisconsin arrives in Michigan on a nearer horizon with a statutory storage mandate already in place.</w:t>
+        <w:t>Recommendation: name this as an open regulatory question in the deck rather than assuming an answer. It is a legitimate part of the pitch to say "this is a question we would work through with the utility and MPSC" — that is normal for a market-entry proposal.</w:t>
       </w:r>
     </w:p>
     <w:p>
@@ -861,7 +771,16 @@
           <w:color w:val="1B2A5E"/>
           <w:sz w:val="32"/>
         </w:rPr>
-        <w:t>6. Recommended Three-State Narrative</w:t>
+        <w:t>5. APTIM Business Model Questions — Team Decisions, Not Settled Facts</w:t>
+      </w:r>
+    </w:p>
+    <w:p>
+      <w:r>
+        <w:rPr>
+          <w:b/>
+          <w:i w:val="0"/>
+        </w:rPr>
+        <w:t>A teammate correctly noted these were presented too vaguely. Here is what is actually known process, versus what the team needs to decide:</w:t>
       </w:r>
     </w:p>
     <w:tbl>
@@ -886,7 +805,7 @@
               <w:rPr>
                 <w:b/>
               </w:rPr>
-              <w:t>State</w:t>
+              <w:t>Question</w:t>
             </w:r>
           </w:p>
         </w:tc>
@@ -900,7 +819,7 @@
               <w:rPr>
                 <w:b/>
               </w:rPr>
-              <w:t>Role in the Story</w:t>
+              <w:t>What We Know</w:t>
             </w:r>
           </w:p>
         </w:tc>
@@ -914,7 +833,7 @@
               <w:rPr>
                 <w:b/>
               </w:rPr>
-              <w:t>Why</w:t>
+              <w:t>What the Team Must Decide</w:t>
             </w:r>
           </w:p>
         </w:tc>
@@ -926,7 +845,7 @@
           </w:tcPr>
           <w:p>
             <w:r>
-              <w:t>California</w:t>
+              <w:t>How would APTIM win this contract?</w:t>
             </w:r>
           </w:p>
         </w:tc>
@@ -936,7 +855,7 @@
           </w:tcPr>
           <w:p>
             <w:r>
-              <w:t>Proof it works</w:t>
+              <w:t>Utility program administration contracts are typically awarded via competitive RFP (this is how APTIM won Focus on Energy and its Texas SECO contract) — not direct backroom outreach.</w:t>
             </w:r>
           </w:p>
         </w:tc>
@@ -946,7 +865,7 @@
           </w:tcPr>
           <w:p>
             <w:r>
-              <w:t>Mature Powerwall/VPP market; established value benchmarks de-risk the concept for leadership</w:t>
+              <w:t>Do we pitch this as "APTIM would respond to a future Michigan RFP," or do we recommend APTIM proactively approach DTE/Consumers before one is issued?</w:t>
             </w:r>
           </w:p>
         </w:tc>
@@ -958,7 +877,7 @@
           </w:tcPr>
           <w:p>
             <w:r>
-              <w:t>North Carolina</w:t>
+              <w:t>Does APTIM hire the installer?</w:t>
             </w:r>
           </w:p>
         </w:tc>
@@ -968,7 +887,7 @@
           </w:tcPr>
           <w:p>
             <w:r>
-              <w:t>Proof the demand exists</w:t>
+              <w:t>Standard TPA practice: APTIM manages a contractor/trade-ally network rather than installing in-house (consistent with the GMP precedent above).</w:t>
             </w:r>
           </w:p>
         </w:tc>
@@ -978,7 +897,7 @@
           </w:tcPr>
           <w:p>
             <w:r>
-              <w:t>Duke's PowerPair (2024, up to $9,000/home) is fully subscribed with waitlists; Duke has filed to expand battery incentives to avoid new power plants — an IOU already evolving toward our model. Market is claimed, so NC is our case study, not our pilot.</w:t>
+              <w:t>Which specific contractors would we name as candidates in Michigan? We have not identified any yet — this needs research or can be left as "APTIM would establish a certified installer network," stated honestly as a to-be-built network.</w:t>
             </w:r>
           </w:p>
         </w:tc>
@@ -990,7 +909,7 @@
           </w:tcPr>
           <w:p>
             <w:r>
-              <w:t>Michigan</w:t>
+              <w:t>Where does APTIM's funding come from?</w:t>
             </w:r>
           </w:p>
         </w:tc>
@@ -1000,7 +919,7 @@
           </w:tcPr>
           <w:p>
             <w:r>
-              <w:t>The pilot — where need, mandate, and open market align</w:t>
+              <w:t>APTIM does NOT fund the batteries — the utility does, via rate base (see Section 1). APTIM's revenue is its administration fee, paid by the utility as an operating expense, also recovered through rates.</w:t>
             </w:r>
           </w:p>
         </w:tc>
@@ -1010,621 +929,7 @@
           </w:tcPr>
           <w:p>
             <w:r>
-              <w:t>Worst outages in the nation, statutory 2,500 MW storage target with 2029 compliance deadlines, vertically integrated utilities that can legally own the fleet, near-zero competition</w:t>
-            </w:r>
-          </w:p>
-        </w:tc>
-      </w:tr>
-    </w:tbl>
-    <w:p/>
-    <w:p>
-      <w:r>
-        <w:rPr>
-          <w:b w:val="0"/>
-          <w:i w:val="0"/>
-        </w:rPr>
-        <w:t>Illinois remains available as a secondary talking point: a parallel program-administration opportunity (VPP/rebate program administration under CRGA) that proves the operating model travels even where ownership doesn't — useful if asked about scalability beyond the three pilot states.</w:t>
-      </w:r>
-    </w:p>
-    <w:p>
-      <w:pPr>
-        <w:pStyle w:val="Heading1"/>
-      </w:pPr>
-      <w:r>
-        <w:rPr>
-          <w:rFonts w:ascii="Arial" w:hAnsi="Arial"/>
-          <w:b/>
-          <w:color w:val="1B2A5E"/>
-          <w:sz w:val="32"/>
-        </w:rPr>
-        <w:t>7. Why the Client Says Yes</w:t>
-      </w:r>
-    </w:p>
-    <w:p>
-      <w:pPr>
-        <w:pStyle w:val="Heading2"/>
-      </w:pPr>
-      <w:r>
-        <w:rPr>
-          <w:rFonts w:ascii="Arial" w:hAnsi="Arial"/>
-          <w:b/>
-          <w:color w:val="E87B22"/>
-          <w:sz w:val="26"/>
-        </w:rPr>
-        <w:t>The Utility (primary client)</w:t>
-      </w:r>
-    </w:p>
-    <w:p>
-      <w:pPr>
-        <w:pStyle w:val="ListBullet"/>
-      </w:pPr>
-      <w:r>
-        <w:t>Grid demand is surging (data centers, EVs, electrification) — peak capacity must come from somewhere</w:t>
-      </w:r>
-    </w:p>
-    <w:p>
-      <w:pPr>
-        <w:pStyle w:val="ListBullet"/>
-      </w:pPr>
-      <w:r>
-        <w:t>Distributed batteries are a non-wires alternative — often cheaper than peaker plants or wire upgrades; regulators increasingly favor them</w:t>
-      </w:r>
-    </w:p>
-    <w:p>
-      <w:pPr>
-        <w:pStyle w:val="ListBullet"/>
-      </w:pPr>
-      <w:r>
-        <w:t>The utility EARNS its regulated return on the investment — rate-base growth is how utilities make money</w:t>
-      </w:r>
-    </w:p>
-    <w:p>
-      <w:pPr>
-        <w:pStyle w:val="ListBullet"/>
-      </w:pPr>
-      <w:r>
-        <w:t>Deploying in low-income and outage-prone neighborhoods earns regulatory goodwill for future rate cases</w:t>
-      </w:r>
-    </w:p>
-    <w:p>
-      <w:pPr>
-        <w:pStyle w:val="ListBullet"/>
-      </w:pPr>
-      <w:r>
-        <w:t>APTIM removes the operational burden utilities cannot staff internally</w:t>
-      </w:r>
-    </w:p>
-    <w:p>
-      <w:pPr>
-        <w:pStyle w:val="Heading2"/>
-      </w:pPr>
-      <w:r>
-        <w:rPr>
-          <w:rFonts w:ascii="Arial" w:hAnsi="Arial"/>
-          <w:b/>
-          <w:color w:val="E87B22"/>
-          <w:sz w:val="26"/>
-        </w:rPr>
-        <w:t>The Household (host)</w:t>
-      </w:r>
-    </w:p>
-    <w:p>
-      <w:pPr>
-        <w:pStyle w:val="ListBullet"/>
-      </w:pPr>
-      <w:r>
-        <w:t>Pays nothing — ever. Free backup power, lower bills where paired with solar, zero maintenance responsibility</w:t>
-      </w:r>
-    </w:p>
-    <w:p>
-      <w:pPr>
-        <w:pStyle w:val="Heading2"/>
-      </w:pPr>
-      <w:r>
-        <w:rPr>
-          <w:rFonts w:ascii="Arial" w:hAnsi="Arial"/>
-          <w:b/>
-          <w:color w:val="E87B22"/>
-          <w:sz w:val="26"/>
-        </w:rPr>
-        <w:t>The Regulator (approval gatekeeper)</w:t>
-      </w:r>
-    </w:p>
-    <w:p>
-      <w:pPr>
-        <w:pStyle w:val="ListBullet"/>
-      </w:pPr>
-      <w:r>
-        <w:t>Cheaper than the alternative infrastructure; resilience delivered to vulnerable communities without a new tax or appropriation</w:t>
-      </w:r>
-    </w:p>
-    <w:p>
-      <w:pPr>
-        <w:pStyle w:val="Heading1"/>
-      </w:pPr>
-      <w:r>
-        <w:rPr>
-          <w:rFonts w:ascii="Arial" w:hAnsi="Arial"/>
-          <w:b/>
-          <w:color w:val="1B2A5E"/>
-          <w:sz w:val="32"/>
-        </w:rPr>
-        <w:t>8. Maintenance: Who Takes Care of It and What It Costs</w:t>
-      </w:r>
-    </w:p>
-    <w:p>
-      <w:r>
-        <w:rPr>
-          <w:b/>
-          <w:i w:val="0"/>
-        </w:rPr>
-        <w:t>Industry pattern from live programs: WHO OWNS = WHO MAINTAINS. The utility owns the fleet, so the utility (via APTIM's contractor network) maintains it. The household has zero maintenance responsibility.</w:t>
-      </w:r>
-    </w:p>
-    <w:tbl>
-      <w:tblPr>
-        <w:tblStyle w:val="LightGrid-Accent1"/>
-        <w:tblW w:type="auto" w:w="0"/>
-        <w:tblLook w:firstColumn="1" w:firstRow="1" w:lastColumn="0" w:lastRow="0" w:noHBand="0" w:noVBand="1" w:val="04A0"/>
-      </w:tblPr>
-      <w:tblGrid>
-        <w:gridCol w:w="2880"/>
-        <w:gridCol w:w="2880"/>
-        <w:gridCol w:w="2880"/>
-      </w:tblGrid>
-      <w:tr>
-        <w:tc>
-          <w:tcPr>
-            <w:tcW w:type="dxa" w:w="2880"/>
-          </w:tcPr>
-          <w:p>
-            <w:r/>
-            <w:r>
-              <w:rPr>
-                <w:b/>
-              </w:rPr>
-              <w:t>Item</w:t>
-            </w:r>
-          </w:p>
-        </w:tc>
-        <w:tc>
-          <w:tcPr>
-            <w:tcW w:type="dxa" w:w="2880"/>
-          </w:tcPr>
-          <w:p>
-            <w:r/>
-            <w:r>
-              <w:rPr>
-                <w:b/>
-              </w:rPr>
-              <w:t>Reality</w:t>
-            </w:r>
-          </w:p>
-        </w:tc>
-        <w:tc>
-          <w:tcPr>
-            <w:tcW w:type="dxa" w:w="2880"/>
-          </w:tcPr>
-          <w:p>
-            <w:r/>
-            <w:r>
-              <w:rPr>
-                <w:b/>
-              </w:rPr>
-              <w:t>Cost</w:t>
-            </w:r>
-          </w:p>
-        </w:tc>
-      </w:tr>
-      <w:tr>
-        <w:tc>
-          <w:tcPr>
-            <w:tcW w:type="dxa" w:w="2880"/>
-          </w:tcPr>
-          <w:p>
-            <w:r>
-              <w:t>Batteries</w:t>
-            </w:r>
-          </w:p>
-        </w:tc>
-        <w:tc>
-          <w:tcPr>
-            <w:tcW w:type="dxa" w:w="2880"/>
-          </w:tcPr>
-          <w:p>
-            <w:r>
-              <w:t>Maintenance-free by design; Tesla: 10-yr warranty, &gt;=70% capacity; Enphase: 15-yr / 6,000 cycles</w:t>
-            </w:r>
-          </w:p>
-        </w:tc>
-        <w:tc>
-          <w:tcPr>
-            <w:tcW w:type="dxa" w:w="2880"/>
-          </w:tcPr>
-          <w:p>
-            <w:r>
-              <w:t>Warranty-covered in years 1-10/15</w:t>
-            </w:r>
-          </w:p>
-        </w:tc>
-      </w:tr>
-      <w:tr>
-        <w:tc>
-          <w:tcPr>
-            <w:tcW w:type="dxa" w:w="2880"/>
-          </w:tcPr>
-          <w:p>
-            <w:r>
-              <w:t>Solar panels</w:t>
-            </w:r>
-          </w:p>
-        </w:tc>
-        <w:tc>
-          <w:tcPr>
-            <w:tcW w:type="dxa" w:w="2880"/>
-          </w:tcPr>
-          <w:p>
-            <w:r>
-              <w:t>~25-year life, passive</w:t>
-            </w:r>
-          </w:p>
-        </w:tc>
-        <w:tc>
-          <w:tcPr>
-            <w:tcW w:type="dxa" w:w="2880"/>
-          </w:tcPr>
-          <w:p>
-            <w:r>
-              <w:t>$150-$400/household/yr routine O&amp;M</w:t>
-            </w:r>
-          </w:p>
-        </w:tc>
-      </w:tr>
-      <w:tr>
-        <w:tc>
-          <w:tcPr>
-            <w:tcW w:type="dxa" w:w="2880"/>
-          </w:tcPr>
-          <w:p>
-            <w:r>
-              <w:t>Inverter</w:t>
-            </w:r>
-          </w:p>
-        </w:tc>
-        <w:tc>
-          <w:tcPr>
-            <w:tcW w:type="dxa" w:w="2880"/>
-          </w:tcPr>
-          <w:p>
-            <w:r>
-              <w:t>The one real O&amp;M event - replacement at year 10-15</w:t>
-            </w:r>
-          </w:p>
-        </w:tc>
-        <w:tc>
-          <w:tcPr>
-            <w:tcW w:type="dxa" w:w="2880"/>
-          </w:tcPr>
-          <w:p>
-            <w:r>
-              <w:t>$800-$2,500 per replacement</w:t>
-            </w:r>
-          </w:p>
-        </w:tc>
-      </w:tr>
-      <w:tr>
-        <w:tc>
-          <w:tcPr>
-            <w:tcW w:type="dxa" w:w="2880"/>
-          </w:tcPr>
-          <w:p>
-            <w:r>
-              <w:t>Design note</w:t>
-            </w:r>
-          </w:p>
-        </w:tc>
-        <w:tc>
-          <w:tcPr>
-            <w:tcW w:type="dxa" w:w="2880"/>
-          </w:tcPr>
-          <w:p>
-            <w:r>
-              <w:t>Daily VPP dispatch consumes battery cycles faster than backup-only use</w:t>
-            </w:r>
-          </w:p>
-        </w:tc>
-        <w:tc>
-          <w:tcPr>
-            <w:tcW w:type="dxa" w:w="2880"/>
-          </w:tcPr>
-          <w:p>
-            <w:r>
-              <w:t>Program budgets a cycle/replacement reserve</w:t>
-            </w:r>
-          </w:p>
-        </w:tc>
-      </w:tr>
-    </w:tbl>
-    <w:p/>
-    <w:p>
-      <w:r>
-        <w:rPr>
-          <w:b w:val="0"/>
-          <w:i w:val="0"/>
-        </w:rPr>
-        <w:t>O&amp;M funding source: dispatch value. The avoided-capacity value the utility captures ($500-$1,500/kW) funds the O&amp;M reserve — the asset pays for its own upkeep, as with any rate-based infrastructure.</w:t>
-      </w:r>
-    </w:p>
-    <w:p>
-      <w:pPr>
-        <w:pStyle w:val="Heading1"/>
-      </w:pPr>
-      <w:r>
-        <w:rPr>
-          <w:rFonts w:ascii="Arial" w:hAnsi="Arial"/>
-          <w:b/>
-          <w:color w:val="1B2A5E"/>
-          <w:sz w:val="32"/>
-        </w:rPr>
-        <w:t>9. Hard Questions Leadership Will Ask (and Our Answers)</w:t>
-      </w:r>
-    </w:p>
-    <w:tbl>
-      <w:tblPr>
-        <w:tblStyle w:val="LightGrid-Accent1"/>
-        <w:tblW w:type="auto" w:w="0"/>
-        <w:tblLook w:firstColumn="1" w:firstRow="1" w:lastColumn="0" w:lastRow="0" w:noHBand="0" w:noVBand="1" w:val="04A0"/>
-      </w:tblPr>
-      <w:tblGrid>
-        <w:gridCol w:w="4320"/>
-        <w:gridCol w:w="4320"/>
-      </w:tblGrid>
-      <w:tr>
-        <w:tc>
-          <w:tcPr>
-            <w:tcW w:type="dxa" w:w="4320"/>
-          </w:tcPr>
-          <w:p>
-            <w:r/>
-            <w:r>
-              <w:rPr>
-                <w:b/>
-              </w:rPr>
-              <w:t>Question</w:t>
-            </w:r>
-          </w:p>
-        </w:tc>
-        <w:tc>
-          <w:tcPr>
-            <w:tcW w:type="dxa" w:w="4320"/>
-          </w:tcPr>
-          <w:p>
-            <w:r/>
-            <w:r>
-              <w:rPr>
-                <w:b/>
-              </w:rPr>
-              <w:t>Our Answer</w:t>
-            </w:r>
-          </w:p>
-        </w:tc>
-      </w:tr>
-      <w:tr>
-        <w:tc>
-          <w:tcPr>
-            <w:tcW w:type="dxa" w:w="4320"/>
-          </w:tcPr>
-          <w:p>
-            <w:r>
-              <w:t>Why would a utility spend capital under funding uncertainty?</w:t>
-            </w:r>
-          </w:p>
-        </w:tc>
-        <w:tc>
-          <w:tcPr>
-            <w:tcW w:type="dxa" w:w="4320"/>
-          </w:tcPr>
-          <w:p>
-            <w:r>
-              <w:t>Utilities WANT to deploy capital — rate-based assets are how they earn returns. Funding uncertainty kills grant programs, not rate-based infrastructure.</w:t>
-            </w:r>
-          </w:p>
-        </w:tc>
-      </w:tr>
-      <w:tr>
-        <w:tc>
-          <w:tcPr>
-            <w:tcW w:type="dxa" w:w="4320"/>
-          </w:tcPr>
-          <w:p>
-            <w:r>
-              <w:t>Will regulators approve rate-basing home batteries?</w:t>
-            </w:r>
-          </w:p>
-        </w:tc>
-        <w:tc>
-          <w:tcPr>
-            <w:tcW w:type="dxa" w:w="4320"/>
-          </w:tcPr>
-          <w:p>
-            <w:r>
-              <w:t>Already done twice: Vermont (2020) and New Hampshire (2019). Michigan's statutory storage target gives an even stronger hook than either precedent had.</w:t>
-            </w:r>
-          </w:p>
-        </w:tc>
-      </w:tr>
-      <w:tr>
-        <w:tc>
-          <w:tcPr>
-            <w:tcW w:type="dxa" w:w="4320"/>
-          </w:tcPr>
-          <w:p>
-            <w:r>
-              <w:t>Isn't this just what Tesla/Sunrun does?</w:t>
-            </w:r>
-          </w:p>
-        </w:tc>
-        <w:tc>
-          <w:tcPr>
-            <w:tcW w:type="dxa" w:w="4320"/>
-          </w:tcPr>
-          <w:p>
-            <w:r>
-              <w:t>No. Tesla enrolls batteries customers bought; Sunrun sells capacity from fleets Sunrun owns. Neither does field administration of utility-owned assets.</w:t>
-            </w:r>
-          </w:p>
-        </w:tc>
-      </w:tr>
-      <w:tr>
-        <w:tc>
-          <w:tcPr>
-            <w:tcW w:type="dxa" w:w="4320"/>
-          </w:tcPr>
-          <w:p>
-            <w:r>
-              <w:t>Isn't this just what CLEAResult does?</w:t>
-            </w:r>
-          </w:p>
-        </w:tc>
-        <w:tc>
-          <w:tcPr>
-            <w:tcW w:type="dxa" w:w="4320"/>
-          </w:tcPr>
-          <w:p>
-            <w:r>
-              <w:t>No — every DSM administrator runs customer-owned (BYOD) device programs. None administers utility-owned battery assets. GMP had to build the role in-house.</w:t>
-            </w:r>
-          </w:p>
-        </w:tc>
-      </w:tr>
-      <w:tr>
-        <w:tc>
-          <w:tcPr>
-            <w:tcW w:type="dxa" w:w="4320"/>
-          </w:tcPr>
-          <w:p>
-            <w:r>
-              <w:t>What about Swell Energy — did this model not already fail?</w:t>
-            </w:r>
-          </w:p>
-        </w:tc>
-        <w:tc>
-          <w:tcPr>
-            <w:tcW w:type="dxa" w:w="4320"/>
-          </w:tcPr>
-          <w:p>
-            <w:r>
-              <w:t>Swell failed as a venture-funded startup carrying hardware financing risk on its own balance sheet. APTIM is fee-for-service on utility-owned assets.</w:t>
-            </w:r>
-          </w:p>
-        </w:tc>
-      </w:tr>
-      <w:tr>
-        <w:tc>
-          <w:tcPr>
-            <w:tcW w:type="dxa" w:w="4320"/>
-          </w:tcPr>
-          <w:p>
-            <w:r>
-              <w:t>Why Michigan and not Illinois, given Illinois has better raw capacity prices?</w:t>
-            </w:r>
-          </w:p>
-        </w:tc>
-        <w:tc>
-          <w:tcPr>
-            <w:tcW w:type="dxa" w:w="4320"/>
-          </w:tcPr>
-          <w:p>
-            <w:r>
-              <w:t>We checked. Illinois is a deregulated state — utilities there legally cannot own generation-like assets, and the state's own new storage law routes procurement through developers and customers, not utility ownership. Michigan's utilities are vertically integrated and can rate-base directly, with a statutory storage mandate on top. Illinois is a real opportunity, but as a VPP/rebate program administration contract, not a fleet pilot.</w:t>
-            </w:r>
-          </w:p>
-        </w:tc>
-      </w:tr>
-      <w:tr>
-        <w:tc>
-          <w:tcPr>
-            <w:tcW w:type="dxa" w:w="4320"/>
-          </w:tcPr>
-          <w:p>
-            <w:r>
-              <w:t>Why Michigan over Wisconsin, given APTIM's relationship is stronger in Wisconsin?</w:t>
-            </w:r>
-          </w:p>
-        </w:tc>
-        <w:tc>
-          <w:tcPr>
-            <w:tcW w:type="dxa" w:w="4320"/>
-          </w:tcPr>
-          <w:p>
-            <w:r>
-              <w:t>We pressure-tested the relationship-based pick against real ROI data and it did not hold up: Wisconsin is one of the five most reliable states in the country with no storage mandate. Michigan has the worst outages in the nation and a statutory 2,500 MW storage target with 2029 compliance deadlines. We chose the state where the numbers work, and treat Wisconsin as a future expansion market if its data-center-driven load growth materializes as projected.</w:t>
-            </w:r>
-          </w:p>
-        </w:tc>
-      </w:tr>
-      <w:tr>
-        <w:tc>
-          <w:tcPr>
-            <w:tcW w:type="dxa" w:w="4320"/>
-          </w:tcPr>
-          <w:p>
-            <w:r>
-              <w:t>Does weak Michigan solar undermine the pitch?</w:t>
-            </w:r>
-          </w:p>
-        </w:tc>
-        <w:tc>
-          <w:tcPr>
-            <w:tcW w:type="dxa" w:w="4320"/>
-          </w:tcPr>
-          <w:p>
-            <w:r>
-              <w:t>No — it resizes the solar component, not the battery. Peak-shaving revenue comes from grid off-peak charging, not solar. Michigan's typical outage duration (~12-18 hrs) is within single-charge battery coverage. Solar is paired where it earns its cost, not treated as mandatory everywhere.</w:t>
-            </w:r>
-          </w:p>
-        </w:tc>
-      </w:tr>
-      <w:tr>
-        <w:tc>
-          <w:tcPr>
-            <w:tcW w:type="dxa" w:w="4320"/>
-          </w:tcPr>
-          <w:p>
-            <w:r>
-              <w:t>What if battery prices or tariffs spike?</w:t>
-            </w:r>
-          </w:p>
-        </w:tc>
-        <w:tc>
-          <w:tcPr>
-            <w:tcW w:type="dxa" w:w="4320"/>
-          </w:tcPr>
-          <w:p>
-            <w:r>
-              <w:t>Fleet procurement is the utility's capital decision, sized in the rate case. APTIM's revenue is the administration fee — level-of-effort based, insulated from hardware price swings.</w:t>
-            </w:r>
-          </w:p>
-        </w:tc>
-      </w:tr>
-      <w:tr>
-        <w:tc>
-          <w:tcPr>
-            <w:tcW w:type="dxa" w:w="4320"/>
-          </w:tcPr>
-          <w:p>
-            <w:r>
-              <w:t>Why APTIM, why now?</w:t>
-            </w:r>
-          </w:p>
-        </w:tc>
-        <w:tc>
-          <w:tcPr>
-            <w:tcW w:type="dxa" w:w="4320"/>
-          </w:tcPr>
-          <w:p>
-            <w:r>
-              <w:t>Our Town Hall surfaced the internal fear: over-reliance on politically dependent programs. This diversifies APTIM into rate-based infrastructure services — the most federal-proof revenue in the sector.</w:t>
+              <w:t>What fee structure do we propose — flat fee, per-household fee, performance-based? This has not been decided and should be, even at a placeholder level, before final slides.</w:t>
             </w:r>
           </w:p>
         </w:tc>
@@ -1642,7 +947,16 @@
           <w:color w:val="1B2A5E"/>
           <w:sz w:val="32"/>
         </w:rPr>
-        <w:t>10. Decisions We Need to Make</w:t>
+        <w:t>6. Honest Summary of What This Doc Does and Doesn't Have</w:t>
+      </w:r>
+    </w:p>
+    <w:p>
+      <w:r>
+        <w:rPr>
+          <w:b/>
+          <w:i w:val="0"/>
+        </w:rPr>
+        <w:t>This document is a foundation, not a finished business case. It fact-checks and sources what can be verified, and clearly marks what remains a team decision or an open regulatory question. Before slides are finalized, the team should:</w:t>
       </w:r>
     </w:p>
     <w:p>
@@ -1650,7 +964,7 @@
         <w:pStyle w:val="ListBullet"/>
       </w:pPr>
       <w:r>
-        <w:t>1. Do we adopt the utility-owned battery + solar fleet as our anchor pitch? (This document recommends YES)</w:t>
+        <w:t>Decide the RFP-vs-outreach strategy and the fee structure (Section 5) — these are our decisions to make, not research to find.</w:t>
       </w:r>
     </w:p>
     <w:p>
@@ -1658,7 +972,7 @@
         <w:pStyle w:val="ListBullet"/>
       </w:pPr>
       <w:r>
-        <w:t>2. Do we lock Michigan as the pilot use case, with California and North Carolina as the supporting proof-points? (Recommended; Wisconsin available as future expansion note; Illinois as parallel program-administration note)</w:t>
+        <w:t>Pull NREL ATB 2024 and Lazard LCOS figures directly if we want a defensible $/kW battery cost number beyond the MISO capacity price proxy.</w:t>
       </w:r>
     </w:p>
     <w:p>
@@ -1666,7 +980,7 @@
         <w:pStyle w:val="ListBullet"/>
       </w:pPr>
       <w:r>
-        <w:t>3. Slide ownership: motivation (John), problem statement (Maija), market analysis (Jenny), prioritization framework + service concept (Christian), strategic fit + client use case (Maija), competitive landscape (Alexander)</w:t>
+        <w:t>Decide how to frame the "no confirmed Michigan relationship" fact — as a market-entry opportunity (our recommendation) or shift weight back toward Wisconsin/Louisiana where APTIM has existing incumbency.</w:t>
       </w:r>
     </w:p>
     <w:p>
@@ -1674,15 +988,7 @@
         <w:pStyle w:val="ListBullet"/>
       </w:pPr>
       <w:r>
-        <w:t>4. Numbers still needed for the business case: battery+solar capex per household, Michigan avoided-cost/capacity math, pilot fleet size, APTIM administration fee structure</w:t>
-      </w:r>
-    </w:p>
-    <w:p>
-      <w:pPr>
-        <w:pStyle w:val="ListBullet"/>
-      </w:pPr>
-      <w:r>
-        <w:t>5. Confirm the three-state list via group chat and bring this framing to the Wednesday internal review before Samantha's session</w:t>
+        <w:t>Research whether Consumers Energy has any storage-relevant contractor network, and get a real answer (not assumed) on utility-owned-battery interconnection rules.</w:t>
       </w:r>
     </w:p>
     <w:p/>
@@ -1692,7 +998,7 @@
           <w:i/>
           <w:sz w:val="18"/>
         </w:rPr>
-        <w:t>Supporting documents: STRIVE_Capstone_Competitive_Landscape_Battery_Fleet.docx (full competitive analysis and target-market detail). Sources on file: VT PUC 23-3501-PET; NH Docket DE 17-189; Entergy New Orleans Energy Smart filings; MI PA 235 (2023); MISO PRA results 2025/26-2026/27; PJM BRA results; Duke PowerPair program data; Illinois CRGA/SB25; ICC grid plan rejection dockets; EIA reliability (SAIDI) data; Tesla/Enphase warranties; GMP program tariffs; ACEEE 2025 Scorecard; PSC Wisconsin. Full research threads available from Christian.</w:t>
+        <w:t>Sources on file: MISO PRA Results Postings (PY 2024/25, 2025/26, 2026/27); MPSC Case Nos. U-21193 (DTE IRP), U-21090 (Consumers IRP), U-21571 (PA 235 storage target methodology); MPSC Distributed Generation &amp; Legacy Net Metering pages and 2018 DG Report; MPSC news release March 27, 2026 (battery contract approvals); Green Mountain Power installer marketing pages (Green Mountain Solar, Green Mountain Batteries); DTE SmartCurrents/Smart Savers program terms; NRDC "Utility Accountability 101"; EIA "How electricity prices are regulated." Full research thread available from Christian — includes explicit notes on what remains unverified.</w:t>
       </w:r>
     </w:p>
     <w:sectPr>

--- a/STRIVE_Capstone_Utility_Owned_Battery_Fleet_Proposal.docx
+++ b/STRIVE_Capstone_Utility_Owned_Battery_Fleet_Proposal.docx
@@ -1001,6 +1001,913 @@
         <w:t>Sources on file: MISO PRA Results Postings (PY 2024/25, 2025/26, 2026/27); MPSC Case Nos. U-21193 (DTE IRP), U-21090 (Consumers IRP), U-21571 (PA 235 storage target methodology); MPSC Distributed Generation &amp; Legacy Net Metering pages and 2018 DG Report; MPSC news release March 27, 2026 (battery contract approvals); Green Mountain Power installer marketing pages (Green Mountain Solar, Green Mountain Batteries); DTE SmartCurrents/Smart Savers program terms; NRDC "Utility Accountability 101"; EIA "How electricity prices are regulated." Full research thread available from Christian — includes explicit notes on what remains unverified.</w:t>
       </w:r>
     </w:p>
+    <w:p>
+      <w:r>
+        <w:br w:type="page"/>
+      </w:r>
+    </w:p>
+    <w:p>
+      <w:pPr>
+        <w:pStyle w:val="Heading1"/>
+      </w:pPr>
+      <w:r>
+        <w:rPr>
+          <w:rFonts w:ascii="Arial" w:hAnsi="Arial"/>
+          <w:b/>
+          <w:color w:val="1B2A5E"/>
+          <w:sz w:val="32"/>
+        </w:rPr>
+        <w:t>7. QC Checklist — What Still Needs Human Verification Before Final Slides</w:t>
+      </w:r>
+    </w:p>
+    <w:p>
+      <w:r>
+        <w:rPr>
+          <w:b/>
+          <w:i w:val="0"/>
+        </w:rPr>
+        <w:t>This is a working checklist for the team. Items are grouped by urgency. None of these should appear on a final slide until checked off.</w:t>
+      </w:r>
+    </w:p>
+    <w:p>
+      <w:pPr>
+        <w:pStyle w:val="Heading2"/>
+      </w:pPr>
+      <w:r>
+        <w:rPr>
+          <w:rFonts w:ascii="Arial" w:hAnsi="Arial"/>
+          <w:b/>
+          <w:color w:val="E87B22"/>
+          <w:sz w:val="26"/>
+        </w:rPr>
+        <w:t>MUST VERIFY before slides go out (high risk if wrong)</w:t>
+      </w:r>
+    </w:p>
+    <w:p>
+      <w:pPr>
+        <w:pStyle w:val="ListBullet"/>
+      </w:pPr>
+      <w:r>
+        <w:t>PA 235 exact statutory text — we cited MPSC's summary pages, not the bill text itself (site blocked automated access). Someone should open the Michigan Legislature's PDF directly and confirm the 2,500 MW figure and Dec 31, 2029 deadline.</w:t>
+      </w:r>
+    </w:p>
+    <w:p>
+      <w:pPr>
+        <w:pStyle w:val="ListBullet"/>
+      </w:pPr>
+      <w:r>
+        <w:t>NRDC "Utility Accountability 101" — confirm our plain-language rate-base explanation matches NRDC's actual wording before quoting or citing it directly in a slide.</w:t>
+      </w:r>
+    </w:p>
+    <w:p>
+      <w:pPr>
+        <w:pStyle w:val="ListBullet"/>
+      </w:pPr>
+      <w:r>
+        <w:t>APTIM's Michigan presence — we searched APTIM's site and public MPSC/utility program pages and found nothing. Before presenting this as fact, do one more direct check (ask an APTIM contact, or search APTIM's project list page directly) in case a contract exists that simply isn't indexed publicly.</w:t>
+      </w:r>
+    </w:p>
+    <w:p>
+      <w:pPr>
+        <w:pStyle w:val="ListBullet"/>
+      </w:pPr>
+      <w:r>
+        <w:t>NREL ATB 2024 Residential Battery Storage figures — page identified but not accessible in our research pass. If we want a $/kW capital cost number beyond the MISO price proxy, someone needs to open atb.nrel.gov directly and pull the actual figures.</w:t>
+      </w:r>
+    </w:p>
+    <w:p>
+      <w:pPr>
+        <w:pStyle w:val="Heading2"/>
+      </w:pPr>
+      <w:r>
+        <w:rPr>
+          <w:rFonts w:ascii="Arial" w:hAnsi="Arial"/>
+          <w:b/>
+          <w:color w:val="E87B22"/>
+          <w:sz w:val="26"/>
+        </w:rPr>
+        <w:t>SHOULD VERIFY (moderate risk, strengthens the pitch if confirmed)</w:t>
+      </w:r>
+    </w:p>
+    <w:p>
+      <w:pPr>
+        <w:pStyle w:val="ListBullet"/>
+      </w:pPr>
+      <w:r>
+        <w:t>Green Mountain Power's own tariff filing — we cited installer names (Green Mountain Solar, Green Mountain Batteries) from installer marketing pages and a secondary case study, not GMP's own regulatory filing (which returned an access error). Worth confirming directly if time allows.</w:t>
+      </w:r>
+    </w:p>
+    <w:p>
+      <w:pPr>
+        <w:pStyle w:val="ListBullet"/>
+      </w:pPr>
+      <w:r>
+        <w:t>Whether Consumers Energy has any residential storage-relevant contractor network — no evidence found either way. This is an open question, not a confirmed gap; a direct search of Consumers' program pages could resolve it.</w:t>
+      </w:r>
+    </w:p>
+    <w:p>
+      <w:pPr>
+        <w:pStyle w:val="ListBullet"/>
+      </w:pPr>
+      <w:r>
+        <w:t>DTE and Consumers IRP filings (Case Nos. U-21193 and U-21090) — we cited the MW storage targets from search summaries. If this number appears on a slide Sam will scrutinize, pull the actual IRP order from MPSC's E-Dockets site to confirm.</w:t>
+      </w:r>
+    </w:p>
+    <w:p>
+      <w:pPr>
+        <w:pStyle w:val="Heading2"/>
+      </w:pPr>
+      <w:r>
+        <w:rPr>
+          <w:rFonts w:ascii="Arial" w:hAnsi="Arial"/>
+          <w:b/>
+          <w:color w:val="E87B22"/>
+          <w:sz w:val="26"/>
+        </w:rPr>
+        <w:t>OPEN QUESTIONS (not verification failures — genuine unknowns the team should address as part of the pitch, not resolve unilaterally)</w:t>
+      </w:r>
+    </w:p>
+    <w:p>
+      <w:pPr>
+        <w:pStyle w:val="ListBullet"/>
+      </w:pPr>
+      <w:r>
+        <w:t>Whether Michigan has interconnection rules for utility-owned (vs. customer-owned) residential batteries. This may be a real regulatory gap — acceptable to present as "a question we would work through with MPSC," not something to guess an answer to.</w:t>
+      </w:r>
+    </w:p>
+    <w:p>
+      <w:pPr>
+        <w:pStyle w:val="ListBullet"/>
+      </w:pPr>
+      <w:r>
+        <w:t>RFP timing, APTIM's fee structure, and installer selection — these are team decisions, not research questions. See Section 5.</w:t>
+      </w:r>
+    </w:p>
+    <w:p>
+      <w:pPr>
+        <w:pStyle w:val="Heading1"/>
+      </w:pPr>
+      <w:r>
+        <w:rPr>
+          <w:rFonts w:ascii="Arial" w:hAnsi="Arial"/>
+          <w:b/>
+          <w:color w:val="1B2A5E"/>
+          <w:sz w:val="32"/>
+        </w:rPr>
+        <w:t>8. Source Links</w:t>
+      </w:r>
+    </w:p>
+    <w:p>
+      <w:r>
+        <w:rPr>
+          <w:b/>
+          <w:i w:val="0"/>
+        </w:rPr>
+        <w:t>Direct links for QC. Click through and confirm before citing any of these on a final slide.</w:t>
+      </w:r>
+    </w:p>
+    <w:p>
+      <w:pPr>
+        <w:pStyle w:val="Heading2"/>
+      </w:pPr>
+      <w:r>
+        <w:rPr>
+          <w:rFonts w:ascii="Arial" w:hAnsi="Arial"/>
+          <w:b/>
+          <w:color w:val="E87B22"/>
+          <w:sz w:val="26"/>
+        </w:rPr>
+        <w:t>Michigan Regulatory (MPSC)</w:t>
+      </w:r>
+    </w:p>
+    <w:p>
+      <w:pPr>
+        <w:pStyle w:val="ListBullet"/>
+      </w:pPr>
+      <w:r>
+        <w:rPr>
+          <w:rFonts w:ascii="Arial" w:hAnsi="Arial"/>
+          <w:sz w:val="22"/>
+        </w:rPr>
+        <w:t xml:space="preserve">PA 235 storage target summary: </w:t>
+      </w:r>
+      <w:hyperlink r:id="rId9">
+        <w:r>
+          <w:rPr>
+            <w:color w:val="0563C1"/>
+            <w:u w:val="single"/>
+            <w:rFonts w:ascii="Arial" w:hAnsi="Arial"/>
+            <w:sz w:val="18"/>
+          </w:rPr>
+          <w:t>MPSC Statewide Energy Storage Target page</w:t>
+        </w:r>
+      </w:hyperlink>
+    </w:p>
+    <w:p>
+      <w:pPr>
+        <w:pStyle w:val="ListBullet"/>
+      </w:pPr>
+      <w:r>
+        <w:rPr>
+          <w:rFonts w:ascii="Arial" w:hAnsi="Arial"/>
+          <w:sz w:val="22"/>
+        </w:rPr>
+        <w:t xml:space="preserve">MPSC battery contract approvals (Mar 27, 2026): </w:t>
+      </w:r>
+      <w:hyperlink r:id="rId10">
+        <w:r>
+          <w:rPr>
+            <w:color w:val="0563C1"/>
+            <w:u w:val="single"/>
+            <w:rFonts w:ascii="Arial" w:hAnsi="Arial"/>
+            <w:sz w:val="18"/>
+          </w:rPr>
+          <w:t>MPSC news release</w:t>
+        </w:r>
+      </w:hyperlink>
+    </w:p>
+    <w:p>
+      <w:pPr>
+        <w:pStyle w:val="ListBullet"/>
+      </w:pPr>
+      <w:r>
+        <w:rPr>
+          <w:rFonts w:ascii="Arial" w:hAnsi="Arial"/>
+          <w:sz w:val="22"/>
+        </w:rPr>
+        <w:t xml:space="preserve">Michigan Distributed Generation / Legacy Net Metering: </w:t>
+      </w:r>
+      <w:hyperlink r:id="rId11">
+        <w:r>
+          <w:rPr>
+            <w:color w:val="0563C1"/>
+            <w:u w:val="single"/>
+            <w:rFonts w:ascii="Arial" w:hAnsi="Arial"/>
+            <w:sz w:val="18"/>
+          </w:rPr>
+          <w:t>MPSC DG &amp; LNM page</w:t>
+        </w:r>
+      </w:hyperlink>
+    </w:p>
+    <w:p>
+      <w:pPr>
+        <w:pStyle w:val="ListBullet"/>
+      </w:pPr>
+      <w:r>
+        <w:rPr>
+          <w:rFonts w:ascii="Arial" w:hAnsi="Arial"/>
+          <w:sz w:val="22"/>
+        </w:rPr>
+        <w:t xml:space="preserve">PA 235 full text (attempt directly — blocked in our automated pass): </w:t>
+      </w:r>
+      <w:hyperlink r:id="rId12">
+        <w:r>
+          <w:rPr>
+            <w:color w:val="0563C1"/>
+            <w:u w:val="single"/>
+            <w:rFonts w:ascii="Arial" w:hAnsi="Arial"/>
+            <w:sz w:val="18"/>
+          </w:rPr>
+          <w:t>Michigan Legislature PA 235 PDF</w:t>
+        </w:r>
+      </w:hyperlink>
+    </w:p>
+    <w:p>
+      <w:pPr>
+        <w:pStyle w:val="ListBullet"/>
+      </w:pPr>
+      <w:r>
+        <w:rPr>
+          <w:rFonts w:ascii="Arial" w:hAnsi="Arial"/>
+          <w:sz w:val="22"/>
+        </w:rPr>
+        <w:t xml:space="preserve">MPSC Long-Duration/Multi-Day Storage study: </w:t>
+      </w:r>
+      <w:hyperlink r:id="rId13">
+        <w:r>
+          <w:rPr>
+            <w:color w:val="0563C1"/>
+            <w:u w:val="single"/>
+            <w:rFonts w:ascii="Arial" w:hAnsi="Arial"/>
+            <w:sz w:val="18"/>
+          </w:rPr>
+          <w:t>MPSC LDES/MDES study</w:t>
+        </w:r>
+      </w:hyperlink>
+    </w:p>
+    <w:p>
+      <w:pPr>
+        <w:pStyle w:val="ListBullet"/>
+      </w:pPr>
+      <w:r>
+        <w:rPr>
+          <w:rFonts w:ascii="Arial" w:hAnsi="Arial"/>
+          <w:sz w:val="22"/>
+        </w:rPr>
+        <w:t xml:space="preserve">MPSC PRA Issue Brief (historical Zone 7 pricing): </w:t>
+      </w:r>
+      <w:hyperlink r:id="rId14">
+        <w:r>
+          <w:rPr>
+            <w:color w:val="0563C1"/>
+            <w:u w:val="single"/>
+            <w:rFonts w:ascii="Arial" w:hAnsi="Arial"/>
+            <w:sz w:val="18"/>
+          </w:rPr>
+          <w:t>MPSC PRA Issue Brief</w:t>
+        </w:r>
+      </w:hyperlink>
+    </w:p>
+    <w:p>
+      <w:pPr>
+        <w:pStyle w:val="Heading2"/>
+      </w:pPr>
+      <w:r>
+        <w:rPr>
+          <w:rFonts w:ascii="Arial" w:hAnsi="Arial"/>
+          <w:b/>
+          <w:color w:val="E87B22"/>
+          <w:sz w:val="26"/>
+        </w:rPr>
+        <w:t>MISO Capacity Market</w:t>
+      </w:r>
+    </w:p>
+    <w:p>
+      <w:pPr>
+        <w:pStyle w:val="ListBullet"/>
+      </w:pPr>
+      <w:r>
+        <w:rPr>
+          <w:rFonts w:ascii="Arial" w:hAnsi="Arial"/>
+          <w:sz w:val="22"/>
+        </w:rPr>
+        <w:t xml:space="preserve">PY 2024/25 PRA results: </w:t>
+      </w:r>
+      <w:hyperlink r:id="rId15">
+        <w:r>
+          <w:rPr>
+            <w:color w:val="0563C1"/>
+            <w:u w:val="single"/>
+            <w:rFonts w:ascii="Arial" w:hAnsi="Arial"/>
+            <w:sz w:val="18"/>
+          </w:rPr>
+          <w:t>MISO PRA Results Posting</w:t>
+        </w:r>
+      </w:hyperlink>
+    </w:p>
+    <w:p>
+      <w:pPr>
+        <w:pStyle w:val="ListBullet"/>
+      </w:pPr>
+      <w:r>
+        <w:rPr>
+          <w:rFonts w:ascii="Arial" w:hAnsi="Arial"/>
+          <w:sz w:val="22"/>
+        </w:rPr>
+        <w:t xml:space="preserve">PY 2025/26 PRA results: </w:t>
+      </w:r>
+      <w:hyperlink r:id="rId16">
+        <w:r>
+          <w:rPr>
+            <w:color w:val="0563C1"/>
+            <w:u w:val="single"/>
+            <w:rFonts w:ascii="Arial" w:hAnsi="Arial"/>
+            <w:sz w:val="18"/>
+          </w:rPr>
+          <w:t>MISO PRA Results Posting</w:t>
+        </w:r>
+      </w:hyperlink>
+    </w:p>
+    <w:p>
+      <w:pPr>
+        <w:pStyle w:val="ListBullet"/>
+      </w:pPr>
+      <w:r>
+        <w:rPr>
+          <w:rFonts w:ascii="Arial" w:hAnsi="Arial"/>
+          <w:sz w:val="22"/>
+        </w:rPr>
+        <w:t xml:space="preserve">PY 2026/27 PRA results (Michigan Zone 7): </w:t>
+      </w:r>
+      <w:hyperlink r:id="rId17">
+        <w:r>
+          <w:rPr>
+            <w:color w:val="0563C1"/>
+            <w:u w:val="single"/>
+            <w:rFonts w:ascii="Arial" w:hAnsi="Arial"/>
+            <w:sz w:val="18"/>
+          </w:rPr>
+          <w:t>MISO PRA Results Posting</w:t>
+        </w:r>
+      </w:hyperlink>
+    </w:p>
+    <w:p>
+      <w:pPr>
+        <w:pStyle w:val="ListBullet"/>
+      </w:pPr>
+      <w:r>
+        <w:rPr>
+          <w:rFonts w:ascii="Arial" w:hAnsi="Arial"/>
+          <w:sz w:val="22"/>
+        </w:rPr>
+        <w:t xml:space="preserve">Utility Dive coverage of the 2025/26 spike: </w:t>
+      </w:r>
+      <w:hyperlink r:id="rId18">
+        <w:r>
+          <w:rPr>
+            <w:color w:val="0563C1"/>
+            <w:u w:val="single"/>
+            <w:rFonts w:ascii="Arial" w:hAnsi="Arial"/>
+            <w:sz w:val="18"/>
+          </w:rPr>
+          <w:t>Utility Dive article</w:t>
+        </w:r>
+      </w:hyperlink>
+    </w:p>
+    <w:p>
+      <w:pPr>
+        <w:pStyle w:val="Heading2"/>
+      </w:pPr>
+      <w:r>
+        <w:rPr>
+          <w:rFonts w:ascii="Arial" w:hAnsi="Arial"/>
+          <w:b/>
+          <w:color w:val="E87B22"/>
+          <w:sz w:val="26"/>
+        </w:rPr>
+        <w:t>Green Mountain Power / Installer Precedent</w:t>
+      </w:r>
+    </w:p>
+    <w:p>
+      <w:pPr>
+        <w:pStyle w:val="ListBullet"/>
+      </w:pPr>
+      <w:r>
+        <w:rPr>
+          <w:rFonts w:ascii="Arial" w:hAnsi="Arial"/>
+          <w:sz w:val="22"/>
+        </w:rPr>
+        <w:t xml:space="preserve">Green Mountain Solar (Tesla-certified installer): </w:t>
+      </w:r>
+      <w:hyperlink r:id="rId19">
+        <w:r>
+          <w:rPr>
+            <w:color w:val="0563C1"/>
+            <w:u w:val="single"/>
+            <w:rFonts w:ascii="Arial" w:hAnsi="Arial"/>
+            <w:sz w:val="18"/>
+          </w:rPr>
+          <w:t>Green Mountain Solar page</w:t>
+        </w:r>
+      </w:hyperlink>
+    </w:p>
+    <w:p>
+      <w:pPr>
+        <w:pStyle w:val="ListBullet"/>
+      </w:pPr>
+      <w:r>
+        <w:rPr>
+          <w:rFonts w:ascii="Arial" w:hAnsi="Arial"/>
+          <w:sz w:val="22"/>
+        </w:rPr>
+        <w:t xml:space="preserve">Green Mountain Batteries (GMP preferred installer): </w:t>
+      </w:r>
+      <w:hyperlink r:id="rId20">
+        <w:r>
+          <w:rPr>
+            <w:color w:val="0563C1"/>
+            <w:u w:val="single"/>
+            <w:rFonts w:ascii="Arial" w:hAnsi="Arial"/>
+            <w:sz w:val="18"/>
+          </w:rPr>
+          <w:t>Green Mountain Batteries site</w:t>
+        </w:r>
+      </w:hyperlink>
+    </w:p>
+    <w:p>
+      <w:pPr>
+        <w:pStyle w:val="ListBullet"/>
+      </w:pPr>
+      <w:r>
+        <w:rPr>
+          <w:rFonts w:ascii="Arial" w:hAnsi="Arial"/>
+          <w:sz w:val="22"/>
+        </w:rPr>
+        <w:t xml:space="preserve">Tesla Certified Installer network: </w:t>
+      </w:r>
+      <w:hyperlink r:id="rId21">
+        <w:r>
+          <w:rPr>
+            <w:color w:val="0563C1"/>
+            <w:u w:val="single"/>
+            <w:rFonts w:ascii="Arial" w:hAnsi="Arial"/>
+            <w:sz w:val="18"/>
+          </w:rPr>
+          <w:t>Tesla installer page</w:t>
+        </w:r>
+      </w:hyperlink>
+    </w:p>
+    <w:p>
+      <w:pPr>
+        <w:pStyle w:val="ListBullet"/>
+      </w:pPr>
+      <w:r>
+        <w:rPr>
+          <w:rFonts w:ascii="Arial" w:hAnsi="Arial"/>
+          <w:sz w:val="22"/>
+        </w:rPr>
+        <w:t xml:space="preserve">EnergySage case study on GMP program history: </w:t>
+      </w:r>
+      <w:hyperlink r:id="rId22">
+        <w:r>
+          <w:rPr>
+            <w:color w:val="0563C1"/>
+            <w:u w:val="single"/>
+            <w:rFonts w:ascii="Arial" w:hAnsi="Arial"/>
+            <w:sz w:val="18"/>
+          </w:rPr>
+          <w:t>EnergySage article</w:t>
+        </w:r>
+      </w:hyperlink>
+    </w:p>
+    <w:p>
+      <w:pPr>
+        <w:pStyle w:val="ListBullet"/>
+      </w:pPr>
+      <w:r>
+        <w:rPr>
+          <w:rFonts w:ascii="Arial" w:hAnsi="Arial"/>
+          <w:sz w:val="22"/>
+        </w:rPr>
+        <w:t xml:space="preserve">GMP tariff/lease PDF (attempt directly — blocked in our automated pass): </w:t>
+      </w:r>
+      <w:hyperlink r:id="rId23">
+        <w:r>
+          <w:rPr>
+            <w:color w:val="0563C1"/>
+            <w:u w:val="single"/>
+            <w:rFonts w:ascii="Arial" w:hAnsi="Arial"/>
+            <w:sz w:val="18"/>
+          </w:rPr>
+          <w:t>GMP tariff PDF</w:t>
+        </w:r>
+      </w:hyperlink>
+    </w:p>
+    <w:p>
+      <w:pPr>
+        <w:pStyle w:val="Heading2"/>
+      </w:pPr>
+      <w:r>
+        <w:rPr>
+          <w:rFonts w:ascii="Arial" w:hAnsi="Arial"/>
+          <w:b/>
+          <w:color w:val="E87B22"/>
+          <w:sz w:val="26"/>
+        </w:rPr>
+        <w:t>DTE / Consumers Energy Programs</w:t>
+      </w:r>
+    </w:p>
+    <w:p>
+      <w:pPr>
+        <w:pStyle w:val="ListBullet"/>
+      </w:pPr>
+      <w:r>
+        <w:rPr>
+          <w:rFonts w:ascii="Arial" w:hAnsi="Arial"/>
+          <w:sz w:val="22"/>
+        </w:rPr>
+        <w:t xml:space="preserve">DTE Smart Savers / thermostat program terms: </w:t>
+      </w:r>
+      <w:hyperlink r:id="rId24">
+        <w:r>
+          <w:rPr>
+            <w:color w:val="0563C1"/>
+            <w:u w:val="single"/>
+            <w:rFonts w:ascii="Arial" w:hAnsi="Arial"/>
+            <w:sz w:val="18"/>
+          </w:rPr>
+          <w:t>DTE SmartCurrents Terms</w:t>
+        </w:r>
+      </w:hyperlink>
+    </w:p>
+    <w:p>
+      <w:pPr>
+        <w:pStyle w:val="ListBullet"/>
+      </w:pPr>
+      <w:r>
+        <w:rPr>
+          <w:rFonts w:ascii="Arial" w:hAnsi="Arial"/>
+          <w:sz w:val="22"/>
+        </w:rPr>
+        <w:t xml:space="preserve">Thermostat Rewards / DTE FAQ: </w:t>
+      </w:r>
+      <w:hyperlink r:id="rId25">
+        <w:r>
+          <w:rPr>
+            <w:color w:val="0563C1"/>
+            <w:u w:val="single"/>
+            <w:rFonts w:ascii="Arial" w:hAnsi="Arial"/>
+            <w:sz w:val="18"/>
+          </w:rPr>
+          <w:t>Thermostat Rewards FAQ</w:t>
+        </w:r>
+      </w:hyperlink>
+    </w:p>
+    <w:p>
+      <w:pPr>
+        <w:pStyle w:val="ListBullet"/>
+      </w:pPr>
+      <w:r>
+        <w:rPr>
+          <w:rFonts w:ascii="Arial" w:hAnsi="Arial"/>
+          <w:sz w:val="22"/>
+        </w:rPr>
+        <w:t xml:space="preserve">APTIM's own energy efficiency/electrification capability page (general, not Michigan-specific): </w:t>
+      </w:r>
+      <w:hyperlink r:id="rId26">
+        <w:r>
+          <w:rPr>
+            <w:color w:val="0563C1"/>
+            <w:u w:val="single"/>
+            <w:rFonts w:ascii="Arial" w:hAnsi="Arial"/>
+            <w:sz w:val="18"/>
+          </w:rPr>
+          <w:t>APTIM services page</w:t>
+        </w:r>
+      </w:hyperlink>
+    </w:p>
+    <w:p>
+      <w:pPr>
+        <w:pStyle w:val="ListBullet"/>
+      </w:pPr>
+      <w:r>
+        <w:rPr>
+          <w:rFonts w:ascii="Arial" w:hAnsi="Arial"/>
+          <w:sz w:val="22"/>
+        </w:rPr>
+        <w:t xml:space="preserve">APTIM Entergy New Orleans Energy Smart project page (for comparison — confirmed APTIM contract, different state): </w:t>
+      </w:r>
+      <w:hyperlink r:id="rId27">
+        <w:r>
+          <w:rPr>
+            <w:color w:val="0563C1"/>
+            <w:u w:val="single"/>
+            <w:rFonts w:ascii="Arial" w:hAnsi="Arial"/>
+            <w:sz w:val="18"/>
+          </w:rPr>
+          <w:t>APTIM Energy Smart project page</w:t>
+        </w:r>
+      </w:hyperlink>
+    </w:p>
+    <w:p>
+      <w:pPr>
+        <w:pStyle w:val="Heading2"/>
+      </w:pPr>
+      <w:r>
+        <w:rPr>
+          <w:rFonts w:ascii="Arial" w:hAnsi="Arial"/>
+          <w:b/>
+          <w:color w:val="E87B22"/>
+          <w:sz w:val="26"/>
+        </w:rPr>
+        <w:t>Rate-Basing / Regulatory Economics Background</w:t>
+      </w:r>
+    </w:p>
+    <w:p>
+      <w:pPr>
+        <w:pStyle w:val="ListBullet"/>
+      </w:pPr>
+      <w:r>
+        <w:rPr>
+          <w:rFonts w:ascii="Arial" w:hAnsi="Arial"/>
+          <w:sz w:val="22"/>
+        </w:rPr>
+        <w:t xml:space="preserve">NRDC — Utility Accountability 101 (verify exact wording before quoting): </w:t>
+      </w:r>
+      <w:hyperlink r:id="rId28">
+        <w:r>
+          <w:rPr>
+            <w:color w:val="0563C1"/>
+            <w:u w:val="single"/>
+            <w:rFonts w:ascii="Arial" w:hAnsi="Arial"/>
+            <w:sz w:val="18"/>
+          </w:rPr>
+          <w:t>NRDC article</w:t>
+        </w:r>
+      </w:hyperlink>
+    </w:p>
+    <w:p>
+      <w:pPr>
+        <w:pStyle w:val="ListBullet"/>
+      </w:pPr>
+      <w:r>
+        <w:rPr>
+          <w:rFonts w:ascii="Arial" w:hAnsi="Arial"/>
+          <w:sz w:val="22"/>
+        </w:rPr>
+        <w:t xml:space="preserve">EIA — How electricity prices are regulated: </w:t>
+      </w:r>
+      <w:hyperlink r:id="rId29">
+        <w:r>
+          <w:rPr>
+            <w:color w:val="0563C1"/>
+            <w:u w:val="single"/>
+            <w:rFonts w:ascii="Arial" w:hAnsi="Arial"/>
+            <w:sz w:val="18"/>
+          </w:rPr>
+          <w:t>EIA explainer</w:t>
+        </w:r>
+      </w:hyperlink>
+    </w:p>
+    <w:p>
+      <w:pPr>
+        <w:pStyle w:val="Heading2"/>
+      </w:pPr>
+      <w:r>
+        <w:rPr>
+          <w:rFonts w:ascii="Arial" w:hAnsi="Arial"/>
+          <w:b/>
+          <w:color w:val="E87B22"/>
+          <w:sz w:val="26"/>
+        </w:rPr>
+        <w:t>PPA Background (for the distinction in Section 1)</w:t>
+      </w:r>
+    </w:p>
+    <w:p>
+      <w:pPr>
+        <w:pStyle w:val="ListBullet"/>
+      </w:pPr>
+      <w:r>
+        <w:rPr>
+          <w:rFonts w:ascii="Arial" w:hAnsi="Arial"/>
+          <w:sz w:val="22"/>
+        </w:rPr>
+        <w:t xml:space="preserve">renewabl.com — PPAs Explained: </w:t>
+      </w:r>
+      <w:hyperlink r:id="rId30">
+        <w:r>
+          <w:rPr>
+            <w:color w:val="0563C1"/>
+            <w:u w:val="single"/>
+            <w:rFonts w:ascii="Arial" w:hAnsi="Arial"/>
+            <w:sz w:val="18"/>
+          </w:rPr>
+          <w:t>renewabl.com guide</w:t>
+        </w:r>
+      </w:hyperlink>
+    </w:p>
+    <w:p>
+      <w:pPr>
+        <w:pStyle w:val="ListBullet"/>
+      </w:pPr>
+      <w:r>
+        <w:rPr>
+          <w:rFonts w:ascii="Arial" w:hAnsi="Arial"/>
+          <w:sz w:val="22"/>
+        </w:rPr>
+        <w:t xml:space="preserve">EPA — Physical PPA explainer: </w:t>
+      </w:r>
+      <w:hyperlink r:id="rId31">
+        <w:r>
+          <w:rPr>
+            <w:color w:val="0563C1"/>
+            <w:u w:val="single"/>
+            <w:rFonts w:ascii="Arial" w:hAnsi="Arial"/>
+            <w:sz w:val="18"/>
+          </w:rPr>
+          <w:t>EPA PPA page</w:t>
+        </w:r>
+      </w:hyperlink>
+    </w:p>
+    <w:p>
+      <w:pPr>
+        <w:pStyle w:val="Heading2"/>
+      </w:pPr>
+      <w:r>
+        <w:rPr>
+          <w:rFonts w:ascii="Arial" w:hAnsi="Arial"/>
+          <w:b/>
+          <w:color w:val="E87B22"/>
+          <w:sz w:val="26"/>
+        </w:rPr>
+        <w:t>Other Alex-Suggested Resources (for team context, not yet cited in this doc)</w:t>
+      </w:r>
+    </w:p>
+    <w:p>
+      <w:pPr>
+        <w:pStyle w:val="ListBullet"/>
+      </w:pPr>
+      <w:r>
+        <w:rPr>
+          <w:rFonts w:ascii="Arial" w:hAnsi="Arial"/>
+          <w:sz w:val="22"/>
+        </w:rPr>
+        <w:t xml:space="preserve">LBNL — transmission interconnection backlog easing in 2025: </w:t>
+      </w:r>
+      <w:hyperlink r:id="rId32">
+        <w:r>
+          <w:rPr>
+            <w:color w:val="0563C1"/>
+            <w:u w:val="single"/>
+            <w:rFonts w:ascii="Arial" w:hAnsi="Arial"/>
+            <w:sz w:val="18"/>
+          </w:rPr>
+          <w:t>LBNL article</w:t>
+        </w:r>
+      </w:hyperlink>
+    </w:p>
+    <w:p>
+      <w:pPr>
+        <w:pStyle w:val="ListBullet"/>
+      </w:pPr>
+      <w:r>
+        <w:rPr>
+          <w:rFonts w:ascii="Arial" w:hAnsi="Arial"/>
+          <w:sz w:val="22"/>
+        </w:rPr>
+        <w:t xml:space="preserve">Sunlit Energy — Utility-Scale BESS Guide: </w:t>
+      </w:r>
+      <w:hyperlink r:id="rId33">
+        <w:r>
+          <w:rPr>
+            <w:color w:val="0563C1"/>
+            <w:u w:val="single"/>
+            <w:rFonts w:ascii="Arial" w:hAnsi="Arial"/>
+            <w:sz w:val="18"/>
+          </w:rPr>
+          <w:t>Sunlit Energy guide</w:t>
+        </w:r>
+      </w:hyperlink>
+    </w:p>
+    <w:p>
+      <w:pPr>
+        <w:pStyle w:val="ListBullet"/>
+      </w:pPr>
+      <w:r>
+        <w:rPr>
+          <w:rFonts w:ascii="Arial" w:hAnsi="Arial"/>
+          <w:sz w:val="22"/>
+        </w:rPr>
+        <w:t xml:space="preserve">PV Magazine — Roadrunner Reserve (AZ utility-scale storage example): </w:t>
+      </w:r>
+      <w:hyperlink r:id="rId34">
+        <w:r>
+          <w:rPr>
+            <w:color w:val="0563C1"/>
+            <w:u w:val="single"/>
+            <w:rFonts w:ascii="Arial" w:hAnsi="Arial"/>
+            <w:sz w:val="18"/>
+          </w:rPr>
+          <w:t>PV Magazine article</w:t>
+        </w:r>
+      </w:hyperlink>
+    </w:p>
+    <w:p>
+      <w:pPr>
+        <w:pStyle w:val="ListBullet"/>
+      </w:pPr>
+      <w:r>
+        <w:rPr>
+          <w:rFonts w:ascii="Arial" w:hAnsi="Arial"/>
+          <w:sz w:val="22"/>
+        </w:rPr>
+        <w:t xml:space="preserve">Solar Tech Online — Net Metering Guide: </w:t>
+      </w:r>
+      <w:hyperlink r:id="rId35">
+        <w:r>
+          <w:rPr>
+            <w:color w:val="0563C1"/>
+            <w:u w:val="single"/>
+            <w:rFonts w:ascii="Arial" w:hAnsi="Arial"/>
+            <w:sz w:val="18"/>
+          </w:rPr>
+          <w:t>Solar Tech Online guide</w:t>
+        </w:r>
+      </w:hyperlink>
+    </w:p>
+    <w:p>
+      <w:pPr>
+        <w:pStyle w:val="ListBullet"/>
+      </w:pPr>
+      <w:r>
+        <w:rPr>
+          <w:rFonts w:ascii="Arial" w:hAnsi="Arial"/>
+          <w:sz w:val="22"/>
+        </w:rPr>
+        <w:t xml:space="preserve">ResLink — Solar tax credit qualification after the July 4 deadline: </w:t>
+      </w:r>
+      <w:hyperlink r:id="rId36">
+        <w:r>
+          <w:rPr>
+            <w:color w:val="0563C1"/>
+            <w:u w:val="single"/>
+            <w:rFonts w:ascii="Arial" w:hAnsi="Arial"/>
+            <w:sz w:val="18"/>
+          </w:rPr>
+          <w:t>ResLink article</w:t>
+        </w:r>
+      </w:hyperlink>
+    </w:p>
     <w:sectPr>
       <w:pgSz w:w="12240" w:h="15840"/>
       <w:pgMar w:top="1440" w:right="1800" w:bottom="1440" w:left="1800" w:header="720" w:footer="720" w:gutter="0"/>

--- a/STRIVE_Capstone_Utility_Owned_Battery_Fleet_Proposal.docx
+++ b/STRIVE_Capstone_Utility_Owned_Battery_Fleet_Proposal.docx
@@ -1908,6 +1908,532 @@
         </w:r>
       </w:hyperlink>
     </w:p>
+    <w:p>
+      <w:r>
+        <w:br w:type="page"/>
+      </w:r>
+    </w:p>
+    <w:p>
+      <w:pPr>
+        <w:pStyle w:val="Heading1"/>
+      </w:pPr>
+      <w:r>
+        <w:rPr>
+          <w:rFonts w:ascii="Arial" w:hAnsi="Arial"/>
+          <w:b/>
+          <w:color w:val="1B2A5E"/>
+          <w:sz w:val="32"/>
+        </w:rPr>
+        <w:t>9. Cost Structure — Sourced Analysis (v5 Addition)</w:t>
+      </w:r>
+    </w:p>
+    <w:p>
+      <w:r>
+        <w:rPr>
+          <w:b/>
+          <w:i w:val="0"/>
+        </w:rPr>
+        <w:t>A correction from this round of research: the DTE case number previously cited (U-20561) is DTE's 2020 rate case, NOT the 2022 case that reportedly rejected a residential battery pilot. The correct case number and MPSC's stated rationale could not be confirmed from primary sources in this research pass. DO NOT cite U-20561 in connection with the battery pilot rejection. This has been corrected on the presentation slide; flagged here for the written record.</w:t>
+      </w:r>
+    </w:p>
+    <w:p>
+      <w:pPr>
+        <w:pStyle w:val="Heading2"/>
+      </w:pPr>
+      <w:r>
+        <w:rPr>
+          <w:rFonts w:ascii="Arial" w:hAnsi="Arial"/>
+          <w:b/>
+          <w:color w:val="E87B22"/>
+          <w:sz w:val="26"/>
+        </w:rPr>
+        <w:t>What Real Programs Actually Charge — Verified vs. Unverified</w:t>
+      </w:r>
+    </w:p>
+    <w:tbl>
+      <w:tblPr>
+        <w:tblStyle w:val="LightGrid-Accent1"/>
+        <w:tblW w:type="auto" w:w="0"/>
+        <w:tblLook w:firstColumn="1" w:firstRow="1" w:lastColumn="0" w:lastRow="0" w:noHBand="0" w:noVBand="1" w:val="04A0"/>
+      </w:tblPr>
+      <w:tblGrid>
+        <w:gridCol w:w="2880"/>
+        <w:gridCol w:w="2880"/>
+        <w:gridCol w:w="2880"/>
+      </w:tblGrid>
+      <w:tr>
+        <w:tc>
+          <w:tcPr>
+            <w:tcW w:type="dxa" w:w="2880"/>
+          </w:tcPr>
+          <w:p>
+            <w:r/>
+            <w:r>
+              <w:rPr>
+                <w:b/>
+              </w:rPr>
+              <w:t>Data Point</w:t>
+            </w:r>
+          </w:p>
+        </w:tc>
+        <w:tc>
+          <w:tcPr>
+            <w:tcW w:type="dxa" w:w="2880"/>
+          </w:tcPr>
+          <w:p>
+            <w:r/>
+            <w:r>
+              <w:rPr>
+                <w:b/>
+              </w:rPr>
+              <w:t>Status</w:t>
+            </w:r>
+          </w:p>
+        </w:tc>
+        <w:tc>
+          <w:tcPr>
+            <w:tcW w:type="dxa" w:w="2880"/>
+          </w:tcPr>
+          <w:p>
+            <w:r/>
+            <w:r>
+              <w:rPr>
+                <w:b/>
+              </w:rPr>
+              <w:t>Detail</w:t>
+            </w:r>
+          </w:p>
+        </w:tc>
+      </w:tr>
+      <w:tr>
+        <w:tc>
+          <w:tcPr>
+            <w:tcW w:type="dxa" w:w="2880"/>
+          </w:tcPr>
+          <w:p>
+            <w:r>
+              <w:t>GMP Powerwall customer price</w:t>
+            </w:r>
+          </w:p>
+        </w:tc>
+        <w:tc>
+          <w:tcPr>
+            <w:tcW w:type="dxa" w:w="2880"/>
+          </w:tcPr>
+          <w:p>
+            <w:r>
+              <w:t>VERIFIED</w:t>
+            </w:r>
+          </w:p>
+        </w:tc>
+        <w:tc>
+          <w:tcPr>
+            <w:tcW w:type="dxa" w:w="2880"/>
+          </w:tcPr>
+          <w:p>
+            <w:r>
+              <w:t>$55/month or $5,500 upfront for 2 Powerwalls</w:t>
+            </w:r>
+          </w:p>
+        </w:tc>
+      </w:tr>
+      <w:tr>
+        <w:tc>
+          <w:tcPr>
+            <w:tcW w:type="dxa" w:w="2880"/>
+          </w:tcPr>
+          <w:p>
+            <w:r>
+              <w:t>Retail Powerwall + install cost</w:t>
+            </w:r>
+          </w:p>
+        </w:tc>
+        <w:tc>
+          <w:tcPr>
+            <w:tcW w:type="dxa" w:w="2880"/>
+          </w:tcPr>
+          <w:p>
+            <w:r>
+              <w:t>VERIFIED (retail estimate)</w:t>
+            </w:r>
+          </w:p>
+        </w:tc>
+        <w:tc>
+          <w:tcPr>
+            <w:tcW w:type="dxa" w:w="2880"/>
+          </w:tcPr>
+          <w:p>
+            <w:r>
+              <w:t>~$8,200-9,300/unit hardware; $10,000-15,000/unit fully installed (consumer retail pricing, not utility procurement)</w:t>
+            </w:r>
+          </w:p>
+        </w:tc>
+      </w:tr>
+      <w:tr>
+        <w:tc>
+          <w:tcPr>
+            <w:tcW w:type="dxa" w:w="2880"/>
+          </w:tcPr>
+          <w:p>
+            <w:r>
+              <w:t>GMP cost-allocation split (customer vs. rate base)</w:t>
+            </w:r>
+          </w:p>
+        </w:tc>
+        <w:tc>
+          <w:tcPr>
+            <w:tcW w:type="dxa" w:w="2880"/>
+          </w:tcPr>
+          <w:p>
+            <w:r>
+              <w:t>UNVERIFIED</w:t>
+            </w:r>
+          </w:p>
+        </w:tc>
+        <w:tc>
+          <w:tcPr>
+            <w:tcW w:type="dxa" w:w="2880"/>
+          </w:tcPr>
+          <w:p>
+            <w:r>
+              <w:t>GMP's own language ("benefits all GMP customers") suggests rate-base cost-sharing, but the exact reconciliation was not found in an accessible primary tariff filing</w:t>
+            </w:r>
+          </w:p>
+        </w:tc>
+      </w:tr>
+      <w:tr>
+        <w:tc>
+          <w:tcPr>
+            <w:tcW w:type="dxa" w:w="2880"/>
+          </w:tcPr>
+          <w:p>
+            <w:r>
+              <w:t>Federal EECBG admin fee cap</w:t>
+            </w:r>
+          </w:p>
+        </w:tc>
+        <w:tc>
+          <w:tcPr>
+            <w:tcW w:type="dxa" w:w="2880"/>
+          </w:tcPr>
+          <w:p>
+            <w:r>
+              <w:t>VERIFIED</w:t>
+            </w:r>
+          </w:p>
+        </w:tc>
+        <w:tc>
+          <w:tcPr>
+            <w:tcW w:type="dxa" w:w="2880"/>
+          </w:tcPr>
+          <w:p>
+            <w:r>
+              <w:t>10% of program funds (or $75,000 floor for local governments) -- DOE program rule. This is a federal block-grant analog, not a utility DSM benchmark specifically</w:t>
+            </w:r>
+          </w:p>
+        </w:tc>
+      </w:tr>
+      <w:tr>
+        <w:tc>
+          <w:tcPr>
+            <w:tcW w:type="dxa" w:w="2880"/>
+          </w:tcPr>
+          <w:p>
+            <w:r>
+              <w:t>DSM industry "10-20% of budget" admin benchmark</w:t>
+            </w:r>
+          </w:p>
+        </w:tc>
+        <w:tc>
+          <w:tcPr>
+            <w:tcW w:type="dxa" w:w="2880"/>
+          </w:tcPr>
+          <w:p>
+            <w:r>
+              <w:t>UNVERIFIED</w:t>
+            </w:r>
+          </w:p>
+        </w:tc>
+        <w:tc>
+          <w:tcPr>
+            <w:tcW w:type="dxa" w:w="2880"/>
+          </w:tcPr>
+          <w:p>
+            <w:r>
+              <w:t>Commonly cited in the industry but could not be traced to a specific ACEEE/E4TheFuture document in this pass</w:t>
+            </w:r>
+          </w:p>
+        </w:tc>
+      </w:tr>
+      <w:tr>
+        <w:tc>
+          <w:tcPr>
+            <w:tcW w:type="dxa" w:w="2880"/>
+          </w:tcPr>
+          <w:p>
+            <w:r>
+              <w:t>APTIM's actual Focus on Energy fee ($ or %)</w:t>
+            </w:r>
+          </w:p>
+        </w:tc>
+        <w:tc>
+          <w:tcPr>
+            <w:tcW w:type="dxa" w:w="2880"/>
+          </w:tcPr>
+          <w:p>
+            <w:r>
+              <w:t>NOT PUBLICLY DISCLOSED</w:t>
+            </w:r>
+          </w:p>
+        </w:tc>
+        <w:tc>
+          <w:tcPr>
+            <w:tcW w:type="dxa" w:w="2880"/>
+          </w:tcPr>
+          <w:p>
+            <w:r>
+              <w:t>Confirmed: the 2023-2026 SEERA-APTIM contract includes a performance-bonus mechanism (customer satisfaction, income-qualified participation, spending equity, savings goals). The base fee amount is not public in any source found.</w:t>
+            </w:r>
+          </w:p>
+        </w:tc>
+      </w:tr>
+      <w:tr>
+        <w:tc>
+          <w:tcPr>
+            <w:tcW w:type="dxa" w:w="2880"/>
+          </w:tcPr>
+          <w:p>
+            <w:r>
+              <w:t>Hawaiian Electric BYOD Plus incentive</w:t>
+            </w:r>
+          </w:p>
+        </w:tc>
+        <w:tc>
+          <w:tcPr>
+            <w:tcW w:type="dxa" w:w="2880"/>
+          </w:tcPr>
+          <w:p>
+            <w:r>
+              <w:t>VERIFIED</w:t>
+            </w:r>
+          </w:p>
+        </w:tc>
+        <w:tc>
+          <w:tcPr>
+            <w:tcW w:type="dxa" w:w="2880"/>
+          </w:tcPr>
+          <w:p>
+            <w:r>
+              <w:t>$400/kW + $400/kW low-income adder, uncapped, 5-year minimum commitment</w:t>
+            </w:r>
+          </w:p>
+        </w:tc>
+      </w:tr>
+      <w:tr>
+        <w:tc>
+          <w:tcPr>
+            <w:tcW w:type="dxa" w:w="2880"/>
+          </w:tcPr>
+          <w:p>
+            <w:r>
+              <w:t>HECO cost-recovery mechanism for BYOD Plus</w:t>
+            </w:r>
+          </w:p>
+        </w:tc>
+        <w:tc>
+          <w:tcPr>
+            <w:tcW w:type="dxa" w:w="2880"/>
+          </w:tcPr>
+          <w:p>
+            <w:r>
+              <w:t>UNVERIFIED</w:t>
+            </w:r>
+          </w:p>
+        </w:tc>
+        <w:tc>
+          <w:tcPr>
+            <w:tcW w:type="dxa" w:w="2880"/>
+          </w:tcPr>
+          <w:p>
+            <w:r>
+              <w:t>Not found -- useful only as a $/kW benchmark, not as a utility-owned-asset cost-recovery comparable</w:t>
+            </w:r>
+          </w:p>
+        </w:tc>
+      </w:tr>
+      <w:tr>
+        <w:tc>
+          <w:tcPr>
+            <w:tcW w:type="dxa" w:w="2880"/>
+          </w:tcPr>
+          <w:p>
+            <w:r>
+              <w:t>MPSC Case U-21653 cost-recovery mechanics</w:t>
+            </w:r>
+          </w:p>
+        </w:tc>
+        <w:tc>
+          <w:tcPr>
+            <w:tcW w:type="dxa" w:w="2880"/>
+          </w:tcPr>
+          <w:p>
+            <w:r>
+              <w:t>UNVERIFIED</w:t>
+            </w:r>
+          </w:p>
+        </w:tc>
+        <w:tc>
+          <w:tcPr>
+            <w:tcW w:type="dxa" w:w="2880"/>
+          </w:tcPr>
+          <w:p>
+            <w:r>
+              <w:t>Confirms an expedited 90-day APPROVAL process for pilots (DER integration is an eligible category), but does not confirm HOW costs are recovered (rider vs. rate-case true-up) -- this is a distinct, unanswered question</w:t>
+            </w:r>
+          </w:p>
+        </w:tc>
+      </w:tr>
+    </w:tbl>
+    <w:p/>
+    <w:p>
+      <w:pPr>
+        <w:pStyle w:val="Heading2"/>
+      </w:pPr>
+      <w:r>
+        <w:rPr>
+          <w:rFonts w:ascii="Arial" w:hAnsi="Arial"/>
+          <w:b/>
+          <w:color w:val="E87B22"/>
+          <w:sz w:val="26"/>
+        </w:rPr>
+        <w:t>Recommended Cost Structure for the Pitch</w:t>
+      </w:r>
+    </w:p>
+    <w:p>
+      <w:r>
+        <w:rPr>
+          <w:b/>
+          <w:i w:val="0"/>
+        </w:rPr>
+        <w:t>Hybrid model: base administration fee as a percentage of program budget, plus a performance-bonus overlay.</w:t>
+      </w:r>
+    </w:p>
+    <w:p>
+      <w:pPr>
+        <w:pStyle w:val="ListBullet"/>
+      </w:pPr>
+      <w:r>
+        <w:t>This is not a hypothetical structure — it mirrors APTIM's actual, real, currently-active Focus on Energy contract (2023-2026), which uses exactly this architecture: a base administrative role plus bonus payments tied to measurable KPIs.</w:t>
+      </w:r>
+    </w:p>
+    <w:p>
+      <w:pPr>
+        <w:pStyle w:val="ListBullet"/>
+      </w:pPr>
+      <w:r>
+        <w:t>The federal EECBG 10% cap is a citable, defensible floor reference for the base fee percentage — not a claim that this is what APTIM charges, but a legitimate industry benchmark to anchor the conversation.</w:t>
+      </w:r>
+    </w:p>
+    <w:p>
+      <w:pPr>
+        <w:pStyle w:val="ListBullet"/>
+      </w:pPr>
+      <w:r>
+        <w:t>The performance bonus would be tied to fleet uptime/dispatch reliability — a novel application of the SEERA-style bonus mechanism to a battery fleet specifically. This is a reasonable, source-grounded proposal, but it should be presented as a proposed design, not an existing precedent for battery programs.</w:t>
+      </w:r>
+    </w:p>
+    <w:p>
+      <w:pPr>
+        <w:pStyle w:val="ListBullet"/>
+      </w:pPr>
+      <w:r>
+        <w:t>The exact percentage is intentionally NOT fixed in this pitch — it would be proposed and negotiated at the RFP stage, consistent with how real utility program administration contracts are actually procured.</w:t>
+      </w:r>
+    </w:p>
+    <w:p>
+      <w:pPr>
+        <w:pStyle w:val="Heading2"/>
+      </w:pPr>
+      <w:r>
+        <w:rPr>
+          <w:rFonts w:ascii="Arial" w:hAnsi="Arial"/>
+          <w:b/>
+          <w:color w:val="E87B22"/>
+          <w:sz w:val="26"/>
+        </w:rPr>
+        <w:t>What This Means for the "Legalities + How Successful Programs Operate" Question</w:t>
+      </w:r>
+    </w:p>
+    <w:p>
+      <w:pPr>
+        <w:pStyle w:val="ListBullet"/>
+      </w:pPr>
+      <w:r>
+        <w:t>Legally, the cost recovery for the underlying battery/solar capital sits with the utility via rate base (Section 1) — that mechanism is well-established (GMP, Liberty NH precedent, Michigan's own March 2026 utility-scale battery approvals).</w:t>
+      </w:r>
+    </w:p>
+    <w:p>
+      <w:pPr>
+        <w:pStyle w:val="ListBullet"/>
+      </w:pPr>
+      <w:r>
+        <w:t>What is NOT yet settled is the specific MPSC docket mechanism for recovering costs of a NEW pilot program category under the U-21653 framework — this needs direct verification against the actual order text before the team commits to a specific recovery mechanism (rider vs. deferred accounting vs. rate-case true-up) in the pitch.</w:t>
+      </w:r>
+    </w:p>
+    <w:p>
+      <w:pPr>
+        <w:pStyle w:val="ListBullet"/>
+      </w:pPr>
+      <w:r>
+        <w:t>Recommendation: present the recovery mechanism as "to be structured through the U-21653 pilot filing process, following the pattern of rider-based or deferred-accounting recovery common to other MPSC-approved pilots" — defensible and honest without overclaiming a specific mechanism we haven't confirmed.</w:t>
+      </w:r>
+    </w:p>
+    <w:p>
+      <w:pPr>
+        <w:pStyle w:val="Heading2"/>
+      </w:pPr>
+      <w:r>
+        <w:rPr>
+          <w:rFonts w:ascii="Arial" w:hAnsi="Arial"/>
+          <w:b/>
+          <w:color w:val="E87B22"/>
+          <w:sz w:val="26"/>
+        </w:rPr>
+        <w:t>Updated QC Checklist Items (Add to Section 7)</w:t>
+      </w:r>
+    </w:p>
+    <w:p>
+      <w:pPr>
+        <w:pStyle w:val="ListBullet"/>
+      </w:pPr>
+      <w:r>
+        <w:t>MUST VERIFY: The correct MPSC case number for DTE's residential battery pilot rejection (NOT U-20561) and the Commission's actual stated rationale — pull directly from MPSC's ADMS document system (adms.apps.lara.state.mi.us) via browser, not automated fetch tools which were blocked.</w:t>
+      </w:r>
+    </w:p>
+    <w:p>
+      <w:pPr>
+        <w:pStyle w:val="ListBullet"/>
+      </w:pPr>
+      <w:r>
+        <w:t>MUST VERIFY: MPSC Case U-21653's actual cost-recovery mechanism for approved pilots (rider vs. deferred accounting vs. rate-case true-up) — the order approves an expedited APPROVAL process; it does not by itself confirm HOW costs are recovered.</w:t>
+      </w:r>
+    </w:p>
+    <w:p>
+      <w:pPr>
+        <w:pStyle w:val="ListBullet"/>
+      </w:pPr>
+      <w:r>
+        <w:t>SHOULD VERIFY: GMP's primary tariff filing for the exact capital-cost-vs-customer-payment reconciliation, if the team wants to cite a specific ratepayer/customer cost split rather than describing it qualitatively.</w:t>
+      </w:r>
+    </w:p>
+    <w:p>
+      <w:pPr>
+        <w:pStyle w:val="ListBullet"/>
+      </w:pPr>
+      <w:r>
+        <w:t>SHOULD VERIFY: The ACEEE "Cost of Saving Electricity" report, pulled directly, for any explicit administrative-cost-percentage figure, if the team wants a firmer benchmark than the federal EECBG 10% cap.</w:t>
+      </w:r>
+    </w:p>
     <w:sectPr>
       <w:pgSz w:w="12240" w:h="15840"/>
       <w:pgMar w:top="1440" w:right="1800" w:bottom="1440" w:left="1800" w:header="720" w:footer="720" w:gutter="0"/>

--- a/STRIVE_Capstone_Utility_Owned_Battery_Fleet_Proposal.docx
+++ b/STRIVE_Capstone_Utility_Owned_Battery_Fleet_Proposal.docx
@@ -2434,6 +2434,567 @@
         <w:t>SHOULD VERIFY: The ACEEE "Cost of Saving Electricity" report, pulled directly, for any explicit administrative-cost-percentage figure, if the team wants a firmer benchmark than the federal EECBG 10% cap.</w:t>
       </w:r>
     </w:p>
+    <w:p>
+      <w:r>
+        <w:br w:type="page"/>
+      </w:r>
+    </w:p>
+    <w:p>
+      <w:pPr>
+        <w:pStyle w:val="Heading1"/>
+      </w:pPr>
+      <w:r>
+        <w:rPr>
+          <w:rFonts w:ascii="Arial" w:hAnsi="Arial"/>
+          <w:b/>
+          <w:color w:val="1B2A5E"/>
+          <w:sz w:val="32"/>
+        </w:rPr>
+        <w:t>10. Update: Scope Clarification, Design Considerations, and Confirmed DTE Figures (v6)</w:t>
+      </w:r>
+    </w:p>
+    <w:p>
+      <w:r>
+        <w:rPr>
+          <w:b w:val="0"/>
+          <w:i/>
+        </w:rPr>
+        <w:t>This section consolidates findings and decisions from the primary-source DTE IRP review (Case No. U-21193, Exhibit A-3.1) and subsequent discussion. It replaces prior unverified figures and adds design/targeting details reflected on the Prioritization Framework and Service Concept slides.</w:t>
+      </w:r>
+    </w:p>
+    <w:p>
+      <w:pPr>
+        <w:pStyle w:val="Heading2"/>
+      </w:pPr>
+      <w:r>
+        <w:rPr>
+          <w:rFonts w:ascii="Arial" w:hAnsi="Arial"/>
+          <w:b/>
+          <w:color w:val="E87B22"/>
+          <w:sz w:val="26"/>
+        </w:rPr>
+        <w:t>10.1 Confirmed DTE Storage Figures — Replaces the "850+ MW" Estimate</w:t>
+      </w:r>
+    </w:p>
+    <w:p>
+      <w:r>
+        <w:rPr>
+          <w:b/>
+          <w:i w:val="0"/>
+        </w:rPr>
+        <w:t>The 850+ MW figure previously used could not be traced to any DTE document and should not be used. From DTE's actual 2022 IRP filing (Case No. U-21193):</w:t>
+      </w:r>
+    </w:p>
+    <w:tbl>
+      <w:tblPr>
+        <w:tblStyle w:val="LightGrid-Accent1"/>
+        <w:tblW w:type="auto" w:w="0"/>
+        <w:tblLook w:firstColumn="1" w:firstRow="1" w:lastColumn="0" w:lastRow="0" w:noHBand="0" w:noVBand="1" w:val="04A0"/>
+      </w:tblPr>
+      <w:tblGrid>
+        <w:gridCol w:w="4320"/>
+        <w:gridCol w:w="4320"/>
+      </w:tblGrid>
+      <w:tr>
+        <w:tc>
+          <w:tcPr>
+            <w:tcW w:type="dxa" w:w="4320"/>
+          </w:tcPr>
+          <w:p>
+            <w:r/>
+            <w:r>
+              <w:rPr>
+                <w:b/>
+              </w:rPr>
+              <w:t>Period</w:t>
+            </w:r>
+          </w:p>
+        </w:tc>
+        <w:tc>
+          <w:tcPr>
+            <w:tcW w:type="dxa" w:w="4320"/>
+          </w:tcPr>
+          <w:p>
+            <w:r/>
+            <w:r>
+              <w:rPr>
+                <w:b/>
+              </w:rPr>
+              <w:t>Storage Additions</w:t>
+            </w:r>
+          </w:p>
+        </w:tc>
+      </w:tr>
+      <w:tr>
+        <w:tc>
+          <w:tcPr>
+            <w:tcW w:type="dxa" w:w="4320"/>
+          </w:tcPr>
+          <w:p>
+            <w:r>
+              <w:t>2023-2027</w:t>
+            </w:r>
+          </w:p>
+        </w:tc>
+        <w:tc>
+          <w:tcPr>
+            <w:tcW w:type="dxa" w:w="4320"/>
+          </w:tcPr>
+          <w:p>
+            <w:r>
+              <w:t>240 MW</w:t>
+            </w:r>
+          </w:p>
+        </w:tc>
+      </w:tr>
+      <w:tr>
+        <w:tc>
+          <w:tcPr>
+            <w:tcW w:type="dxa" w:w="4320"/>
+          </w:tcPr>
+          <w:p>
+            <w:r>
+              <w:t>2028-2032</w:t>
+            </w:r>
+          </w:p>
+        </w:tc>
+        <w:tc>
+          <w:tcPr>
+            <w:tcW w:type="dxa" w:w="4320"/>
+          </w:tcPr>
+          <w:p>
+            <w:r>
+              <w:t>520 MW</w:t>
+            </w:r>
+          </w:p>
+        </w:tc>
+      </w:tr>
+      <w:tr>
+        <w:tc>
+          <w:tcPr>
+            <w:tcW w:type="dxa" w:w="4320"/>
+          </w:tcPr>
+          <w:p>
+            <w:r>
+              <w:t>Total by 2032</w:t>
+            </w:r>
+          </w:p>
+        </w:tc>
+        <w:tc>
+          <w:tcPr>
+            <w:tcW w:type="dxa" w:w="4320"/>
+          </w:tcPr>
+          <w:p>
+            <w:r>
+              <w:t>760 MW</w:t>
+            </w:r>
+          </w:p>
+        </w:tc>
+      </w:tr>
+      <w:tr>
+        <w:tc>
+          <w:tcPr>
+            <w:tcW w:type="dxa" w:w="4320"/>
+          </w:tcPr>
+          <w:p>
+            <w:r>
+              <w:t>2033-2042</w:t>
+            </w:r>
+          </w:p>
+        </w:tc>
+        <w:tc>
+          <w:tcPr>
+            <w:tcW w:type="dxa" w:w="4320"/>
+          </w:tcPr>
+          <w:p>
+            <w:r>
+              <w:t>1,050 MW</w:t>
+            </w:r>
+          </w:p>
+        </w:tc>
+      </w:tr>
+      <w:tr>
+        <w:tc>
+          <w:tcPr>
+            <w:tcW w:type="dxa" w:w="4320"/>
+          </w:tcPr>
+          <w:p>
+            <w:r>
+              <w:t>Total new by 2042</w:t>
+            </w:r>
+          </w:p>
+        </w:tc>
+        <w:tc>
+          <w:tcPr>
+            <w:tcW w:type="dxa" w:w="4320"/>
+          </w:tcPr>
+          <w:p>
+            <w:r>
+              <w:t>1,810 MW</w:t>
+            </w:r>
+          </w:p>
+        </w:tc>
+      </w:tr>
+      <w:tr>
+        <w:tc>
+          <w:tcPr>
+            <w:tcW w:type="dxa" w:w="4320"/>
+          </w:tcPr>
+          <w:p>
+            <w:r>
+              <w:t>Grand total by 2042 (incl. existing 1,120 MW Ludington pumped hydro)</w:t>
+            </w:r>
+          </w:p>
+        </w:tc>
+        <w:tc>
+          <w:tcPr>
+            <w:tcW w:type="dxa" w:w="4320"/>
+          </w:tcPr>
+          <w:p>
+            <w:r>
+              <w:t>2,900 MW</w:t>
+            </w:r>
+          </w:p>
+        </w:tc>
+      </w:tr>
+    </w:tbl>
+    <w:p/>
+    <w:p>
+      <w:r>
+        <w:rPr>
+          <w:b w:val="0"/>
+          <w:i w:val="0"/>
+        </w:rPr>
+        <w:t>Use 760 MW by 2032 for the near-term figure and 1,810 MW new / 2,900 MW total by 2042 for the long-range figure. Both are now primary-sourced.</w:t>
+      </w:r>
+    </w:p>
+    <w:p>
+      <w:pPr>
+        <w:pStyle w:val="Heading2"/>
+      </w:pPr>
+      <w:r>
+        <w:rPr>
+          <w:rFonts w:ascii="Arial" w:hAnsi="Arial"/>
+          <w:b/>
+          <w:color w:val="E87B22"/>
+          <w:sz w:val="26"/>
+        </w:rPr>
+        <w:t>10.2 Scope Clarification: Distribution Resilience, Not Generation Replacement</w:t>
+      </w:r>
+    </w:p>
+    <w:p>
+      <w:r>
+        <w:rPr>
+          <w:b/>
+          <w:i w:val="0"/>
+        </w:rPr>
+        <w:t>DTE's IRP storage buildout exists to replace Monroe Power Plant -- described in DTE's own filing as the fourth-largest coal plant in the US -- a decade-long, multi-billion-dollar generation transition. Our program is NOT part of that story and should not be pitched as if it were.</w:t>
+      </w:r>
+    </w:p>
+    <w:p>
+      <w:pPr>
+        <w:pStyle w:val="ListBullet"/>
+      </w:pPr>
+      <w:r>
+        <w:t>Our program is a distribution-level resilience investment, addressing outage backup at the neighborhood level -- a category DTE's own IRP does not cover (the IRP's demand response program list is thermostats and industrial interruptible rates; no residential battery/solar component appears anywhere in the 145-page filing).</w:t>
+      </w:r>
+    </w:p>
+    <w:p>
+      <w:pPr>
+        <w:pStyle w:val="ListBullet"/>
+      </w:pPr>
+      <w:r>
+        <w:t>This fits inside DTE's existing, separate $1B/year Distribution Grid Plan commitment (cited in the IRP itself) to "better detect, prevent and manage customer outages" -- our program is a new tool within a commitment DTE has already made publicly, not a competing ask against the coal-replacement plan.</w:t>
+      </w:r>
+    </w:p>
+    <w:p>
+      <w:pPr>
+        <w:pStyle w:val="ListBullet"/>
+      </w:pPr>
+      <w:r>
+        <w:t>Keeping the pitch anchored to funding uncertainty (the prompt) rather than generation strategy avoids inviting comparison to DTE's much larger, higher-stakes coal transition -- and may partly explain why DTE's 2022 residential battery pilot got rejected: it was a small ask evaluated inside an enormous, high-scrutiny rate case.</w:t>
+      </w:r>
+    </w:p>
+    <w:p>
+      <w:pPr>
+        <w:pStyle w:val="Heading2"/>
+      </w:pPr>
+      <w:r>
+        <w:rPr>
+          <w:rFonts w:ascii="Arial" w:hAnsi="Arial"/>
+          <w:b/>
+          <w:color w:val="E87B22"/>
+          <w:sz w:val="26"/>
+        </w:rPr>
+        <w:t>10.3 Why All Parties Say Yes (Expanded)</w:t>
+      </w:r>
+    </w:p>
+    <w:tbl>
+      <w:tblPr>
+        <w:tblStyle w:val="LightGrid-Accent1"/>
+        <w:tblW w:type="auto" w:w="0"/>
+        <w:tblLook w:firstColumn="1" w:firstRow="1" w:lastColumn="0" w:lastRow="0" w:noHBand="0" w:noVBand="1" w:val="04A0"/>
+      </w:tblPr>
+      <w:tblGrid>
+        <w:gridCol w:w="4320"/>
+        <w:gridCol w:w="4320"/>
+      </w:tblGrid>
+      <w:tr>
+        <w:tc>
+          <w:tcPr>
+            <w:tcW w:type="dxa" w:w="4320"/>
+          </w:tcPr>
+          <w:p>
+            <w:r/>
+            <w:r>
+              <w:rPr>
+                <w:b/>
+              </w:rPr>
+              <w:t>Party</w:t>
+            </w:r>
+          </w:p>
+        </w:tc>
+        <w:tc>
+          <w:tcPr>
+            <w:tcW w:type="dxa" w:w="4320"/>
+          </w:tcPr>
+          <w:p>
+            <w:r/>
+            <w:r>
+              <w:rPr>
+                <w:b/>
+              </w:rPr>
+              <w:t>Incentive</w:t>
+            </w:r>
+          </w:p>
+        </w:tc>
+      </w:tr>
+      <w:tr>
+        <w:tc>
+          <w:tcPr>
+            <w:tcW w:type="dxa" w:w="4320"/>
+          </w:tcPr>
+          <w:p>
+            <w:r>
+              <w:t>Utility (DTE)</w:t>
+            </w:r>
+          </w:p>
+        </w:tc>
+        <w:tc>
+          <w:tcPr>
+            <w:tcW w:type="dxa" w:w="4320"/>
+          </w:tcPr>
+          <w:p>
+            <w:r>
+              <w:t>Avoided capacity cost (cheaper than a new peaker plant); grows rate base (how utilities earn returns); meets PA 235 storage mandate; regulatory goodwill during an actively critical rate-case climate (MI Attorney General has intervened repeatedly against DTE/Consumers rate requests)</w:t>
+            </w:r>
+          </w:p>
+        </w:tc>
+      </w:tr>
+      <w:tr>
+        <w:tc>
+          <w:tcPr>
+            <w:tcW w:type="dxa" w:w="4320"/>
+          </w:tcPr>
+          <w:p>
+            <w:r>
+              <w:t>Household (host)</w:t>
+            </w:r>
+          </w:p>
+        </w:tc>
+        <w:tc>
+          <w:tcPr>
+            <w:tcW w:type="dxa" w:w="4320"/>
+          </w:tcPr>
+          <w:p>
+            <w:r>
+              <w:t>Free backup power and lower bills; zero upfront cost, zero monthly cost, zero maintenance responsibility, no credit check or loan</w:t>
+            </w:r>
+          </w:p>
+        </w:tc>
+      </w:tr>
+      <w:tr>
+        <w:tc>
+          <w:tcPr>
+            <w:tcW w:type="dxa" w:w="4320"/>
+          </w:tcPr>
+          <w:p>
+            <w:r>
+              <w:t>APTIM</w:t>
+            </w:r>
+          </w:p>
+        </w:tc>
+        <w:tc>
+          <w:tcPr>
+            <w:tcW w:type="dxa" w:w="4320"/>
+          </w:tcPr>
+          <w:p>
+            <w:r>
+              <w:t>Recurring administration fee (base % + performance bonus); Michigan market entry (no confirmed existing footprint); fills a real gap -- no company today administers utility-owned residential fleets end-to-end</w:t>
+            </w:r>
+          </w:p>
+        </w:tc>
+      </w:tr>
+      <w:tr>
+        <w:tc>
+          <w:tcPr>
+            <w:tcW w:type="dxa" w:w="4320"/>
+          </w:tcPr>
+          <w:p>
+            <w:r>
+              <w:t>Regulator (MPSC)</w:t>
+            </w:r>
+          </w:p>
+        </w:tc>
+        <w:tc>
+          <w:tcPr>
+            <w:tcW w:type="dxa" w:w="4320"/>
+          </w:tcPr>
+          <w:p>
+            <w:r>
+              <w:t>Resilience delivered to ratepayers without a new tax or appropriation; a performance-linked APTIM fee keeps the utility accountable for actual fleet performance, not just installation</w:t>
+            </w:r>
+          </w:p>
+        </w:tc>
+      </w:tr>
+    </w:tbl>
+    <w:p/>
+    <w:p>
+      <w:r>
+        <w:rPr>
+          <w:b w:val="0"/>
+          <w:i w:val="0"/>
+        </w:rPr>
+        <w:t>Key framing: this is not new money being spent. It is the same capital DTE would otherwise spend on a peaker plant or substation, redirected into a distributed asset that also benefits the hosting household directly.</w:t>
+      </w:r>
+    </w:p>
+    <w:p>
+      <w:pPr>
+        <w:pStyle w:val="Heading2"/>
+      </w:pPr>
+      <w:r>
+        <w:rPr>
+          <w:rFonts w:ascii="Arial" w:hAnsi="Arial"/>
+          <w:b/>
+          <w:color w:val="E87B22"/>
+          <w:sz w:val="26"/>
+        </w:rPr>
+        <w:t>10.4 Pilot Targeting: Sequencing, Not Exclusion</w:t>
+      </w:r>
+    </w:p>
+    <w:p>
+      <w:r>
+        <w:rPr>
+          <w:b/>
+          <w:i w:val="0"/>
+        </w:rPr>
+        <w:t>A valid concern was raised: a pilot should not launch in a lower-income area first. This is standard pilot design practice, not a departure from the resilience/equity thesis -- it is correct sequencing.</w:t>
+      </w:r>
+    </w:p>
+    <w:p>
+      <w:pPr>
+        <w:pStyle w:val="ListBullet"/>
+      </w:pPr>
+      <w:r>
+        <w:t>Phase 1 (Pilot): Target stable, qualifying homeowners -- owner-occupied, suitable roof condition, minimal shading, long-term residency likelihood (already APTIM's stated customer-selection criteria in the Michigan assumptions log). This minimizes execution risk (fewer install complications, higher completion rates, cleaner performance data) and produces the operational learning DTE needs before scaling.</w:t>
+      </w:r>
+    </w:p>
+    <w:p>
+      <w:pPr>
+        <w:pStyle w:val="ListBullet"/>
+      </w:pPr>
+      <w:r>
+        <w:t>Phase 2 (Scale): Once validated, expand into higher-need areas -- including lower-income and highest-outage neighborhoods -- backed by a proven track record rather than an untested pitch. This is a MORE defensible regulatory argument than testing directly on vulnerable populations: "we proved this works before deploying it to the households that need it most."</w:t>
+      </w:r>
+    </w:p>
+    <w:p>
+      <w:pPr>
+        <w:pStyle w:val="ListBullet"/>
+      </w:pPr>
+      <w:r>
+        <w:t>This sequencing also matches DTE's own stated pilot objective from the Michigan assumptions log: "creates operational learning prior to large-scale rollout."</w:t>
+      </w:r>
+    </w:p>
+    <w:p>
+      <w:pPr>
+        <w:pStyle w:val="Heading2"/>
+      </w:pPr>
+      <w:r>
+        <w:rPr>
+          <w:rFonts w:ascii="Arial" w:hAnsi="Arial"/>
+          <w:b/>
+          <w:color w:val="E87B22"/>
+          <w:sz w:val="26"/>
+        </w:rPr>
+        <w:t>10.5 Cold-Weather Battery Performance — Design Response</w:t>
+      </w:r>
+    </w:p>
+    <w:p>
+      <w:r>
+        <w:rPr>
+          <w:b/>
+          <w:i w:val="0"/>
+        </w:rPr>
+        <w:t>A real concern: lithium-ion cells can lose 50-80% of capacity in sub-freezing temperatures, and Michigan's worst outages are winter, ice-storm-driven events.</w:t>
+      </w:r>
+    </w:p>
+    <w:p>
+      <w:pPr>
+        <w:pStyle w:val="ListBullet"/>
+      </w:pPr>
+      <w:r>
+        <w:t>The severe degradation figures describe BARE cells with no thermal management -- not the hardware this program would deploy. Products like Tesla Powerwall include active internal thermal management (small heaters) and are rated for operation down to -4F (-20C).</w:t>
+      </w:r>
+    </w:p>
+    <w:p>
+      <w:pPr>
+        <w:pStyle w:val="ListBullet"/>
+      </w:pPr>
+      <w:r>
+        <w:t>Design response, stated explicitly rather than assumed: (1) specify cold-climate-rated battery chemistry with active thermal management, (2) size the system with a winter capacity buffer so the worst-case derated capacity still meets the backup-power commitment, (3) reserve a fixed "resilience floor" of capacity not touched by daily dispatch cycling, so it is guaranteed available when a storm hits.</w:t>
+      </w:r>
+    </w:p>
+    <w:p>
+      <w:pPr>
+        <w:pStyle w:val="ListBullet"/>
+      </w:pPr>
+      <w:r>
+        <w:t>Framing for the pitch: this is a design feature, explicitly engineered for the season Michigan's outages actually occur in -- not a gap glossed over.</w:t>
+      </w:r>
+    </w:p>
+    <w:p>
+      <w:pPr>
+        <w:pStyle w:val="Heading2"/>
+      </w:pPr>
+      <w:r>
+        <w:rPr>
+          <w:rFonts w:ascii="Arial" w:hAnsi="Arial"/>
+          <w:b/>
+          <w:color w:val="E87B22"/>
+          <w:sz w:val="26"/>
+        </w:rPr>
+        <w:t>10.6 Ownership Model — Restated as Settled</w:t>
+      </w:r>
+    </w:p>
+    <w:p>
+      <w:r>
+        <w:rPr>
+          <w:b w:val="0"/>
+          <w:i w:val="0"/>
+        </w:rPr>
+        <w:t>The utility owns the battery + solar fleet. The household only hosts it. This was decided early in the research (see Section 1) after confirming that any customer-paid model -- including subsidized leases like Green Mountain Power's $55/month -- fails for the demographic this program should ultimately serve. A homeowner-financed/loan alternative was evaluated at the group's request and rejected: the math does not work for an average-usage Michigan household (loan payment ~$310/month on a $34,500 system vs. an average bill of ~$130/month), and pursuing it would reintroduce the credit/upfront-cost barrier the utility-owned model was designed to eliminate, while moving APTIM into an already-crowded homeowner-financed solar market instead of the empty utility-owned-administration niche.</w:t>
+      </w:r>
+    </w:p>
+    <w:p/>
+    <w:p>
+      <w:r>
+        <w:rPr>
+          <w:i/>
+          <w:sz w:val="18"/>
+        </w:rPr>
+        <w:t>Primary source added this round: DTE Electric 2022 Integrated Resource Plan, Case No. U-21193, Exhibit A-3.1 (Executive Summary, pages 1-26).</w:t>
+      </w:r>
+    </w:p>
     <w:sectPr>
       <w:pgSz w:w="12240" w:h="15840"/>
       <w:pgMar w:top="1440" w:right="1800" w:bottom="1440" w:left="1800" w:header="720" w:footer="720" w:gutter="0"/>

--- a/STRIVE_Capstone_Utility_Owned_Battery_Fleet_Proposal.docx
+++ b/STRIVE_Capstone_Utility_Owned_Battery_Fleet_Proposal.docx
@@ -2995,6 +2995,396 @@
         <w:t>Primary source added this round: DTE Electric 2022 Integrated Resource Plan, Case No. U-21193, Exhibit A-3.1 (Executive Summary, pages 1-26).</w:t>
       </w:r>
     </w:p>
+    <w:p>
+      <w:r>
+        <w:br w:type="page"/>
+      </w:r>
+    </w:p>
+    <w:p>
+      <w:pPr>
+        <w:pStyle w:val="Heading1"/>
+      </w:pPr>
+      <w:r>
+        <w:rPr>
+          <w:rFonts w:ascii="Arial" w:hAnsi="Arial"/>
+          <w:b/>
+          <w:color w:val="002856"/>
+          <w:sz w:val="32"/>
+        </w:rPr>
+        <w:t>11. v7 Update — Deck Alignment: Market Sizing, Competitive Frame, and Open Reconciliation</w:t>
+      </w:r>
+    </w:p>
+    <w:p>
+      <w:r>
+        <w:rPr>
+          <w:b w:val="0"/>
+          <w:i/>
+        </w:rPr>
+        <w:t>Added July 2026. This section brings the doc current with the final presentation deck so the two tell the same story. Everything here is already on slides; this is the citable backup.</w:t>
+      </w:r>
+    </w:p>
+    <w:p>
+      <w:pPr>
+        <w:pStyle w:val="Heading2"/>
+      </w:pPr>
+      <w:r>
+        <w:rPr>
+          <w:rFonts w:ascii="Arial" w:hAnsi="Arial"/>
+          <w:b/>
+          <w:color w:val="FF8200"/>
+          <w:sz w:val="26"/>
+        </w:rPr>
+        <w:t>11.1 Market Sizing (Slides 7-8)</w:t>
+      </w:r>
+    </w:p>
+    <w:tbl>
+      <w:tblPr>
+        <w:tblStyle w:val="LightGrid-Accent1"/>
+        <w:tblW w:type="auto" w:w="0"/>
+        <w:tblLook w:firstColumn="1" w:firstRow="1" w:lastColumn="0" w:lastRow="0" w:noHBand="0" w:noVBand="1" w:val="04A0"/>
+      </w:tblPr>
+      <w:tblGrid>
+        <w:gridCol w:w="2160"/>
+        <w:gridCol w:w="2160"/>
+        <w:gridCol w:w="2160"/>
+        <w:gridCol w:w="2160"/>
+      </w:tblGrid>
+      <w:tr>
+        <w:tc>
+          <w:tcPr>
+            <w:tcW w:type="dxa" w:w="2160"/>
+          </w:tcPr>
+          <w:p>
+            <w:r/>
+            <w:r>
+              <w:rPr>
+                <w:b/>
+              </w:rPr>
+              <w:t>Tier</w:t>
+            </w:r>
+          </w:p>
+        </w:tc>
+        <w:tc>
+          <w:tcPr>
+            <w:tcW w:type="dxa" w:w="2160"/>
+          </w:tcPr>
+          <w:p>
+            <w:r/>
+            <w:r>
+              <w:rPr>
+                <w:b/>
+              </w:rPr>
+              <w:t>Figure</w:t>
+            </w:r>
+          </w:p>
+        </w:tc>
+        <w:tc>
+          <w:tcPr>
+            <w:tcW w:type="dxa" w:w="2160"/>
+          </w:tcPr>
+          <w:p>
+            <w:r/>
+            <w:r>
+              <w:rPr>
+                <w:b/>
+              </w:rPr>
+              <w:t>Basis</w:t>
+            </w:r>
+          </w:p>
+        </w:tc>
+        <w:tc>
+          <w:tcPr>
+            <w:tcW w:type="dxa" w:w="2160"/>
+          </w:tcPr>
+          <w:p>
+            <w:r/>
+            <w:r>
+              <w:rPr>
+                <w:b/>
+              </w:rPr>
+              <w:t>Status</w:t>
+            </w:r>
+          </w:p>
+        </w:tc>
+      </w:tr>
+      <w:tr>
+        <w:tc>
+          <w:tcPr>
+            <w:tcW w:type="dxa" w:w="2160"/>
+          </w:tcPr>
+          <w:p>
+            <w:r>
+              <w:t>TAM</w:t>
+            </w:r>
+          </w:p>
+        </w:tc>
+        <w:tc>
+          <w:tcPr>
+            <w:tcW w:type="dxa" w:w="2160"/>
+          </w:tcPr>
+          <w:p>
+            <w:r>
+              <w:t>$8.8B</w:t>
+            </w:r>
+          </w:p>
+        </w:tc>
+        <w:tc>
+          <w:tcPr>
+            <w:tcW w:type="dxa" w:w="2160"/>
+          </w:tcPr>
+          <w:p>
+            <w:r>
+              <w:t>IRA HOMES/HEAR total allocation as proxy for national program-administration demand (frozen Jan 2025 -- which IS the funding-uncertainty story)</w:t>
+            </w:r>
+          </w:p>
+        </w:tc>
+        <w:tc>
+          <w:tcPr>
+            <w:tcW w:type="dxa" w:w="2160"/>
+          </w:tcPr>
+          <w:p>
+            <w:r>
+              <w:t>Sourced (statute); proxy framing is our own choice -- say so if asked</w:t>
+            </w:r>
+          </w:p>
+        </w:tc>
+      </w:tr>
+      <w:tr>
+        <w:tc>
+          <w:tcPr>
+            <w:tcW w:type="dxa" w:w="2160"/>
+          </w:tcPr>
+          <w:p>
+            <w:r>
+              <w:t>SAM</w:t>
+            </w:r>
+          </w:p>
+        </w:tc>
+        <w:tc>
+          <w:tcPr>
+            <w:tcW w:type="dxa" w:w="2160"/>
+          </w:tcPr>
+          <w:p>
+            <w:r>
+              <w:t>~$1-2B</w:t>
+            </w:r>
+          </w:p>
+        </w:tc>
+        <w:tc>
+          <w:tcPr>
+            <w:tcW w:type="dxa" w:w="2160"/>
+          </w:tcPr>
+          <w:p>
+            <w:r>
+              <w:t>States with storage mandates + vertically integrated utilities</w:t>
+            </w:r>
+          </w:p>
+        </w:tc>
+        <w:tc>
+          <w:tcPr>
+            <w:tcW w:type="dxa" w:w="2160"/>
+          </w:tcPr>
+          <w:p>
+            <w:r>
+              <w:t>ESTIMATE -- our own narrowing, not an external figure. Flag as internal estimate</w:t>
+            </w:r>
+          </w:p>
+        </w:tc>
+      </w:tr>
+      <w:tr>
+        <w:tc>
+          <w:tcPr>
+            <w:tcW w:type="dxa" w:w="2160"/>
+          </w:tcPr>
+          <w:p>
+            <w:r>
+              <w:t>SOM</w:t>
+            </w:r>
+          </w:p>
+        </w:tc>
+        <w:tc>
+          <w:tcPr>
+            <w:tcW w:type="dxa" w:w="2160"/>
+          </w:tcPr>
+          <w:p>
+            <w:r>
+              <w:t>$1.5-4.5M/yr</w:t>
+            </w:r>
+          </w:p>
+        </w:tc>
+        <w:tc>
+          <w:tcPr>
+            <w:tcW w:type="dxa" w:w="2160"/>
+          </w:tcPr>
+          <w:p>
+            <w:r>
+              <w:t>APTIM administration fees, Michigan pilot + early expansion, Years 1-3</w:t>
+            </w:r>
+          </w:p>
+        </w:tc>
+        <w:tc>
+          <w:tcPr>
+            <w:tcW w:type="dxa" w:w="2160"/>
+          </w:tcPr>
+          <w:p>
+            <w:r>
+              <w:t>Derived from EECBG 10% admin benchmark applied to pilot-scale budgets</w:t>
+            </w:r>
+          </w:p>
+        </w:tc>
+      </w:tr>
+    </w:tbl>
+    <w:p/>
+    <w:p>
+      <w:r>
+        <w:rPr>
+          <w:b w:val="0"/>
+          <w:i w:val="0"/>
+        </w:rPr>
+        <w:t>Funding-uncertainty anchors used on Slide 7 (all sourced in the research notes): $8.8B rebate freeze (Jan 2025), 25C/25D elimination (Dec 31, 2025), 26 states + DC with EERS mandates, Duke NC program withdrawals, Louisiana ending its 2026 program, California's $290M pause.</w:t>
+      </w:r>
+    </w:p>
+    <w:p>
+      <w:pPr>
+        <w:pStyle w:val="Heading2"/>
+      </w:pPr>
+      <w:r>
+        <w:rPr>
+          <w:rFonts w:ascii="Arial" w:hAnsi="Arial"/>
+          <w:b/>
+          <w:color w:val="FF8200"/>
+          <w:sz w:val="26"/>
+        </w:rPr>
+        <w:t>11.2 Competitive Frame — "The Empty Seat" (Slide 12)</w:t>
+      </w:r>
+    </w:p>
+    <w:p>
+      <w:r>
+        <w:rPr>
+          <w:b w:val="0"/>
+          <w:i w:val="0"/>
+        </w:rPr>
+        <w:t>The deck now argues position, not features: on a map of program-administration depth vs. residential fleet operations, the top-right quadrant (deep admin + fleet operations on utility-owned assets) is empty.</w:t>
+      </w:r>
+    </w:p>
+    <w:p>
+      <w:pPr>
+        <w:pStyle w:val="ListBullet"/>
+      </w:pPr>
+      <w:r>
+        <w:t>CLEAResult / ICF / Franklin Energy: deep administration, customer-owned (BYOD) devices only</w:t>
+      </w:r>
+    </w:p>
+    <w:p>
+      <w:pPr>
+        <w:pStyle w:val="ListBullet"/>
+      </w:pPr>
+      <w:r>
+        <w:t>Stantec: engineering/EPC, no residential program operations</w:t>
+      </w:r>
+    </w:p>
+    <w:p>
+      <w:pPr>
+        <w:pStyle w:val="ListBullet"/>
+      </w:pPr>
+      <w:r>
+        <w:t>Tesla / EnergyHub: software and dispatch, no field administration</w:t>
+      </w:r>
+    </w:p>
+    <w:p>
+      <w:pPr>
+        <w:pStyle w:val="ListBullet"/>
+      </w:pPr>
+      <w:r>
+        <w:t>Sunrun: owns fleets but is a competing procurement model, concentrated in California</w:t>
+      </w:r>
+    </w:p>
+    <w:p>
+      <w:pPr>
+        <w:pStyle w:val="ListBullet"/>
+      </w:pPr>
+      <w:r>
+        <w:t>Swell Energy: the one company that tried the seat -- insolvent Sept 2024 because it carried hardware financing risk. APTIM's fee-for-service model carries none. This is the strongest Q&amp;A answer for "why hasn't anyone done this."</w:t>
+      </w:r>
+    </w:p>
+    <w:p>
+      <w:pPr>
+        <w:pStyle w:val="ListBullet"/>
+      </w:pPr>
+      <w:r>
+        <w:t>Green Mountain Power: proof the role is needed -- largest US utility-owned fleet (~9,000 batteries) had to build administration in-house because no one sells it</w:t>
+      </w:r>
+    </w:p>
+    <w:p>
+      <w:pPr>
+        <w:pStyle w:val="Heading2"/>
+      </w:pPr>
+      <w:r>
+        <w:rPr>
+          <w:rFonts w:ascii="Arial" w:hAnsi="Arial"/>
+          <w:b/>
+          <w:color w:val="FF8200"/>
+          <w:sz w:val="26"/>
+        </w:rPr>
+        <w:t>11.3 OPEN RECONCILIATION — Maija's Pilot Numbers vs. This Doc (must resolve before Denver)</w:t>
+      </w:r>
+    </w:p>
+    <w:p>
+      <w:r>
+        <w:rPr>
+          <w:b/>
+          <w:i w:val="0"/>
+        </w:rPr>
+        <w:t>Maija's Michigan use-case slides carry concrete figures: 500 homes (Ann Arbor / DTE), 6 kW solar + 15 kWh battery per home, ~$34,500/home, ~$17.25M total CAPEX, ~$1.5M/yr APTIM administration fee. This doc's position (Section 9) is that the exact fee is negotiated at RFP stage.</w:t>
+      </w:r>
+    </w:p>
+    <w:p>
+      <w:pPr>
+        <w:pStyle w:val="ListBullet"/>
+      </w:pPr>
+      <w:r>
+        <w:t>These can coexist IF the deck labels Maija's numbers as "illustrative pilot sizing" rather than committed pricing</w:t>
+      </w:r>
+    </w:p>
+    <w:p>
+      <w:pPr>
+        <w:pStyle w:val="ListBullet"/>
+      </w:pPr>
+      <w:r>
+        <w:t>$1.5M/yr on $17.25M CAPEX ≈ 8.7% -- conveniently under the EECBG 10% federal benchmark, so it is defensible if challenged</w:t>
+      </w:r>
+    </w:p>
+    <w:p>
+      <w:pPr>
+        <w:pStyle w:val="ListBullet"/>
+      </w:pPr>
+      <w:r>
+        <w:t>DECISION NEEDED: team should agree on one sentence for Q&amp;A: "These are illustrative sizing assumptions for a 500-home pilot; actual fees would be set in the RFP response."</w:t>
+      </w:r>
+    </w:p>
+    <w:p>
+      <w:pPr>
+        <w:pStyle w:val="Heading2"/>
+      </w:pPr>
+      <w:r>
+        <w:rPr>
+          <w:rFonts w:ascii="Arial" w:hAnsi="Arial"/>
+          <w:b/>
+          <w:color w:val="FF8200"/>
+          <w:sz w:val="26"/>
+        </w:rPr>
+        <w:t>11.4 Final Deck Structure (for reference)</w:t>
+      </w:r>
+    </w:p>
+    <w:p>
+      <w:r>
+        <w:rPr>
+          <w:b w:val="0"/>
+          <w:i w:val="0"/>
+        </w:rPr>
+        <w:t>1 Title | 2 Team | 3 Problem | 4 Pain Point | 5 Key Goals | 6 Prioritization Framework | 7-8 Market Analysis | 9 Big Picture (supporting) | 10 Service Concept | 11 Deeper Dive (supporting) | 12 Competitive Landscape | 13 Strategic Fit | 14 Client Use Case: Michigan | 15 Future/Scaling | 16 How APTIM Wins | 17 Thank You | 18+ Appendix. Supporting slides are attached only to the technical Service Concept section, per team direction.</w:t>
+      </w:r>
+    </w:p>
     <w:sectPr>
       <w:pgSz w:w="12240" w:h="15840"/>
       <w:pgMar w:top="1440" w:right="1800" w:bottom="1440" w:left="1800" w:header="720" w:footer="720" w:gutter="0"/>

--- a/STRIVE_Capstone_Utility_Owned_Battery_Fleet_Proposal.docx
+++ b/STRIVE_Capstone_Utility_Owned_Battery_Fleet_Proposal.docx
@@ -3385,6 +3385,289 @@
         <w:t>1 Title | 2 Team | 3 Problem | 4 Pain Point | 5 Key Goals | 6 Prioritization Framework | 7-8 Market Analysis | 9 Big Picture (supporting) | 10 Service Concept | 11 Deeper Dive (supporting) | 12 Competitive Landscape | 13 Strategic Fit | 14 Client Use Case: Michigan | 15 Future/Scaling | 16 How APTIM Wins | 17 Thank You | 18+ Appendix. Supporting slides are attached only to the technical Service Concept section, per team direction.</w:t>
       </w:r>
     </w:p>
+    <w:p>
+      <w:pPr>
+        <w:pStyle w:val="Heading2"/>
+      </w:pPr>
+      <w:r>
+        <w:rPr>
+          <w:rFonts w:ascii="Arial" w:hAnsi="Arial"/>
+          <w:b/>
+          <w:color w:val="FF8200"/>
+          <w:sz w:val="26"/>
+        </w:rPr>
+        <w:t>11.5 Sources for Section 11 (added v7.1 — all URLs confirmed via search July 2026)</w:t>
+      </w:r>
+    </w:p>
+    <w:p>
+      <w:pPr>
+        <w:pStyle w:val="ListBullet"/>
+      </w:pPr>
+      <w:r>
+        <w:rPr>
+          <w:sz w:val="20"/>
+        </w:rPr>
+        <w:t xml:space="preserve">IRS — OBBB 25C/25D termination FAQs (PL 119-21) — </w:t>
+      </w:r>
+      <w:hyperlink r:id="rId37">
+        <w:r>
+          <w:rPr>
+            <w:color w:val="0563C1"/>
+            <w:u w:val="single"/>
+          </w:rPr>
+          <w:t>https://www.irs.gov/newsroom/treasury-irs-issue-faqs-to-address-the-accelerated-termination-of-several-energy-provisions-under-obbb</w:t>
+        </w:r>
+      </w:hyperlink>
+    </w:p>
+    <w:p>
+      <w:pPr>
+        <w:pStyle w:val="ListBullet"/>
+      </w:pPr>
+      <w:r>
+        <w:rPr>
+          <w:sz w:val="20"/>
+        </w:rPr>
+        <w:t xml:space="preserve">NC Clean Energy Tech Center — 50 State Home Energy Rebates status — </w:t>
+      </w:r>
+      <w:hyperlink r:id="rId38">
+        <w:r>
+          <w:rPr>
+            <w:color w:val="0563C1"/>
+            <w:u w:val="single"/>
+          </w:rPr>
+          <w:t>https://nccleantech.ncsu.edu/2025/03/26/50-state-analysis-home-energy-rebate-programs-status/</w:t>
+        </w:r>
+      </w:hyperlink>
+    </w:p>
+    <w:p>
+      <w:pPr>
+        <w:pStyle w:val="ListBullet"/>
+      </w:pPr>
+      <w:r>
+        <w:rPr>
+          <w:sz w:val="20"/>
+        </w:rPr>
+        <w:t xml:space="preserve">ACEEE 2025 State Energy Efficiency Scorecard — </w:t>
+      </w:r>
+      <w:hyperlink r:id="rId39">
+        <w:r>
+          <w:rPr>
+            <w:color w:val="0563C1"/>
+            <w:u w:val="single"/>
+          </w:rPr>
+          <w:t>https://www.aceee.org/research-report/u2502</w:t>
+        </w:r>
+      </w:hyperlink>
+    </w:p>
+    <w:p>
+      <w:pPr>
+        <w:pStyle w:val="ListBullet"/>
+      </w:pPr>
+      <w:r>
+        <w:rPr>
+          <w:sz w:val="20"/>
+        </w:rPr>
+        <w:t xml:space="preserve">DOE EECBG Program Notice 11-002 — 10% administrative cost cap — </w:t>
+      </w:r>
+      <w:hyperlink r:id="rId40">
+        <w:r>
+          <w:rPr>
+            <w:color w:val="0563C1"/>
+            <w:u w:val="single"/>
+          </w:rPr>
+          <w:t>https://www.energy.gov/eere/wipo/downloads/eecbg-11-002-clarification-ten-percent-limitation-use-funds-administrative</w:t>
+        </w:r>
+      </w:hyperlink>
+    </w:p>
+    <w:p>
+      <w:pPr>
+        <w:pStyle w:val="ListBullet"/>
+      </w:pPr>
+      <w:r>
+        <w:rPr>
+          <w:sz w:val="20"/>
+        </w:rPr>
+        <w:t xml:space="preserve">SACE — Duke Energy residential program withdrawals — </w:t>
+      </w:r>
+      <w:hyperlink r:id="rId41">
+        <w:r>
+          <w:rPr>
+            <w:color w:val="0563C1"/>
+            <w:u w:val="single"/>
+          </w:rPr>
+          <w:t>https://cleanenergy.org/news/the-withdrawal-and-greenwashing-of-duke-energy/</w:t>
+        </w:r>
+      </w:hyperlink>
+    </w:p>
+    <w:p>
+      <w:pPr>
+        <w:pStyle w:val="ListBullet"/>
+      </w:pPr>
+      <w:r>
+        <w:rPr>
+          <w:sz w:val="20"/>
+        </w:rPr>
+        <w:t xml:space="preserve">WAFB — Louisiana PSC 3-2 vote ending 2026 efficiency program — </w:t>
+      </w:r>
+      <w:hyperlink r:id="rId42">
+        <w:r>
+          <w:rPr>
+            <w:color w:val="0563C1"/>
+            <w:u w:val="single"/>
+          </w:rPr>
+          <w:t>https://www.wafb.com/2025/04/18/public-service-commission-votes-3-2-end-2026-energy-efficiency-program/</w:t>
+        </w:r>
+      </w:hyperlink>
+    </w:p>
+    <w:p>
+      <w:pPr>
+        <w:pStyle w:val="ListBullet"/>
+      </w:pPr>
+      <w:r>
+        <w:rPr>
+          <w:sz w:val="20"/>
+        </w:rPr>
+        <w:t xml:space="preserve">Hawaiian Electric — Swell Energy insolvency statement (Sept 2024) — </w:t>
+      </w:r>
+      <w:hyperlink r:id="rId43">
+        <w:r>
+          <w:rPr>
+            <w:color w:val="0563C1"/>
+            <w:u w:val="single"/>
+          </w:rPr>
+          <w:t>https://www.hawaiianelectric.com/hawaiian-electric-will-pay-customers-with-battery-systems-upfront-incentives-owed-by-insolvent-third-party-provider</w:t>
+        </w:r>
+      </w:hyperlink>
+    </w:p>
+    <w:p>
+      <w:pPr>
+        <w:pStyle w:val="ListBullet"/>
+      </w:pPr>
+      <w:r>
+        <w:rPr>
+          <w:sz w:val="20"/>
+        </w:rPr>
+        <w:t xml:space="preserve">Green Mountain Power — Zero Outages Initiative announcement — </w:t>
+      </w:r>
+      <w:hyperlink r:id="rId44">
+        <w:r>
+          <w:rPr>
+            <w:color w:val="0563C1"/>
+            <w:u w:val="single"/>
+          </w:rPr>
+          <w:t>https://greenmountainpower.com/news/green-mountain-power-launches-first-in-nation-2030-zero-outages-initiative/</w:t>
+        </w:r>
+      </w:hyperlink>
+    </w:p>
+    <w:p>
+      <w:pPr>
+        <w:pStyle w:val="ListBullet"/>
+      </w:pPr>
+      <w:r>
+        <w:rPr>
+          <w:sz w:val="20"/>
+        </w:rPr>
+        <w:t xml:space="preserve">Vermont PUC Case 23-3501-PET — GMP Zero Outages petition — </w:t>
+      </w:r>
+      <w:hyperlink r:id="rId45">
+        <w:r>
+          <w:rPr>
+            <w:color w:val="0563C1"/>
+            <w:u w:val="single"/>
+          </w:rPr>
+          <w:t>https://puc.vermont.gov/event/puc-case-no-23-3501-pet-evidentiary-hearing-petition-green-mountain-power-approval-its-zero</w:t>
+        </w:r>
+      </w:hyperlink>
+    </w:p>
+    <w:p>
+      <w:pPr>
+        <w:pStyle w:val="ListBullet"/>
+      </w:pPr>
+      <w:r>
+        <w:rPr>
+          <w:sz w:val="20"/>
+        </w:rPr>
+        <w:t xml:space="preserve">MPSC — statewide energy storage target workgroup (Case U-21571 / PA 235) — </w:t>
+      </w:r>
+      <w:hyperlink r:id="rId9">
+        <w:r>
+          <w:rPr>
+            <w:color w:val="0563C1"/>
+            <w:u w:val="single"/>
+          </w:rPr>
+          <w:t>https://www.michigan.gov/mpsc/commission/workgroups/2023-energy-legislation/statewide-energy-storage-target</w:t>
+        </w:r>
+      </w:hyperlink>
+    </w:p>
+    <w:p>
+      <w:pPr>
+        <w:pStyle w:val="ListBullet"/>
+      </w:pPr>
+      <w:r>
+        <w:rPr>
+          <w:sz w:val="20"/>
+        </w:rPr>
+        <w:t xml:space="preserve">Michigan PA 235 of 2023 — statute text (PDF) — </w:t>
+      </w:r>
+      <w:hyperlink r:id="rId12">
+        <w:r>
+          <w:rPr>
+            <w:color w:val="0563C1"/>
+            <w:u w:val="single"/>
+          </w:rPr>
+          <w:t>https://www.legislature.mi.gov/documents/2023-2024/publicact/pdf/2023-PA-0235.pdf</w:t>
+        </w:r>
+      </w:hyperlink>
+    </w:p>
+    <w:p>
+      <w:pPr>
+        <w:pStyle w:val="ListBullet"/>
+      </w:pPr>
+      <w:r>
+        <w:rPr>
+          <w:sz w:val="20"/>
+        </w:rPr>
+        <w:t xml:space="preserve">MPSC news release, Mar 27 2026 — 1,332 MW utility-owned storage approval — </w:t>
+      </w:r>
+      <w:hyperlink r:id="rId10">
+        <w:r>
+          <w:rPr>
+            <w:color w:val="0563C1"/>
+            <w:u w:val="single"/>
+          </w:rPr>
+          <w:t>https://www.michigan.gov/mpsc/commission/news-releases/2026/03/27/mpsc-goes-big-on-batteries</w:t>
+        </w:r>
+      </w:hyperlink>
+    </w:p>
+    <w:p>
+      <w:pPr>
+        <w:pStyle w:val="ListBullet"/>
+      </w:pPr>
+      <w:r>
+        <w:rPr>
+          <w:sz w:val="20"/>
+        </w:rPr>
+        <w:t xml:space="preserve">MISO 2025/2026 Planning Resource Auction results ($666.50/MW-day) — </w:t>
+      </w:r>
+      <w:hyperlink r:id="rId46">
+        <w:r>
+          <w:rPr>
+            <w:color w:val="0563C1"/>
+            <w:u w:val="single"/>
+          </w:rPr>
+          <w:t>https://www.misoenergy.org/meet-miso/media-center/2025---news-releases/misos-planning-resource-auction-indicates-sufficient-resources/</w:t>
+        </w:r>
+      </w:hyperlink>
+    </w:p>
+    <w:p>
+      <w:r>
+        <w:rPr>
+          <w:i/>
+          <w:sz w:val="18"/>
+        </w:rPr>
+        <w:t>Caveat: URLs located via search-result listings; pages themselves could not be opened from this environment. Each teammate QC pass should click through. One gap: no dedicated GMP page confirming the ~9,000-battery fleet count was found — that figure traces to the VT PUC filing and press coverage, so treat the count as approximate.</w:t>
+      </w:r>
+    </w:p>
     <w:sectPr>
       <w:pgSz w:w="12240" w:h="15840"/>
       <w:pgMar w:top="1440" w:right="1800" w:bottom="1440" w:left="1800" w:header="720" w:footer="720" w:gutter="0"/>

--- a/STRIVE_Capstone_Utility_Owned_Battery_Fleet_Proposal.docx
+++ b/STRIVE_Capstone_Utility_Owned_Battery_Fleet_Proposal.docx
@@ -3668,6 +3668,553 @@
         <w:t>Caveat: URLs located via search-result listings; pages themselves could not be opened from this environment. Each teammate QC pass should click through. One gap: no dedicated GMP page confirming the ~9,000-battery fleet count was found — that figure traces to the VT PUC filing and press coverage, so treat the count as approximate.</w:t>
       </w:r>
     </w:p>
+    <w:p>
+      <w:r>
+        <w:br w:type="page"/>
+      </w:r>
+    </w:p>
+    <w:p>
+      <w:pPr>
+        <w:pStyle w:val="Heading1"/>
+      </w:pPr>
+      <w:r>
+        <w:rPr>
+          <w:rFonts w:ascii="Arial" w:hAnsi="Arial"/>
+          <w:b/>
+          <w:color w:val="002856"/>
+          <w:sz w:val="32"/>
+        </w:rPr>
+        <w:t>12. QC Resolution Pass (v8) — Every Flagged Item Answered</w:t>
+      </w:r>
+    </w:p>
+    <w:p>
+      <w:r>
+        <w:rPr>
+          <w:b w:val="0"/>
+          <w:i/>
+        </w:rPr>
+        <w:t>July 2026 research sweep. Every MUST/SHOULD VERIFY and open question from Sections 7, 9, and 10 was re-researched. Status codes: RESOLVED (confirmed, safe to present), RESOLVED WITH NUANCE (confirmed but wording matters), WORKAROUND (original claim unverifiable -- use the alternative stated), STILL OPEN (present as an open question, not a fact). Everything below is from search-result evidence; page-level fetches remain blocked, so citation-grade quotes still require opening the linked orders.</w:t>
+      </w:r>
+    </w:p>
+    <w:tbl>
+      <w:tblPr>
+        <w:tblStyle w:val="LightGrid-Accent1"/>
+        <w:tblW w:type="auto" w:w="0"/>
+        <w:tblLook w:firstColumn="1" w:firstRow="1" w:lastColumn="0" w:lastRow="0" w:noHBand="0" w:noVBand="1" w:val="04A0"/>
+      </w:tblPr>
+      <w:tblGrid>
+        <w:gridCol w:w="2880"/>
+        <w:gridCol w:w="2880"/>
+        <w:gridCol w:w="2880"/>
+      </w:tblGrid>
+      <w:tr>
+        <w:tc>
+          <w:tcPr>
+            <w:tcW w:type="dxa" w:w="2880"/>
+          </w:tcPr>
+          <w:p>
+            <w:r/>
+            <w:r>
+              <w:rPr>
+                <w:b/>
+              </w:rPr>
+              <w:t>Flagged Item</w:t>
+            </w:r>
+          </w:p>
+        </w:tc>
+        <w:tc>
+          <w:tcPr>
+            <w:tcW w:type="dxa" w:w="2880"/>
+          </w:tcPr>
+          <w:p>
+            <w:r/>
+            <w:r>
+              <w:rPr>
+                <w:b/>
+              </w:rPr>
+              <w:t>Status</w:t>
+            </w:r>
+          </w:p>
+        </w:tc>
+        <w:tc>
+          <w:tcPr>
+            <w:tcW w:type="dxa" w:w="2880"/>
+          </w:tcPr>
+          <w:p>
+            <w:r/>
+            <w:r>
+              <w:rPr>
+                <w:b/>
+              </w:rPr>
+              <w:t>Resolution</w:t>
+            </w:r>
+          </w:p>
+        </w:tc>
+      </w:tr>
+      <w:tr>
+        <w:tc>
+          <w:tcPr>
+            <w:tcW w:type="dxa" w:w="2880"/>
+          </w:tcPr>
+          <w:p>
+            <w:r>
+              <w:t>DTE battery pilot rejection case number</w:t>
+            </w:r>
+          </w:p>
+        </w:tc>
+        <w:tc>
+          <w:tcPr>
+            <w:tcW w:type="dxa" w:w="2880"/>
+          </w:tcPr>
+          <w:p>
+            <w:r>
+              <w:t>RESOLVED</w:t>
+            </w:r>
+          </w:p>
+        </w:tc>
+        <w:tc>
+          <w:tcPr>
+            <w:tcW w:type="dxa" w:w="2880"/>
+          </w:tcPr>
+          <w:p>
+            <w:r>
+              <w:t>Case U-20836, Final Order Nov 18, 2022 (NOT U-20561). Confirmed by ELPC, Vote Solar, CUB of Michigan, and MPSC news release.</w:t>
+            </w:r>
+          </w:p>
+        </w:tc>
+      </w:tr>
+      <w:tr>
+        <w:tc>
+          <w:tcPr>
+            <w:tcW w:type="dxa" w:w="2880"/>
+          </w:tcPr>
+          <w:p>
+            <w:r>
+              <w:t>Rejection rationale</w:t>
+            </w:r>
+          </w:p>
+        </w:tc>
+        <w:tc>
+          <w:tcPr>
+            <w:tcW w:type="dxa" w:w="2880"/>
+          </w:tcPr>
+          <w:p>
+            <w:r>
+              <w:t>RESOLVED WITH NUANCE -- AND IT HELPS US</w:t>
+            </w:r>
+          </w:p>
+        </w:tc>
+        <w:tc>
+          <w:tcPr>
+            <w:tcW w:type="dxa" w:w="2880"/>
+          </w:tcPr>
+          <w:p>
+            <w:r>
+              <w:t>Venue and process, not batteries: the Commission disallowed pilots bundled into the rate case and encouraged refiling as standalone pilots with deferred accounting. The same order APPROVED a DTE transit battery program. Follow-up technical conference on residential storage held July 25, 2023 (U-21399); nothing filed since. PITCH IMPLICATION: our proposed route (standalone expedited pilot under U-21653) is the exact path the Commission invited.</w:t>
+            </w:r>
+          </w:p>
+        </w:tc>
+      </w:tr>
+      <w:tr>
+        <w:tc>
+          <w:tcPr>
+            <w:tcW w:type="dxa" w:w="2880"/>
+          </w:tcPr>
+          <w:p>
+            <w:r>
+              <w:t>U-21653 cost-recovery mechanism</w:t>
+            </w:r>
+          </w:p>
+        </w:tc>
+        <w:tc>
+          <w:tcPr>
+            <w:tcW w:type="dxa" w:w="2880"/>
+          </w:tcPr>
+          <w:p>
+            <w:r>
+              <w:t>RESOLVED WITH NUANCE</w:t>
+            </w:r>
+          </w:p>
+        </w:tc>
+        <w:tc>
+          <w:tcPr>
+            <w:tcW w:type="dxa" w:w="2880"/>
+          </w:tcPr>
+          <w:p>
+            <w:r>
+              <w:t>Workplan approved April 10, 2025; five focus areas include DER integration and grid reliability. Mechanism is LIKELY deferred accounting with rate-case true-up (per the U-20898 framework and the U-20836 language); no dedicated rider found. Present as "deferred accounting expected, confirmed at filing."</w:t>
+            </w:r>
+          </w:p>
+        </w:tc>
+      </w:tr>
+      <w:tr>
+        <w:tc>
+          <w:tcPr>
+            <w:tcW w:type="dxa" w:w="2880"/>
+          </w:tcPr>
+          <w:p>
+            <w:r>
+              <w:t>PA 235 statutory text (2,500 MW / 2029)</w:t>
+            </w:r>
+          </w:p>
+        </w:tc>
+        <w:tc>
+          <w:tcPr>
+            <w:tcW w:type="dxa" w:w="2880"/>
+          </w:tcPr>
+          <w:p>
+            <w:r>
+              <w:t>RESOLVED</w:t>
+            </w:r>
+          </w:p>
+        </w:tc>
+        <w:tc>
+          <w:tcPr>
+            <w:tcW w:type="dxa" w:w="2880"/>
+          </w:tcPr>
+          <w:p>
+            <w:r>
+              <w:t>Statute text confirmed via snippet: providers must PETITION by Dec 31, 2029 to meet their share of a 2,500 MW statewide target. Careful wording: 2029 is the petition/plan deadline, not a build deadline. "By 2030" phrasing in press coverage is paraphrase.</w:t>
+            </w:r>
+          </w:p>
+        </w:tc>
+      </w:tr>
+      <w:tr>
+        <w:tc>
+          <w:tcPr>
+            <w:tcW w:type="dxa" w:w="2880"/>
+          </w:tcPr>
+          <w:p>
+            <w:r>
+              <w:t>DTE IRP storage figures (U-21193)</w:t>
+            </w:r>
+          </w:p>
+        </w:tc>
+        <w:tc>
+          <w:tcPr>
+            <w:tcW w:type="dxa" w:w="2880"/>
+          </w:tcPr>
+          <w:p>
+            <w:r>
+              <w:t>RESOLVED WITH NUANCE</w:t>
+            </w:r>
+          </w:p>
+        </w:tc>
+        <w:tc>
+          <w:tcPr>
+            <w:tcW w:type="dxa" w:w="2880"/>
+          </w:tcPr>
+          <w:p>
+            <w:r>
+              <w:t>Filed IRP (our primary-source PDF): 760 MW by 2032. The approved SETTLEMENT accelerated this: 780 MW through 2030, &gt;1,800 MW by 2042. Slides citing 760 MW are safe (primary source), but the settlement number 780/2030 is stronger. Consumers U-21090: 75 MW by 2027, 550 MW by 2040.</w:t>
+            </w:r>
+          </w:p>
+        </w:tc>
+      </w:tr>
+      <w:tr>
+        <w:tc>
+          <w:tcPr>
+            <w:tcW w:type="dxa" w:w="2880"/>
+          </w:tcPr>
+          <w:p>
+            <w:r>
+              <w:t>Michigan interconnection rules for utility-owned residential batteries</w:t>
+            </w:r>
+          </w:p>
+        </w:tc>
+        <w:tc>
+          <w:tcPr>
+            <w:tcW w:type="dxa" w:w="2880"/>
+          </w:tcPr>
+          <w:p>
+            <w:r>
+              <w:t>RESOLVED WITH NUANCE</w:t>
+            </w:r>
+          </w:p>
+        </w:tc>
+        <w:tc>
+          <w:tcPr>
+            <w:tcW w:type="dxa" w:w="2880"/>
+          </w:tcPr>
+          <w:p>
+            <w:r>
+              <w:t>MIXDG rules (eff. April 2023) explicitly contemplate the utility as an interconnection customer for DERs. No tariff yet specifically addresses utility-owned behind-the-meter residential batteries -- present as "rules accommodate it; the pilot would establish the template," which strengthens the first-mover story.</w:t>
+            </w:r>
+          </w:p>
+        </w:tc>
+      </w:tr>
+      <w:tr>
+        <w:tc>
+          <w:tcPr>
+            <w:tcW w:type="dxa" w:w="2880"/>
+          </w:tcPr>
+          <w:p>
+            <w:r>
+              <w:t>NREL ATB battery capital cost</w:t>
+            </w:r>
+          </w:p>
+        </w:tc>
+        <w:tc>
+          <w:tcPr>
+            <w:tcW w:type="dxa" w:w="2880"/>
+          </w:tcPr>
+          <w:p>
+            <w:r>
+              <w:t>WORKAROUND</w:t>
+            </w:r>
+          </w:p>
+        </w:tc>
+        <w:tc>
+          <w:tcPr>
+            <w:tcW w:type="dxa" w:w="2880"/>
+          </w:tcPr>
+          <w:p>
+            <w:r>
+              <w:t>Representative system confirmed (5 kW / 12.5 kWh) but specific $/kWh values live in data tables search cannot see. Do NOT cite an ATB dollar figure; keep using Maija's $34,500/home installed estimate labeled as internal, plus MISO capacity prices for value side.</w:t>
+            </w:r>
+          </w:p>
+        </w:tc>
+      </w:tr>
+      <w:tr>
+        <w:tc>
+          <w:tcPr>
+            <w:tcW w:type="dxa" w:w="2880"/>
+          </w:tcPr>
+          <w:p>
+            <w:r>
+              <w:t>ACEEE admin-cost % benchmark</w:t>
+            </w:r>
+          </w:p>
+        </w:tc>
+        <w:tc>
+          <w:tcPr>
+            <w:tcW w:type="dxa" w:w="2880"/>
+          </w:tcPr>
+          <w:p>
+            <w:r>
+              <w:t>WORKAROUND</w:t>
+            </w:r>
+          </w:p>
+        </w:tc>
+        <w:tc>
+          <w:tcPr>
+            <w:tcW w:type="dxa" w:w="2880"/>
+          </w:tcPr>
+          <w:p>
+            <w:r>
+              <w:t>No explicit admin-% figure exists in ACEEE's Cost of Saving Electricity work. Keep EECBG 10% federal cap as the admin benchmark. Bonus figure now available: average utility cost of saved energy $0.025/kWh (ACEEE 2021, 48 largest utilities).</w:t>
+            </w:r>
+          </w:p>
+        </w:tc>
+      </w:tr>
+      <w:tr>
+        <w:tc>
+          <w:tcPr>
+            <w:tcW w:type="dxa" w:w="2880"/>
+          </w:tcPr>
+          <w:p>
+            <w:r>
+              <w:t>NRDC rate-base explanation wording</w:t>
+            </w:r>
+          </w:p>
+        </w:tc>
+        <w:tc>
+          <w:tcPr>
+            <w:tcW w:type="dxa" w:w="2880"/>
+          </w:tcPr>
+          <w:p>
+            <w:r>
+              <w:t>RESOLVED</w:t>
+            </w:r>
+          </w:p>
+        </w:tc>
+        <w:tc>
+          <w:tcPr>
+            <w:tcW w:type="dxa" w:w="2880"/>
+          </w:tcPr>
+          <w:p>
+            <w:r>
+              <w:t>Our plain-language explanation matches NRDC's: "if a utility spends $100 on capital, they might collect $110 -- $100 for the asset, $10 as profit." Safe to cite.</w:t>
+            </w:r>
+          </w:p>
+        </w:tc>
+      </w:tr>
+      <w:tr>
+        <w:tc>
+          <w:tcPr>
+            <w:tcW w:type="dxa" w:w="2880"/>
+          </w:tcPr>
+          <w:p>
+            <w:r>
+              <w:t>APTIM Michigan presence</w:t>
+            </w:r>
+          </w:p>
+        </w:tc>
+        <w:tc>
+          <w:tcPr>
+            <w:tcW w:type="dxa" w:w="2880"/>
+          </w:tcPr>
+          <w:p>
+            <w:r>
+              <w:t>RESOLVED (as market entry)</w:t>
+            </w:r>
+          </w:p>
+        </w:tc>
+        <w:tc>
+          <w:tcPr>
+            <w:tcW w:type="dxa" w:w="2880"/>
+          </w:tcPr>
+          <w:p>
+            <w:r>
+              <w:t>No current Michigan utility contract found. Historical footprint only (2019 WARN notice) + MEEA membership covering Michigan. Present Michigan as NEW-MARKET ENTRY backed by adjacent-state incumbency -- do not claim existing presence. The team-meeting claim of a Michigan footprint is not supported.</w:t>
+            </w:r>
+          </w:p>
+        </w:tc>
+      </w:tr>
+      <w:tr>
+        <w:tc>
+          <w:tcPr>
+            <w:tcW w:type="dxa" w:w="2880"/>
+          </w:tcPr>
+          <w:p>
+            <w:r>
+              <w:t>GMP tariff / customer cost split</w:t>
+            </w:r>
+          </w:p>
+        </w:tc>
+        <w:tc>
+          <w:tcPr>
+            <w:tcW w:type="dxa" w:w="2880"/>
+          </w:tcPr>
+          <w:p>
+            <w:r>
+              <w:t>RESOLVED</w:t>
+            </w:r>
+          </w:p>
+        </w:tc>
+        <w:tc>
+          <w:tcPr>
+            <w:tcW w:type="dxa" w:w="2880"/>
+          </w:tcPr>
+          <w:p>
+            <w:r>
+              <w:t>Powerwall lease: $55/mo or $5,500 upfront for two Powerwalls, 10-yr term (VT PUC tariff, Case 23-1335-TF; enrollment caps lifted Aug 2023). BYOD: up to $10,500 upfront incentive. Fleet: 10,000+ batteries / 5,000+ customers as of July 2026, ~10% of Vermont's summer peak. UPDATE SLIDES: use "10,000+" not "~9,000."</w:t>
+            </w:r>
+          </w:p>
+        </w:tc>
+      </w:tr>
+      <w:tr>
+        <w:tc>
+          <w:tcPr>
+            <w:tcW w:type="dxa" w:w="2880"/>
+          </w:tcPr>
+          <w:p>
+            <w:r>
+              <w:t>Consumers Energy residential storage</w:t>
+            </w:r>
+          </w:p>
+        </w:tc>
+        <w:tc>
+          <w:tcPr>
+            <w:tcW w:type="dxa" w:w="2880"/>
+          </w:tcPr>
+          <w:p>
+            <w:r>
+              <w:t>RESOLVED (gap confirmed)</w:t>
+            </w:r>
+          </w:p>
+        </w:tc>
+        <w:tc>
+          <w:tcPr>
+            <w:tcW w:type="dxa" w:w="2880"/>
+          </w:tcPr>
+          <w:p>
+            <w:r>
+              <w:t>Only a 50-home 2019 Sunverge pilot (closed). Current residential DR is thermostats only; storage strategy is utility-scale. No residential installer network. The residential-fleet gap at BOTH Michigan IOUs is confirmed.</w:t>
+            </w:r>
+          </w:p>
+        </w:tc>
+      </w:tr>
+      <w:tr>
+        <w:tc>
+          <w:tcPr>
+            <w:tcW w:type="dxa" w:w="2880"/>
+          </w:tcPr>
+          <w:p>
+            <w:r>
+              <w:t>Section 48E ITC for utility-owned systems</w:t>
+            </w:r>
+          </w:p>
+        </w:tc>
+        <w:tc>
+          <w:tcPr>
+            <w:tcW w:type="dxa" w:w="2880"/>
+          </w:tcPr>
+          <w:p>
+            <w:r>
+              <w:t>RESOLVED WITH NUANCE -- ADDS URGENCY</w:t>
+            </w:r>
+          </w:p>
+        </w:tc>
+        <w:tc>
+          <w:tcPr>
+            <w:tcW w:type="dxa" w:w="2880"/>
+          </w:tcPr>
+          <w:p>
+            <w:r>
+              <w:t>Third-party-owned residential solar+storage still qualifies for the 30% commercial ITC (48E) after OBBB killed 25D. A utility owner LIKELY qualifies (normalization rules apply -- flag for tax counsel). CRITICAL TIMING: solar must begin construction by July 4, 2026 or be in service by end-2027; STANDALONE STORAGE keeps the longer IRA timeline. This is a live urgency argument: file the pilot fast enough and the battery portion keeps its 30% credit regardless.</w:t>
+            </w:r>
+          </w:p>
+        </w:tc>
+      </w:tr>
+    </w:tbl>
+    <w:p/>
+    <w:p>
+      <w:pPr>
+        <w:pStyle w:val="Heading2"/>
+      </w:pPr>
+      <w:r>
+        <w:rPr>
+          <w:rFonts w:ascii="Arial" w:hAnsi="Arial"/>
+          <w:b/>
+          <w:color w:val="FF8200"/>
+          <w:sz w:val="26"/>
+        </w:rPr>
+        <w:t>12.1 What Changed on the Slides as a Result</w:t>
+      </w:r>
+    </w:p>
+    <w:p>
+      <w:r>
+        <w:rPr>
+          <w:b w:val="0"/>
+          <w:i w:val="0"/>
+        </w:rPr>
+        <w:t>(1) Michigan slide: "Known risk" replaced with "De-risked" -- the U-20836 rejection is now cited as precedent FOR our filing route. (2) Competitive slide: GMP count updated to 10,000+ batteries. (3) Speaker notes carry the full U-20836/U-21399/U-21653 chain for Q&amp;A.</w:t>
+      </w:r>
+    </w:p>
+    <w:p>
+      <w:pPr>
+        <w:pStyle w:val="Heading2"/>
+      </w:pPr>
+      <w:r>
+        <w:rPr>
+          <w:rFonts w:ascii="Arial" w:hAnsi="Arial"/>
+          <w:b/>
+          <w:color w:val="FF8200"/>
+          <w:sz w:val="26"/>
+        </w:rPr>
+        <w:t>12.2 Still Requiring a Human Click (citation-grade quotes only)</w:t>
+      </w:r>
+    </w:p>
+    <w:p>
+      <w:r>
+        <w:rPr>
+          <w:b w:val="0"/>
+          <w:i w:val="0"/>
+        </w:rPr>
+        <w:t>Nothing remains unverified at the claim level, but for verbatim quotes in front of leadership: the U-20836 order PDF (exact rejection language), the U-21653 April 2025 order (exact accounting treatment), and the ATB data spreadsheet (if anyone insists on an NREL dollar figure). All three links are in Sections 8 and 11.5.</w:t>
+      </w:r>
+    </w:p>
     <w:sectPr>
       <w:pgSz w:w="12240" w:h="15840"/>
       <w:pgMar w:top="1440" w:right="1800" w:bottom="1440" w:left="1800" w:header="720" w:footer="720" w:gutter="0"/>

--- a/STRIVE_Capstone_Utility_Owned_Battery_Fleet_Proposal.docx
+++ b/STRIVE_Capstone_Utility_Owned_Battery_Fleet_Proposal.docx
@@ -4215,6 +4215,77 @@
         <w:t>Nothing remains unverified at the claim level, but for verbatim quotes in front of leadership: the U-20836 order PDF (exact rejection language), the U-21653 April 2025 order (exact accounting treatment), and the ATB data spreadsheet (if anyone insists on an NREL dollar figure). All three links are in Sections 8 and 11.5.</w:t>
       </w:r>
     </w:p>
+    <w:p/>
+    <w:p>
+      <w:pPr>
+        <w:pStyle w:val="Heading1"/>
+      </w:pPr>
+      <w:r>
+        <w:t>13. Competitive Moat -- Talking Point (Added for Presenter Prep)</w:t>
+      </w:r>
+    </w:p>
+    <w:p>
+      <w:pPr/>
+      <w:r>
+        <w:t>Question this answers: once the pilot proves out, what stops CLEAResult or ICF from just building the same battery-fleet-administration offering themselves?</w:t>
+      </w:r>
+    </w:p>
+    <w:p>
+      <w:pPr>
+        <w:pStyle w:val="Heading2"/>
+      </w:pPr>
+      <w:r>
+        <w:t>13.1 The moat is operational depth, not exclusivity</w:t>
+      </w:r>
+    </w:p>
+    <w:p>
+      <w:pPr/>
+      <w:r>
+        <w:t>CLEAResult, ICF, and Franklin Energy are deep on program administration, but only for customer-owned (BYOD) rebate programs. None has run field operations on a utility-owned fleet -- site selection, hosting agreements, install QA, contractor network, compliance reporting on assets the utility itself owns. That is a different operational capability, not a paperwork difference.</w:t>
+      </w:r>
+    </w:p>
+    <w:p>
+      <w:pPr>
+        <w:pStyle w:val="Heading2"/>
+      </w:pPr>
+      <w:r>
+        <w:t>13.2 Someone already tried to copy this seat and failed</w:t>
+      </w:r>
+    </w:p>
+    <w:p>
+      <w:pPr/>
+      <w:r>
+        <w:t>Swell Energy attempted to fill this role and went insolvent in September 2024, because it tried to carry hardware financing itself. Even Green Mountain Power, the largest residential battery fleet in the US (10,000+ batteries), had to build the field-administration role in-house, because no company sells it as a service today.</w:t>
+      </w:r>
+    </w:p>
+    <w:p>
+      <w:pPr>
+        <w:pStyle w:val="Heading2"/>
+      </w:pPr>
+      <w:r>
+        <w:t>13.3 APTIM's actual edge is incumbency, not being first</w:t>
+      </w:r>
+    </w:p>
+    <w:p>
+      <w:pPr/>
+      <w:r>
+        <w:t>APTIM already has 15 years of PSC relationships and an installed contractor network in the Midwest via Focus on Energy in Wisconsin (50,000+ projects/year). CLEAResult also operates in this region but only runs BYOD/rebate programs. A competitor chasing this seat would be building fleet-operations capability from zero in a region where APTIM already has utility trust and boots-on-the-ground installers.</w:t>
+      </w:r>
+    </w:p>
+    <w:p>
+      <w:pPr>
+        <w:pStyle w:val="Heading2"/>
+      </w:pPr>
+      <w:r>
+        <w:t>13.4 Compressed answer for the room</w:t>
+      </w:r>
+    </w:p>
+    <w:p>
+      <w:pPr/>
+      <w:r>
+        <w:t>"CLEAResult and ICF are strong on program advisory, but neither has ever run field operations on a utility-owned fleet -- that's a different capability, and the one company that tried to build it, Swell Energy, went insolvent doing it in 2024. Even Green Mountain Power, the largest fleet in the country, had to build that role in-house because no one sells it. We're not claiming to be uncopiable forever -- we're claiming we already have the contractor network and utility relationships in this region that a competitor would need years to build from scratch."</w:t>
+      </w:r>
+    </w:p>
     <w:sectPr>
       <w:pgSz w:w="12240" w:h="15840"/>
       <w:pgMar w:top="1440" w:right="1800" w:bottom="1440" w:left="1800" w:header="720" w:footer="720" w:gutter="0"/>
